--- a/Experiment_9/Experiment9.docx
+++ b/Experiment_9/Experiment9.docx
@@ -182,7 +182,19 @@
         <w:rPr>
           <w:lang w:val="en-GB"/>
         </w:rPr>
-        <w:t xml:space="preserve"> 1/4</w:t>
+        <w:t xml:space="preserve"> 1</w:t>
+      </w:r>
+      <w:r>
+        <w:rPr>
+          <w:lang w:val="en-GB"/>
+        </w:rPr>
+        <w:t>7</w:t>
+      </w:r>
+      <w:r>
+        <w:rPr>
+          <w:lang w:val="en-GB"/>
+        </w:rPr>
+        <w:t>/4</w:t>
       </w:r>
       <w:r>
         <w:rPr>
@@ -267,26 +279,33 @@
     </w:p>
     <w:p>
       <w:pPr>
-        <w:pStyle w:val="NoSpacing"/>
-        <w:spacing w:after="240"/>
-        <w:rPr>
-          <w:lang w:val="en-GB"/>
-        </w:rPr>
-      </w:pPr>
-      <w:r>
-        <w:rPr>
-          <w:lang w:val="en-GB"/>
-        </w:rPr>
-        <w:t>To understand and implement database triggers in PostgreSQL to automate data validation and computational logic, ensuring data integrity by enforcing business rules during DML operations.</w:t>
-      </w:r>
-    </w:p>
-    <w:p>
-      <w:pPr>
         <w:pStyle w:val="Heading2"/>
         <w:keepNext w:val="0"/>
         <w:keepLines w:val="0"/>
         <w:spacing w:after="80"/>
         <w:rPr>
+          <w:rFonts w:ascii="Times New Roman" w:hAnsi="Times New Roman" w:cs="Times New Roman"/>
+          <w:sz w:val="28"/>
+          <w:szCs w:val="28"/>
+        </w:rPr>
+      </w:pPr>
+      <w:r>
+        <w:rPr>
+          <w:rFonts w:ascii="Times New Roman" w:hAnsi="Times New Roman" w:cs="Times New Roman"/>
+          <w:sz w:val="28"/>
+          <w:szCs w:val="28"/>
+        </w:rPr>
+        <w:t>To design and implement stored procedures in PostgreSQL for performing Create, Read, Update, and Delete (CRUD) operations on database tables in an efficient, secure, and reusable manner.</w:t>
+      </w:r>
+    </w:p>
+    <w:p>
+      <w:pPr>
+        <w:pStyle w:val="Heading2"/>
+        <w:keepNext w:val="0"/>
+        <w:keepLines w:val="0"/>
+        <w:spacing w:after="80"/>
+        <w:rPr>
+          <w:rFonts w:ascii="Times New Roman" w:hAnsi="Times New Roman" w:cs="Times New Roman"/>
           <w:b/>
           <w:bCs/>
           <w:sz w:val="36"/>
@@ -294,10 +313,9 @@
           <w:lang w:val="en-GB"/>
         </w:rPr>
       </w:pPr>
-      <w:bookmarkStart w:id="0" w:name="_or7izfa03zkk" w:colFirst="0" w:colLast="0"/>
-      <w:bookmarkEnd w:id="0"/>
-      <w:r>
-        <w:rPr>
+      <w:r>
+        <w:rPr>
+          <w:rFonts w:ascii="Times New Roman" w:hAnsi="Times New Roman" w:cs="Times New Roman"/>
           <w:b/>
           <w:bCs/>
           <w:sz w:val="36"/>
@@ -408,11 +426,19 @@
           <w:lang w:val="en-GB"/>
         </w:rPr>
       </w:pPr>
-      <w:r>
-        <w:rPr>
-          <w:lang w:val="en-GB"/>
-        </w:rPr>
-        <w:t>pgAdmin (for PostgreSQL)</w:t>
+      <w:proofErr w:type="spellStart"/>
+      <w:r>
+        <w:rPr>
+          <w:lang w:val="en-GB"/>
+        </w:rPr>
+        <w:t>pgAdmin</w:t>
+      </w:r>
+      <w:proofErr w:type="spellEnd"/>
+      <w:r>
+        <w:rPr>
+          <w:lang w:val="en-GB"/>
+        </w:rPr>
+        <w:t xml:space="preserve"> (for PostgreSQL)</w:t>
       </w:r>
     </w:p>
     <w:p>
@@ -437,8 +463,8 @@
           <w:lang w:val="en-GB"/>
         </w:rPr>
       </w:pPr>
-      <w:bookmarkStart w:id="1" w:name="_odex62x8d8g0" w:colFirst="0" w:colLast="0"/>
-      <w:bookmarkEnd w:id="1"/>
+      <w:bookmarkStart w:id="0" w:name="_odex62x8d8g0" w:colFirst="0" w:colLast="0"/>
+      <w:bookmarkEnd w:id="0"/>
       <w:r>
         <w:rPr>
           <w:b/>
@@ -470,16 +496,26 @@
           <w:numId w:val="19"/>
         </w:numPr>
         <w:rPr>
-          <w:lang w:val="en-GB"/>
-        </w:rPr>
-      </w:pPr>
-      <w:bookmarkStart w:id="2" w:name="_5aggrxrwlyau" w:colFirst="0" w:colLast="0"/>
-      <w:bookmarkEnd w:id="2"/>
-      <w:r>
-        <w:rPr>
-          <w:lang w:val="en-GB"/>
-        </w:rPr>
-        <w:t>To create a trigger function that performs automatic calculations on row-level data.</w:t>
+          <w:lang w:val="en-IN"/>
+        </w:rPr>
+      </w:pPr>
+      <w:r>
+        <w:rPr>
+          <w:lang w:val="en-IN"/>
+        </w:rPr>
+        <w:t xml:space="preserve"> </w:t>
+      </w:r>
+      <w:r>
+        <w:rPr>
+          <w:lang w:val="en-IN"/>
+        </w:rPr>
+        <w:t xml:space="preserve"> </w:t>
+      </w:r>
+      <w:r>
+        <w:rPr>
+          <w:lang w:val="en-IN"/>
+        </w:rPr>
+        <w:t xml:space="preserve">To understand the concept and importance of stored procedures </w:t>
       </w:r>
     </w:p>
     <w:p>
@@ -490,14 +526,20 @@
           <w:numId w:val="19"/>
         </w:numPr>
         <w:rPr>
-          <w:lang w:val="en-GB"/>
-        </w:rPr>
-      </w:pPr>
-      <w:r>
-        <w:rPr>
-          <w:lang w:val="en-GB"/>
-        </w:rPr>
-        <w:t>To define a BEFORE INSERT trigger that intercepts data entry for validation.</w:t>
+          <w:lang w:val="en-IN"/>
+        </w:rPr>
+      </w:pPr>
+      <w:r>
+        <w:rPr>
+          <w:lang w:val="en-IN"/>
+        </w:rPr>
+        <w:t xml:space="preserve"> </w:t>
+      </w:r>
+      <w:r>
+        <w:rPr>
+          <w:lang w:val="en-IN"/>
+        </w:rPr>
+        <w:t xml:space="preserve"> To implement parameterized stored procedures </w:t>
       </w:r>
     </w:p>
     <w:p>
@@ -508,14 +550,20 @@
           <w:numId w:val="19"/>
         </w:numPr>
         <w:rPr>
-          <w:lang w:val="en-GB"/>
-        </w:rPr>
-      </w:pPr>
-      <w:r>
-        <w:rPr>
-          <w:lang w:val="en-GB"/>
-        </w:rPr>
-        <w:t>To implement custom exception handling using the RAISE EXCEPTION command.</w:t>
+          <w:lang w:val="en-IN"/>
+        </w:rPr>
+      </w:pPr>
+      <w:r>
+        <w:rPr>
+          <w:lang w:val="en-IN"/>
+        </w:rPr>
+        <w:t xml:space="preserve"> </w:t>
+      </w:r>
+      <w:r>
+        <w:rPr>
+          <w:lang w:val="en-IN"/>
+        </w:rPr>
+        <w:t xml:space="preserve"> To perform CRUD operations (INSERT, SELECT, UPDATE, DELETE) </w:t>
       </w:r>
     </w:p>
     <w:p>
@@ -526,14 +574,38 @@
           <w:numId w:val="19"/>
         </w:numPr>
         <w:rPr>
-          <w:lang w:val="en-GB"/>
-        </w:rPr>
-      </w:pPr>
-      <w:r>
-        <w:rPr>
-          <w:lang w:val="en-GB"/>
-        </w:rPr>
-        <w:t>To verify trigger behaviour by testing both valid and invalid data scenarios within a transaction.</w:t>
+          <w:lang w:val="en-IN"/>
+        </w:rPr>
+      </w:pPr>
+      <w:r>
+        <w:rPr>
+          <w:lang w:val="en-IN"/>
+        </w:rPr>
+        <w:t xml:space="preserve">  To improve database performance and security </w:t>
+      </w:r>
+    </w:p>
+    <w:p>
+      <w:pPr>
+        <w:pStyle w:val="NoSpacing"/>
+        <w:numPr>
+          <w:ilvl w:val="0"/>
+          <w:numId w:val="19"/>
+        </w:numPr>
+        <w:rPr>
+          <w:lang w:val="en-GB"/>
+        </w:rPr>
+      </w:pPr>
+      <w:r>
+        <w:rPr>
+          <w:lang w:val="en-IN"/>
+        </w:rPr>
+        <w:t xml:space="preserve">  To gain industry-relevant procedural SQL experience</w:t>
+      </w:r>
+      <w:r>
+        <w:rPr>
+          <w:lang w:val="en-GB"/>
+        </w:rPr>
+        <w:t>.</w:t>
       </w:r>
     </w:p>
     <w:p>
@@ -558,9 +630,493 @@
           <w:szCs w:val="36"/>
           <w:lang w:val="en-GB"/>
         </w:rPr>
-        <w:t>Pra</w:t>
-      </w:r>
-      <w:r>
+        <w:t>Procedure</w:t>
+      </w:r>
+    </w:p>
+    <w:p>
+      <w:pPr>
+        <w:pStyle w:val="Heading2"/>
+        <w:numPr>
+          <w:ilvl w:val="0"/>
+          <w:numId w:val="24"/>
+        </w:numPr>
+        <w:tabs>
+          <w:tab w:val="clear" w:pos="502"/>
+        </w:tabs>
+        <w:spacing w:before="0" w:after="80"/>
+        <w:ind w:left="720"/>
+        <w:rPr>
+          <w:rFonts w:ascii="Times New Roman" w:hAnsi="Times New Roman" w:cs="Times New Roman"/>
+          <w:sz w:val="28"/>
+          <w:szCs w:val="28"/>
+          <w:lang w:val="en-IN"/>
+        </w:rPr>
+      </w:pPr>
+      <w:r>
+        <w:rPr>
+          <w:rFonts w:ascii="Times New Roman" w:hAnsi="Times New Roman" w:cs="Times New Roman"/>
+          <w:sz w:val="28"/>
+          <w:szCs w:val="28"/>
+          <w:lang w:val="en-IN"/>
+        </w:rPr>
+        <w:lastRenderedPageBreak/>
+        <w:t>Initialization of Environment</w:t>
+      </w:r>
+      <w:r>
+        <w:rPr>
+          <w:rFonts w:ascii="Times New Roman" w:hAnsi="Times New Roman" w:cs="Times New Roman"/>
+          <w:sz w:val="28"/>
+          <w:szCs w:val="28"/>
+          <w:lang w:val="en-IN"/>
+        </w:rPr>
+        <w:br/>
+        <w:t xml:space="preserve">The PostgreSQL environment was started using </w:t>
+      </w:r>
+      <w:proofErr w:type="spellStart"/>
+      <w:r>
+        <w:rPr>
+          <w:rFonts w:ascii="Times New Roman" w:hAnsi="Times New Roman" w:cs="Times New Roman"/>
+          <w:sz w:val="28"/>
+          <w:szCs w:val="28"/>
+          <w:lang w:val="en-IN"/>
+        </w:rPr>
+        <w:t>pgAdmin</w:t>
+      </w:r>
+      <w:proofErr w:type="spellEnd"/>
+      <w:r>
+        <w:rPr>
+          <w:rFonts w:ascii="Times New Roman" w:hAnsi="Times New Roman" w:cs="Times New Roman"/>
+          <w:sz w:val="28"/>
+          <w:szCs w:val="28"/>
+          <w:lang w:val="en-IN"/>
+        </w:rPr>
+        <w:t xml:space="preserve"> or terminal. A connection was established with the required database to perform the experiment. </w:t>
+      </w:r>
+    </w:p>
+    <w:p>
+      <w:pPr>
+        <w:pStyle w:val="Heading2"/>
+        <w:numPr>
+          <w:ilvl w:val="0"/>
+          <w:numId w:val="25"/>
+        </w:numPr>
+        <w:tabs>
+          <w:tab w:val="clear" w:pos="720"/>
+        </w:tabs>
+        <w:spacing w:before="0" w:after="80"/>
+        <w:rPr>
+          <w:rFonts w:ascii="Times New Roman" w:hAnsi="Times New Roman" w:cs="Times New Roman"/>
+          <w:sz w:val="28"/>
+          <w:szCs w:val="28"/>
+          <w:lang w:val="en-IN"/>
+        </w:rPr>
+      </w:pPr>
+      <w:r>
+        <w:rPr>
+          <w:rFonts w:ascii="Times New Roman" w:hAnsi="Times New Roman" w:cs="Times New Roman"/>
+          <w:sz w:val="28"/>
+          <w:szCs w:val="28"/>
+          <w:lang w:val="en-IN"/>
+        </w:rPr>
+        <w:t>Creation of Table</w:t>
+      </w:r>
+      <w:r>
+        <w:rPr>
+          <w:rFonts w:ascii="Times New Roman" w:hAnsi="Times New Roman" w:cs="Times New Roman"/>
+          <w:sz w:val="28"/>
+          <w:szCs w:val="28"/>
+          <w:lang w:val="en-IN"/>
+        </w:rPr>
+        <w:br/>
+        <w:t xml:space="preserve">A table named </w:t>
+      </w:r>
+      <w:r>
+        <w:rPr>
+          <w:rFonts w:ascii="Times New Roman" w:hAnsi="Times New Roman" w:cs="Times New Roman"/>
+          <w:i/>
+          <w:iCs/>
+          <w:sz w:val="28"/>
+          <w:szCs w:val="28"/>
+          <w:lang w:val="en-IN"/>
+        </w:rPr>
+        <w:t>student</w:t>
+      </w:r>
+      <w:r>
+        <w:rPr>
+          <w:rFonts w:ascii="Times New Roman" w:hAnsi="Times New Roman" w:cs="Times New Roman"/>
+          <w:sz w:val="28"/>
+          <w:szCs w:val="28"/>
+          <w:lang w:val="en-IN"/>
+        </w:rPr>
+        <w:t xml:space="preserve"> was created with appropriate attributes such as ID, name, age, and course. The ID field was defined as the primary key to uniquely identify each record. </w:t>
+      </w:r>
+    </w:p>
+    <w:p>
+      <w:pPr>
+        <w:pStyle w:val="Heading2"/>
+        <w:numPr>
+          <w:ilvl w:val="0"/>
+          <w:numId w:val="26"/>
+        </w:numPr>
+        <w:tabs>
+          <w:tab w:val="clear" w:pos="720"/>
+        </w:tabs>
+        <w:spacing w:before="0" w:after="80"/>
+        <w:rPr>
+          <w:rFonts w:ascii="Times New Roman" w:hAnsi="Times New Roman" w:cs="Times New Roman"/>
+          <w:sz w:val="28"/>
+          <w:szCs w:val="28"/>
+          <w:lang w:val="en-IN"/>
+        </w:rPr>
+      </w:pPr>
+      <w:r>
+        <w:rPr>
+          <w:rFonts w:ascii="Times New Roman" w:hAnsi="Times New Roman" w:cs="Times New Roman"/>
+          <w:sz w:val="28"/>
+          <w:szCs w:val="28"/>
+          <w:lang w:val="en-IN"/>
+        </w:rPr>
+        <w:t>Implementation of INSERT Procedure</w:t>
+      </w:r>
+      <w:r>
+        <w:rPr>
+          <w:rFonts w:ascii="Times New Roman" w:hAnsi="Times New Roman" w:cs="Times New Roman"/>
+          <w:sz w:val="28"/>
+          <w:szCs w:val="28"/>
+          <w:lang w:val="en-IN"/>
+        </w:rPr>
+        <w:br/>
+        <w:t xml:space="preserve">A stored procedure was designed to insert new records into the student table. The procedure accepts parameters such as name, age, and course, and adds a new entry into the table. This demonstrates the Create operation of CRUD. </w:t>
+      </w:r>
+    </w:p>
+    <w:p>
+      <w:pPr>
+        <w:pStyle w:val="Heading2"/>
+        <w:numPr>
+          <w:ilvl w:val="0"/>
+          <w:numId w:val="28"/>
+        </w:numPr>
+        <w:tabs>
+          <w:tab w:val="clear" w:pos="720"/>
+        </w:tabs>
+        <w:spacing w:before="0" w:after="80"/>
+        <w:rPr>
+          <w:rFonts w:ascii="Times New Roman" w:hAnsi="Times New Roman" w:cs="Times New Roman"/>
+          <w:sz w:val="28"/>
+          <w:szCs w:val="28"/>
+          <w:lang w:val="en-IN"/>
+        </w:rPr>
+      </w:pPr>
+      <w:r>
+        <w:rPr>
+          <w:rFonts w:ascii="Times New Roman" w:hAnsi="Times New Roman" w:cs="Times New Roman"/>
+          <w:sz w:val="28"/>
+          <w:szCs w:val="28"/>
+          <w:lang w:val="en-IN"/>
+        </w:rPr>
+        <w:t>Execution of INSERT Procedure</w:t>
+      </w:r>
+      <w:r>
+        <w:rPr>
+          <w:rFonts w:ascii="Times New Roman" w:hAnsi="Times New Roman" w:cs="Times New Roman"/>
+          <w:sz w:val="28"/>
+          <w:szCs w:val="28"/>
+          <w:lang w:val="en-IN"/>
+        </w:rPr>
+        <w:br/>
+        <w:t xml:space="preserve">The insert procedure was executed by passing appropriate values as arguments. The successful addition of records confirmed the working of the procedure. </w:t>
+      </w:r>
+    </w:p>
+    <w:p>
+      <w:pPr>
+        <w:pStyle w:val="Heading2"/>
+        <w:numPr>
+          <w:ilvl w:val="0"/>
+          <w:numId w:val="28"/>
+        </w:numPr>
+        <w:tabs>
+          <w:tab w:val="clear" w:pos="720"/>
+        </w:tabs>
+        <w:spacing w:before="0" w:after="80"/>
+        <w:rPr>
+          <w:rFonts w:ascii="Times New Roman" w:hAnsi="Times New Roman" w:cs="Times New Roman"/>
+          <w:sz w:val="28"/>
+          <w:szCs w:val="28"/>
+          <w:lang w:val="en-IN"/>
+        </w:rPr>
+      </w:pPr>
+      <w:r>
+        <w:rPr>
+          <w:rFonts w:ascii="Times New Roman" w:hAnsi="Times New Roman" w:cs="Times New Roman"/>
+          <w:sz w:val="28"/>
+          <w:szCs w:val="28"/>
+          <w:lang w:val="en-IN"/>
+        </w:rPr>
+        <w:t>Implementation of READ Operation</w:t>
+      </w:r>
+      <w:r>
+        <w:rPr>
+          <w:rFonts w:ascii="Times New Roman" w:hAnsi="Times New Roman" w:cs="Times New Roman"/>
+          <w:sz w:val="28"/>
+          <w:szCs w:val="28"/>
+          <w:lang w:val="en-IN"/>
+        </w:rPr>
+        <w:br/>
+        <w:t xml:space="preserve">A function was created to retrieve data from the student table. It returns all the records present in the table, allowing users to view stored data efficiently. </w:t>
+      </w:r>
+    </w:p>
+    <w:p>
+      <w:pPr>
+        <w:pStyle w:val="Heading2"/>
+        <w:numPr>
+          <w:ilvl w:val="0"/>
+          <w:numId w:val="29"/>
+        </w:numPr>
+        <w:spacing w:before="0" w:after="80"/>
+        <w:rPr>
+          <w:rFonts w:ascii="Times New Roman" w:hAnsi="Times New Roman" w:cs="Times New Roman"/>
+          <w:sz w:val="28"/>
+          <w:szCs w:val="28"/>
+          <w:lang w:val="en-IN"/>
+        </w:rPr>
+      </w:pPr>
+      <w:r>
+        <w:rPr>
+          <w:rFonts w:ascii="Times New Roman" w:hAnsi="Times New Roman" w:cs="Times New Roman"/>
+          <w:sz w:val="28"/>
+          <w:szCs w:val="28"/>
+          <w:lang w:val="en-IN"/>
+        </w:rPr>
+        <w:t>Execution of READ Operation</w:t>
+      </w:r>
+      <w:r>
+        <w:rPr>
+          <w:rFonts w:ascii="Times New Roman" w:hAnsi="Times New Roman" w:cs="Times New Roman"/>
+          <w:sz w:val="28"/>
+          <w:szCs w:val="28"/>
+          <w:lang w:val="en-IN"/>
+        </w:rPr>
+        <w:br/>
+        <w:t xml:space="preserve">The function was executed to display all the records from the table. The output confirmed that data retrieval was functioning correctly. </w:t>
+      </w:r>
+    </w:p>
+    <w:p>
+      <w:pPr>
+        <w:pStyle w:val="Heading2"/>
+        <w:numPr>
+          <w:ilvl w:val="0"/>
+          <w:numId w:val="30"/>
+        </w:numPr>
+        <w:spacing w:before="0" w:after="80"/>
+        <w:rPr>
+          <w:rFonts w:ascii="Times New Roman" w:hAnsi="Times New Roman" w:cs="Times New Roman"/>
+          <w:sz w:val="28"/>
+          <w:szCs w:val="28"/>
+          <w:lang w:val="en-IN"/>
+        </w:rPr>
+      </w:pPr>
+      <w:r>
+        <w:rPr>
+          <w:rFonts w:ascii="Times New Roman" w:hAnsi="Times New Roman" w:cs="Times New Roman"/>
+          <w:sz w:val="28"/>
+          <w:szCs w:val="28"/>
+          <w:lang w:val="en-IN"/>
+        </w:rPr>
+        <w:t>Implementation of UPDATE Procedure</w:t>
+      </w:r>
+      <w:r>
+        <w:rPr>
+          <w:rFonts w:ascii="Times New Roman" w:hAnsi="Times New Roman" w:cs="Times New Roman"/>
+          <w:sz w:val="28"/>
+          <w:szCs w:val="28"/>
+          <w:lang w:val="en-IN"/>
+        </w:rPr>
+        <w:br/>
+        <w:t xml:space="preserve">A stored procedure was created to update existing records in the table. The procedure takes parameters such as ID and updated values, and modifies the corresponding record. </w:t>
+      </w:r>
+    </w:p>
+    <w:p>
+      <w:pPr>
+        <w:pStyle w:val="Heading2"/>
+        <w:numPr>
+          <w:ilvl w:val="0"/>
+          <w:numId w:val="31"/>
+        </w:numPr>
+        <w:spacing w:before="0" w:after="80"/>
+        <w:rPr>
+          <w:rFonts w:ascii="Times New Roman" w:hAnsi="Times New Roman" w:cs="Times New Roman"/>
+          <w:sz w:val="28"/>
+          <w:szCs w:val="28"/>
+          <w:lang w:val="en-IN"/>
+        </w:rPr>
+      </w:pPr>
+      <w:r>
+        <w:rPr>
+          <w:rFonts w:ascii="Times New Roman" w:hAnsi="Times New Roman" w:cs="Times New Roman"/>
+          <w:sz w:val="28"/>
+          <w:szCs w:val="28"/>
+          <w:lang w:val="en-IN"/>
+        </w:rPr>
+        <w:t>Execution of UPDATE Procedure</w:t>
+      </w:r>
+      <w:r>
+        <w:rPr>
+          <w:rFonts w:ascii="Times New Roman" w:hAnsi="Times New Roman" w:cs="Times New Roman"/>
+          <w:sz w:val="28"/>
+          <w:szCs w:val="28"/>
+          <w:lang w:val="en-IN"/>
+        </w:rPr>
+        <w:br/>
+        <w:t xml:space="preserve">The update procedure was executed to modify specific records. The changes were verified by retrieving the updated data. </w:t>
+      </w:r>
+    </w:p>
+    <w:p>
+      <w:pPr>
+        <w:pStyle w:val="Heading2"/>
+        <w:numPr>
+          <w:ilvl w:val="0"/>
+          <w:numId w:val="32"/>
+        </w:numPr>
+        <w:spacing w:before="0" w:after="80"/>
+        <w:rPr>
+          <w:rFonts w:ascii="Times New Roman" w:hAnsi="Times New Roman" w:cs="Times New Roman"/>
+          <w:sz w:val="28"/>
+          <w:szCs w:val="28"/>
+          <w:lang w:val="en-IN"/>
+        </w:rPr>
+      </w:pPr>
+      <w:r>
+        <w:rPr>
+          <w:rFonts w:ascii="Times New Roman" w:hAnsi="Times New Roman" w:cs="Times New Roman"/>
+          <w:sz w:val="28"/>
+          <w:szCs w:val="28"/>
+          <w:lang w:val="en-IN"/>
+        </w:rPr>
+        <w:t>Implementation of DELETE Procedure</w:t>
+      </w:r>
+      <w:r>
+        <w:rPr>
+          <w:rFonts w:ascii="Times New Roman" w:hAnsi="Times New Roman" w:cs="Times New Roman"/>
+          <w:sz w:val="28"/>
+          <w:szCs w:val="28"/>
+          <w:lang w:val="en-IN"/>
+        </w:rPr>
+        <w:br/>
+        <w:t xml:space="preserve">A stored procedure was developed to delete records from the table based on a given ID. This ensures controlled removal of data. </w:t>
+      </w:r>
+    </w:p>
+    <w:p>
+      <w:pPr>
+        <w:pStyle w:val="Heading2"/>
+        <w:numPr>
+          <w:ilvl w:val="0"/>
+          <w:numId w:val="33"/>
+        </w:numPr>
+        <w:spacing w:before="0" w:after="80"/>
+        <w:rPr>
+          <w:rFonts w:ascii="Times New Roman" w:hAnsi="Times New Roman" w:cs="Times New Roman"/>
+          <w:sz w:val="28"/>
+          <w:szCs w:val="28"/>
+          <w:lang w:val="en-IN"/>
+        </w:rPr>
+      </w:pPr>
+      <w:r>
+        <w:rPr>
+          <w:rFonts w:ascii="Times New Roman" w:hAnsi="Times New Roman" w:cs="Times New Roman"/>
+          <w:sz w:val="28"/>
+          <w:szCs w:val="28"/>
+          <w:lang w:val="en-IN"/>
+        </w:rPr>
+        <w:lastRenderedPageBreak/>
+        <w:t>Execution of DELETE Procedure</w:t>
+      </w:r>
+      <w:r>
+        <w:rPr>
+          <w:rFonts w:ascii="Times New Roman" w:hAnsi="Times New Roman" w:cs="Times New Roman"/>
+          <w:sz w:val="28"/>
+          <w:szCs w:val="28"/>
+          <w:lang w:val="en-IN"/>
+        </w:rPr>
+        <w:br/>
+        <w:t xml:space="preserve">The delete procedure was executed to remove selected records. The deletion was verified by checking the remaining data in the table. </w:t>
+      </w:r>
+    </w:p>
+    <w:p>
+      <w:pPr>
+        <w:pStyle w:val="Heading2"/>
+        <w:numPr>
+          <w:ilvl w:val="0"/>
+          <w:numId w:val="34"/>
+        </w:numPr>
+        <w:spacing w:before="0" w:after="80"/>
+        <w:rPr>
+          <w:rFonts w:ascii="Times New Roman" w:hAnsi="Times New Roman" w:cs="Times New Roman"/>
+          <w:sz w:val="28"/>
+          <w:szCs w:val="28"/>
+          <w:lang w:val="en-IN"/>
+        </w:rPr>
+      </w:pPr>
+      <w:r>
+        <w:rPr>
+          <w:rFonts w:ascii="Times New Roman" w:hAnsi="Times New Roman" w:cs="Times New Roman"/>
+          <w:sz w:val="28"/>
+          <w:szCs w:val="28"/>
+          <w:lang w:val="en-IN"/>
+        </w:rPr>
+        <w:t>Verification of All Operations</w:t>
+      </w:r>
+      <w:r>
+        <w:rPr>
+          <w:rFonts w:ascii="Times New Roman" w:hAnsi="Times New Roman" w:cs="Times New Roman"/>
+          <w:sz w:val="28"/>
+          <w:szCs w:val="28"/>
+          <w:lang w:val="en-IN"/>
+        </w:rPr>
+        <w:br/>
+        <w:t xml:space="preserve">All CRUD operations were verified by retrieving and observing the data after each operation to ensure correctness and consistency. </w:t>
+      </w:r>
+    </w:p>
+    <w:p>
+      <w:pPr>
+        <w:pStyle w:val="Heading2"/>
+        <w:numPr>
+          <w:ilvl w:val="0"/>
+          <w:numId w:val="35"/>
+        </w:numPr>
+        <w:spacing w:before="0" w:after="80"/>
+        <w:rPr>
+          <w:rFonts w:ascii="Times New Roman" w:hAnsi="Times New Roman" w:cs="Times New Roman"/>
+          <w:sz w:val="28"/>
+          <w:szCs w:val="28"/>
+          <w:lang w:val="en-IN"/>
+        </w:rPr>
+      </w:pPr>
+      <w:r>
+        <w:rPr>
+          <w:rFonts w:ascii="Times New Roman" w:hAnsi="Times New Roman" w:cs="Times New Roman"/>
+          <w:sz w:val="28"/>
+          <w:szCs w:val="28"/>
+          <w:lang w:val="en-IN"/>
+        </w:rPr>
+        <w:t>Testing and Validation</w:t>
+      </w:r>
+      <w:r>
+        <w:rPr>
+          <w:rFonts w:ascii="Times New Roman" w:hAnsi="Times New Roman" w:cs="Times New Roman"/>
+          <w:sz w:val="28"/>
+          <w:szCs w:val="28"/>
+          <w:lang w:val="en-IN"/>
+        </w:rPr>
+        <w:br/>
+        <w:t>Multiple test cases were performed by inserting, updating, and deleting different records to validate the robustness and correctness of the stored procedures.</w:t>
+      </w:r>
+    </w:p>
+    <w:p>
+      <w:pPr>
+        <w:pStyle w:val="Heading2"/>
+        <w:keepNext w:val="0"/>
+        <w:keepLines w:val="0"/>
+        <w:spacing w:after="80"/>
         <w:rPr>
           <w:b/>
           <w:bCs/>
@@ -568,99 +1124,7 @@
           <w:szCs w:val="36"/>
           <w:lang w:val="en-GB"/>
         </w:rPr>
-        <w:t>ctical/Experiment Steps</w:t>
-      </w:r>
-    </w:p>
-    <w:p>
-      <w:pPr>
-        <w:pStyle w:val="NoSpacing"/>
-        <w:numPr>
-          <w:ilvl w:val="0"/>
-          <w:numId w:val="21"/>
-        </w:numPr>
-        <w:rPr>
-          <w:lang w:val="en-GB"/>
-        </w:rPr>
-      </w:pPr>
-      <w:r>
-        <w:rPr>
-          <w:lang w:val="en-GB"/>
-        </w:rPr>
-        <w:lastRenderedPageBreak/>
-        <w:t>Schema Provisioning: Established the employee table with dedicated columns for base data (hours and rate) and a calculated column for the final payable amount.</w:t>
-      </w:r>
-    </w:p>
-    <w:p>
-      <w:pPr>
-        <w:pStyle w:val="NoSpacing"/>
-        <w:numPr>
-          <w:ilvl w:val="0"/>
-          <w:numId w:val="20"/>
-        </w:numPr>
-        <w:rPr>
-          <w:lang w:val="en-GB"/>
-        </w:rPr>
-      </w:pPr>
-      <w:r>
-        <w:rPr>
-          <w:lang w:val="en-GB"/>
-        </w:rPr>
-        <w:t>Trigger Function Development: Authored a PL/pgSQL function designed to calculate the product of working hours and hourly rates dynamically.</w:t>
-      </w:r>
-    </w:p>
-    <w:p>
-      <w:pPr>
-        <w:pStyle w:val="NoSpacing"/>
-        <w:numPr>
-          <w:ilvl w:val="0"/>
-          <w:numId w:val="20"/>
-        </w:numPr>
-        <w:rPr>
-          <w:lang w:val="en-GB"/>
-        </w:rPr>
-      </w:pPr>
-      <w:r>
-        <w:rPr>
-          <w:lang w:val="en-GB"/>
-        </w:rPr>
-        <w:t>Automated Validation Logic: Embedded a conditional check within the function to prevent the insertion of records where the calculated amount exceeds a predefined limit.</w:t>
-      </w:r>
-    </w:p>
-    <w:p>
-      <w:pPr>
-        <w:pStyle w:val="NoSpacing"/>
-        <w:numPr>
-          <w:ilvl w:val="0"/>
-          <w:numId w:val="20"/>
-        </w:numPr>
-        <w:rPr>
-          <w:lang w:val="en-GB"/>
-        </w:rPr>
-      </w:pPr>
-      <w:r>
-        <w:rPr>
-          <w:lang w:val="en-GB"/>
-        </w:rPr>
-        <w:t>Trigger Binding: Configured a row-level trigger to execute the function specifically BEFORE any INSERT operation occurs on the table.</w:t>
-      </w:r>
-    </w:p>
-    <w:p>
-      <w:pPr>
-        <w:pStyle w:val="NoSpacing"/>
-        <w:numPr>
-          <w:ilvl w:val="0"/>
-          <w:numId w:val="20"/>
-        </w:numPr>
-        <w:rPr>
-          <w:lang w:val="en-GB"/>
-        </w:rPr>
-      </w:pPr>
-      <w:r>
-        <w:rPr>
-          <w:lang w:val="en-GB"/>
-        </w:rPr>
-        <w:t>Operational Stress Testing: Utilized anonymous DO blocks to simulate data entry and verify that the system correctly identifies and blocks prohibited transactions.</w:t>
-      </w:r>
+      </w:pPr>
     </w:p>
     <w:p>
       <w:pPr>
@@ -684,183 +1148,9 @@
           <w:szCs w:val="36"/>
           <w:lang w:val="en-GB"/>
         </w:rPr>
-        <w:t>Procedure</w:t>
-      </w:r>
-    </w:p>
-    <w:p>
-      <w:pPr>
-        <w:pStyle w:val="NoSpacing"/>
-        <w:numPr>
-          <w:ilvl w:val="0"/>
-          <w:numId w:val="22"/>
-        </w:numPr>
-        <w:rPr>
-          <w:lang w:val="en-GB"/>
-        </w:rPr>
-      </w:pPr>
-      <w:r>
-        <w:rPr>
-          <w:lang w:val="en-GB"/>
-        </w:rPr>
-        <w:t>Accessed the PostgreSQL console and created the employee table structure.</w:t>
-      </w:r>
-    </w:p>
-    <w:p>
-      <w:pPr>
-        <w:pStyle w:val="NoSpacing"/>
-        <w:numPr>
-          <w:ilvl w:val="0"/>
-          <w:numId w:val="22"/>
-        </w:numPr>
-        <w:rPr>
-          <w:lang w:val="en-GB"/>
-        </w:rPr>
-      </w:pPr>
-      <w:r>
-        <w:rPr>
-          <w:lang w:val="en-GB"/>
-        </w:rPr>
-        <w:t>Defined the CALCULATE_AMOUNT() function using the NEW keyword to access and modify incoming row data before it is written to the disk.</w:t>
-      </w:r>
-    </w:p>
-    <w:p>
-      <w:pPr>
-        <w:pStyle w:val="NoSpacing"/>
-        <w:numPr>
-          <w:ilvl w:val="0"/>
-          <w:numId w:val="22"/>
-        </w:numPr>
-        <w:rPr>
-          <w:lang w:val="en-GB"/>
-        </w:rPr>
-      </w:pPr>
-      <w:r>
-        <w:rPr>
-          <w:lang w:val="en-GB"/>
-        </w:rPr>
-        <w:t>Integrated a mathematical formula to populate the total_payable_amount field automatically.</w:t>
-      </w:r>
-    </w:p>
-    <w:p>
-      <w:pPr>
-        <w:pStyle w:val="NoSpacing"/>
-        <w:numPr>
-          <w:ilvl w:val="0"/>
-          <w:numId w:val="22"/>
-        </w:numPr>
-        <w:rPr>
-          <w:lang w:val="en-GB"/>
-        </w:rPr>
-      </w:pPr>
-      <w:r>
-        <w:rPr>
-          <w:lang w:val="en-GB"/>
-        </w:rPr>
-        <w:t>Created the CAL_PAYABLE_AMOUNT trigger, ensuring it was set to FOR EACH ROW to evaluate every individual record.</w:t>
-      </w:r>
-    </w:p>
-    <w:p>
-      <w:pPr>
-        <w:pStyle w:val="NoSpacing"/>
-        <w:numPr>
-          <w:ilvl w:val="0"/>
-          <w:numId w:val="22"/>
-        </w:numPr>
-        <w:rPr>
-          <w:lang w:val="en-GB"/>
-        </w:rPr>
-      </w:pPr>
-      <w:r>
-        <w:rPr>
-          <w:lang w:val="en-GB"/>
-        </w:rPr>
-        <w:t>Executed a successful INSERT test case where the calculated result was below 25,000 to confirm normal operations.</w:t>
-      </w:r>
-    </w:p>
-    <w:p>
-      <w:pPr>
-        <w:pStyle w:val="NoSpacing"/>
-        <w:numPr>
-          <w:ilvl w:val="0"/>
-          <w:numId w:val="22"/>
-        </w:numPr>
-        <w:rPr>
-          <w:lang w:val="en-GB"/>
-        </w:rPr>
-      </w:pPr>
-      <w:r>
-        <w:rPr>
-          <w:lang w:val="en-GB"/>
-        </w:rPr>
-        <w:t>Ran a SELECT query to verify that the trigger correctly computed and stored the total amount despite it not being provided in the INSERT statement.</w:t>
-      </w:r>
-    </w:p>
-    <w:p>
-      <w:pPr>
-        <w:pStyle w:val="NoSpacing"/>
-        <w:numPr>
-          <w:ilvl w:val="0"/>
-          <w:numId w:val="22"/>
-        </w:numPr>
-        <w:rPr>
-          <w:lang w:val="en-GB"/>
-        </w:rPr>
-      </w:pPr>
-      <w:r>
-        <w:rPr>
-          <w:lang w:val="en-GB"/>
-        </w:rPr>
-        <w:t>Attempted an invalid INSERT with values resulting in an amount over 25,000 to trigger the custom exception.</w:t>
-      </w:r>
-    </w:p>
-    <w:p>
-      <w:pPr>
-        <w:pStyle w:val="NoSpacing"/>
-        <w:numPr>
-          <w:ilvl w:val="0"/>
-          <w:numId w:val="22"/>
-        </w:numPr>
-        <w:rPr>
-          <w:lang w:val="en-GB"/>
-        </w:rPr>
-      </w:pPr>
-      <w:r>
-        <w:rPr>
-          <w:lang w:val="en-GB"/>
-        </w:rPr>
-        <w:t>Implemented exception handling in the test blocks to capture and display the SQLERRM (error message) generated by the trigger.</w:t>
-      </w:r>
-    </w:p>
-    <w:p>
-      <w:pPr>
-        <w:pStyle w:val="NoSpacing"/>
-        <w:numPr>
-          <w:ilvl w:val="0"/>
-          <w:numId w:val="22"/>
-        </w:numPr>
-        <w:rPr>
-          <w:lang w:val="en-GB"/>
-        </w:rPr>
-      </w:pPr>
-      <w:r>
-        <w:rPr>
-          <w:lang w:val="en-GB"/>
-        </w:rPr>
-        <w:t>Analysed</w:t>
-      </w:r>
-      <w:r>
-        <w:rPr>
-          <w:lang w:val="en-GB"/>
-        </w:rPr>
-        <w:t xml:space="preserve"> the final table state to confirm that the invalid record was successfully blocked by the trigger logic.</w:t>
-      </w:r>
-    </w:p>
-    <w:p>
-      <w:pPr>
-        <w:pStyle w:val="Heading2"/>
-        <w:keepNext w:val="0"/>
-        <w:keepLines w:val="0"/>
-        <w:spacing w:after="80"/>
+        <w:t>Input/Output</w:t>
+      </w:r>
+      <w:r>
         <w:rPr>
           <w:b/>
           <w:bCs/>
@@ -868,26 +1158,26 @@
           <w:szCs w:val="36"/>
           <w:lang w:val="en-GB"/>
         </w:rPr>
-      </w:pPr>
-      <w:r>
+        <w:t xml:space="preserve"> Analysis</w:t>
+      </w:r>
+    </w:p>
+    <w:p>
+      <w:pPr>
+        <w:pStyle w:val="NoSpacing"/>
+        <w:spacing w:after="240"/>
         <w:rPr>
           <w:b/>
           <w:bCs/>
-          <w:sz w:val="36"/>
-          <w:szCs w:val="36"/>
-          <w:lang w:val="en-GB"/>
-        </w:rPr>
-        <w:t>Input/Output</w:t>
-      </w:r>
+          <w:lang w:val="en-GB"/>
+        </w:rPr>
+      </w:pPr>
       <w:r>
         <w:rPr>
           <w:b/>
           <w:bCs/>
-          <w:sz w:val="36"/>
-          <w:szCs w:val="36"/>
-          <w:lang w:val="en-GB"/>
-        </w:rPr>
-        <w:t xml:space="preserve"> Analysis</w:t>
+          <w:lang w:val="en-GB"/>
+        </w:rPr>
+        <w:t>SQL Input Queries</w:t>
       </w:r>
     </w:p>
     <w:p>
@@ -904,58 +1194,64 @@
         <w:rPr>
           <w:b/>
           <w:bCs/>
-          <w:lang w:val="en-GB"/>
-        </w:rPr>
-        <w:t>SQL Input Queries</w:t>
-      </w:r>
-    </w:p>
-    <w:p>
-      <w:pPr>
-        <w:pStyle w:val="NoSpacing"/>
-      </w:pPr>
-      <w:r>
-        <w:t>CREATE TABLE employee (</w:t>
-      </w:r>
-    </w:p>
-    <w:p>
-      <w:pPr>
-        <w:pStyle w:val="NoSpacing"/>
-      </w:pPr>
-      <w:r>
-        <w:lastRenderedPageBreak/>
-        <w:t xml:space="preserve">    emp_id INT PRIMARY KEY,</w:t>
-      </w:r>
-    </w:p>
-    <w:p>
-      <w:pPr>
-        <w:pStyle w:val="NoSpacing"/>
-      </w:pPr>
-      <w:r>
-        <w:t xml:space="preserve">    emp_name VARCHAR(50),</w:t>
-      </w:r>
-    </w:p>
-    <w:p>
-      <w:pPr>
-        <w:pStyle w:val="NoSpacing"/>
-      </w:pPr>
-      <w:r>
-        <w:t xml:space="preserve">    working_hours INT,</w:t>
-      </w:r>
-    </w:p>
-    <w:p>
-      <w:pPr>
-        <w:pStyle w:val="NoSpacing"/>
-      </w:pPr>
-      <w:r>
-        <w:t xml:space="preserve">    perhour_salary NUMERIC,</w:t>
-      </w:r>
-    </w:p>
-    <w:p>
-      <w:pPr>
-        <w:pStyle w:val="NoSpacing"/>
-      </w:pPr>
-      <w:r>
-        <w:t xml:space="preserve">    total_payable_amount NUMERIC</w:t>
+        </w:rPr>
+        <w:t>Step 1: Create Table</w:t>
+      </w:r>
+    </w:p>
+    <w:p>
+      <w:pPr>
+        <w:pStyle w:val="NoSpacing"/>
+      </w:pPr>
+      <w:r>
+        <w:t>CREATE TABLE student (</w:t>
+      </w:r>
+    </w:p>
+    <w:p>
+      <w:pPr>
+        <w:pStyle w:val="NoSpacing"/>
+      </w:pPr>
+      <w:r>
+        <w:t xml:space="preserve">    id SERIAL PRIMARY KEY,</w:t>
+      </w:r>
+    </w:p>
+    <w:p>
+      <w:pPr>
+        <w:pStyle w:val="NoSpacing"/>
+      </w:pPr>
+      <w:r>
+        <w:t xml:space="preserve">    name </w:t>
+      </w:r>
+      <w:proofErr w:type="gramStart"/>
+      <w:r>
+        <w:t>VARCHAR(</w:t>
+      </w:r>
+      <w:proofErr w:type="gramEnd"/>
+      <w:r>
+        <w:t>50),</w:t>
+      </w:r>
+    </w:p>
+    <w:p>
+      <w:pPr>
+        <w:pStyle w:val="NoSpacing"/>
+      </w:pPr>
+      <w:r>
+        <w:t xml:space="preserve">    age INT,</w:t>
+      </w:r>
+    </w:p>
+    <w:p>
+      <w:pPr>
+        <w:pStyle w:val="NoSpacing"/>
+      </w:pPr>
+      <w:r>
+        <w:t xml:space="preserve">    course </w:t>
+      </w:r>
+      <w:proofErr w:type="gramStart"/>
+      <w:r>
+        <w:t>VARCHAR(</w:t>
+      </w:r>
+      <w:proofErr w:type="gramEnd"/>
+      <w:r>
+        <w:t>50)</w:t>
       </w:r>
     </w:p>
     <w:p>
@@ -965,11 +1261,6 @@
       <w:r>
         <w:t>);</w:t>
       </w:r>
-    </w:p>
-    <w:p>
-      <w:pPr>
-        <w:pStyle w:val="NoSpacing"/>
-      </w:pPr>
     </w:p>
     <w:p>
       <w:pPr>
@@ -1004,14 +1295,13 @@
       </w:pPr>
       <w:r>
         <w:rPr>
-          <w:noProof/>
-          <w:lang w:val="en-US"/>
+          <w:lang w:val="en-GB"/>
         </w:rPr>
         <w:drawing>
-          <wp:inline distT="0" distB="0" distL="0" distR="0" wp14:anchorId="3E790EB7" wp14:editId="501A660D">
-            <wp:extent cx="3609191" cy="1394460"/>
+          <wp:inline distT="0" distB="0" distL="0" distR="0" wp14:anchorId="569631A7" wp14:editId="7EF6EFCF">
+            <wp:extent cx="5943600" cy="1715770"/>
             <wp:effectExtent l="0" t="0" r="0" b="0"/>
-            <wp:docPr id="1" name="Picture 1"/>
+            <wp:docPr id="412861404" name="Picture 1"/>
             <wp:cNvGraphicFramePr>
               <a:graphicFrameLocks xmlns:a="http://schemas.openxmlformats.org/drawingml/2006/main" noChangeAspect="1"/>
             </wp:cNvGraphicFramePr>
@@ -1019,36 +1309,23 @@
               <a:graphicData uri="http://schemas.openxmlformats.org/drawingml/2006/picture">
                 <pic:pic xmlns:pic="http://schemas.openxmlformats.org/drawingml/2006/picture">
                   <pic:nvPicPr>
-                    <pic:cNvPr id="1" name="Screenshot (499).png"/>
+                    <pic:cNvPr id="412861404" name=""/>
                     <pic:cNvPicPr/>
                   </pic:nvPicPr>
-                  <pic:blipFill rotWithShape="1">
-                    <a:blip r:embed="rId5">
-                      <a:extLst>
-                        <a:ext uri="{28A0092B-C50C-407E-A947-70E740481C1C}">
-                          <a14:useLocalDpi xmlns:a14="http://schemas.microsoft.com/office/drawing/2010/main" val="0"/>
-                        </a:ext>
-                      </a:extLst>
-                    </a:blip>
-                    <a:srcRect l="15128" t="66325" r="62308" b="18177"/>
-                    <a:stretch/>
+                  <pic:blipFill>
+                    <a:blip r:embed="rId5"/>
+                    <a:stretch>
+                      <a:fillRect/>
+                    </a:stretch>
                   </pic:blipFill>
-                  <pic:spPr bwMode="auto">
+                  <pic:spPr>
                     <a:xfrm>
                       <a:off x="0" y="0"/>
-                      <a:ext cx="3714172" cy="1435021"/>
+                      <a:ext cx="5943600" cy="1715770"/>
                     </a:xfrm>
                     <a:prstGeom prst="rect">
                       <a:avLst/>
                     </a:prstGeom>
-                    <a:ln>
-                      <a:noFill/>
-                    </a:ln>
-                    <a:extLst>
-                      <a:ext uri="{53640926-AAD7-44D8-BBD7-CCE9431645EC}">
-                        <a14:shadowObscured xmlns:a14="http://schemas.microsoft.com/office/drawing/2010/main"/>
-                      </a:ext>
-                    </a:extLst>
                   </pic:spPr>
                 </pic:pic>
               </a:graphicData>
@@ -1060,154 +1337,208 @@
     <w:p>
       <w:pPr>
         <w:rPr>
-          <w:lang w:val="en-GB"/>
-        </w:rPr>
-      </w:pPr>
-    </w:p>
-    <w:p>
-      <w:pPr>
-        <w:pStyle w:val="NoSpacing"/>
-        <w:rPr>
           <w:b/>
           <w:bCs/>
           <w:lang w:val="en-GB"/>
         </w:rPr>
       </w:pPr>
-      <w:r>
+    </w:p>
+    <w:p>
+      <w:pPr>
+        <w:pStyle w:val="NoSpacing"/>
         <w:rPr>
           <w:b/>
           <w:bCs/>
-          <w:lang w:val="en-GB"/>
-        </w:rPr>
-        <w:t>SQL Input Queries</w:t>
-      </w:r>
-    </w:p>
-    <w:p>
-      <w:pPr>
-        <w:pStyle w:val="NoSpacing"/>
-      </w:pPr>
-      <w:r>
-        <w:t>CREATE OR REPLACE FUNCTION CALCULATE_AMOUNT()</w:t>
-      </w:r>
-    </w:p>
-    <w:p>
-      <w:pPr>
-        <w:pStyle w:val="NoSpacing"/>
-      </w:pPr>
-      <w:r>
-        <w:t>RETURNS TRIGGER</w:t>
-      </w:r>
-    </w:p>
-    <w:p>
-      <w:pPr>
-        <w:pStyle w:val="NoSpacing"/>
-      </w:pPr>
-      <w:r>
-        <w:t>AS</w:t>
-      </w:r>
-    </w:p>
-    <w:p>
-      <w:pPr>
-        <w:pStyle w:val="NoSpacing"/>
-      </w:pPr>
-      <w:r>
-        <w:t>$$</w:t>
-      </w:r>
-    </w:p>
-    <w:p>
-      <w:pPr>
-        <w:pStyle w:val="NoSpacing"/>
-      </w:pPr>
-      <w:r>
-        <w:t>BEGIN</w:t>
-      </w:r>
-    </w:p>
-    <w:p>
-      <w:pPr>
-        <w:pStyle w:val="NoSpacing"/>
-      </w:pPr>
-      <w:r>
-        <w:tab/>
-        <w:t>NEW.total_payable_amount=NEW.perhour_salary*NEW.working_hours;</w:t>
-      </w:r>
-    </w:p>
-    <w:p>
-      <w:pPr>
-        <w:pStyle w:val="NoSpacing"/>
-      </w:pPr>
-      <w:r>
-        <w:tab/>
-        <w:t>IF NEW.total_payable_amount&gt;25000 THEN</w:t>
-      </w:r>
-    </w:p>
-    <w:p>
-      <w:pPr>
-        <w:pStyle w:val="NoSpacing"/>
-      </w:pPr>
-      <w:r>
-        <w:tab/>
-      </w:r>
-      <w:r>
-        <w:tab/>
-        <w:t>RAISE EXCEPTION 'AMOUNT IS GREATER THAN 25000';</w:t>
-      </w:r>
-    </w:p>
-    <w:p>
-      <w:pPr>
-        <w:pStyle w:val="NoSpacing"/>
-      </w:pPr>
-      <w:r>
-        <w:tab/>
-        <w:t>END IF;</w:t>
-      </w:r>
-    </w:p>
-    <w:p>
-      <w:pPr>
-        <w:pStyle w:val="NoSpacing"/>
-      </w:pPr>
-      <w:r>
-        <w:tab/>
-        <w:t>RETURN NEW;</w:t>
-      </w:r>
-    </w:p>
-    <w:p>
-      <w:pPr>
-        <w:pStyle w:val="NoSpacing"/>
-      </w:pPr>
-      <w:r>
-        <w:t>END;</w:t>
-      </w:r>
-    </w:p>
-    <w:p>
-      <w:pPr>
-        <w:pStyle w:val="NoSpacing"/>
-      </w:pPr>
-      <w:r>
-        <w:t>$$</w:t>
-      </w:r>
-    </w:p>
-    <w:p>
-      <w:pPr>
-        <w:pStyle w:val="NoSpacing"/>
-      </w:pPr>
-      <w:r>
-        <w:t>LANGUAGE PLPGSQL;</w:t>
-      </w:r>
-    </w:p>
-    <w:p>
-      <w:pPr>
-        <w:pStyle w:val="NoSpacing"/>
-      </w:pPr>
-    </w:p>
-    <w:p>
-      <w:pPr>
-        <w:pStyle w:val="NoSpacing"/>
+        </w:rPr>
       </w:pPr>
       <w:r>
         <w:rPr>
           <w:b/>
           <w:bCs/>
         </w:rPr>
+        <w:t>Step 2: CREATE (Insert Procedure)</w:t>
+      </w:r>
+    </w:p>
+    <w:p>
+      <w:pPr>
+        <w:pStyle w:val="NoSpacing"/>
+      </w:pPr>
+      <w:r>
+        <w:lastRenderedPageBreak/>
+        <w:t xml:space="preserve">CREATE OR REPLACE PROCEDURE </w:t>
+      </w:r>
+      <w:proofErr w:type="spellStart"/>
+      <w:r>
+        <w:t>insert_</w:t>
+      </w:r>
+      <w:proofErr w:type="gramStart"/>
+      <w:r>
+        <w:t>student</w:t>
+      </w:r>
+      <w:proofErr w:type="spellEnd"/>
+      <w:r>
+        <w:t>(</w:t>
+      </w:r>
+      <w:proofErr w:type="gramEnd"/>
+    </w:p>
+    <w:p>
+      <w:pPr>
+        <w:pStyle w:val="NoSpacing"/>
+      </w:pPr>
+      <w:r>
+        <w:t xml:space="preserve">    </w:t>
+      </w:r>
+      <w:proofErr w:type="spellStart"/>
+      <w:r>
+        <w:t>s_name</w:t>
+      </w:r>
+      <w:proofErr w:type="spellEnd"/>
+      <w:r>
+        <w:t xml:space="preserve"> VARCHAR,</w:t>
+      </w:r>
+    </w:p>
+    <w:p>
+      <w:pPr>
+        <w:pStyle w:val="NoSpacing"/>
+      </w:pPr>
+      <w:r>
+        <w:t xml:space="preserve">    </w:t>
+      </w:r>
+      <w:proofErr w:type="spellStart"/>
+      <w:r>
+        <w:t>s_age</w:t>
+      </w:r>
+      <w:proofErr w:type="spellEnd"/>
+      <w:r>
+        <w:t xml:space="preserve"> INT,</w:t>
+      </w:r>
+    </w:p>
+    <w:p>
+      <w:pPr>
+        <w:pStyle w:val="NoSpacing"/>
+      </w:pPr>
+      <w:r>
+        <w:t xml:space="preserve">    </w:t>
+      </w:r>
+      <w:proofErr w:type="spellStart"/>
+      <w:r>
+        <w:t>s_course</w:t>
+      </w:r>
+      <w:proofErr w:type="spellEnd"/>
+      <w:r>
+        <w:t xml:space="preserve"> VARCHAR</w:t>
+      </w:r>
+    </w:p>
+    <w:p>
+      <w:pPr>
+        <w:pStyle w:val="NoSpacing"/>
+      </w:pPr>
+      <w:r>
+        <w:t>)</w:t>
+      </w:r>
+    </w:p>
+    <w:p>
+      <w:pPr>
+        <w:pStyle w:val="NoSpacing"/>
+      </w:pPr>
+      <w:r>
+        <w:t xml:space="preserve">LANGUAGE </w:t>
+      </w:r>
+      <w:proofErr w:type="spellStart"/>
+      <w:r>
+        <w:t>plpgsql</w:t>
+      </w:r>
+      <w:proofErr w:type="spellEnd"/>
+    </w:p>
+    <w:p>
+      <w:pPr>
+        <w:pStyle w:val="NoSpacing"/>
+      </w:pPr>
+      <w:r>
+        <w:t>AS $$</w:t>
+      </w:r>
+    </w:p>
+    <w:p>
+      <w:pPr>
+        <w:pStyle w:val="NoSpacing"/>
+      </w:pPr>
+      <w:r>
+        <w:t>BEGIN</w:t>
+      </w:r>
+    </w:p>
+    <w:p>
+      <w:pPr>
+        <w:pStyle w:val="NoSpacing"/>
+      </w:pPr>
+      <w:r>
+        <w:t xml:space="preserve">    INSERT INTO </w:t>
+      </w:r>
+      <w:proofErr w:type="gramStart"/>
+      <w:r>
+        <w:t>student(</w:t>
+      </w:r>
+      <w:proofErr w:type="gramEnd"/>
+      <w:r>
+        <w:t>name, age, course)</w:t>
+      </w:r>
+    </w:p>
+    <w:p>
+      <w:pPr>
+        <w:pStyle w:val="NoSpacing"/>
+      </w:pPr>
+      <w:r>
+        <w:t xml:space="preserve">    VALUES (</w:t>
+      </w:r>
+      <w:proofErr w:type="spellStart"/>
+      <w:r>
+        <w:t>s_name</w:t>
+      </w:r>
+      <w:proofErr w:type="spellEnd"/>
+      <w:r>
+        <w:t xml:space="preserve">, </w:t>
+      </w:r>
+      <w:proofErr w:type="spellStart"/>
+      <w:r>
+        <w:t>s_age</w:t>
+      </w:r>
+      <w:proofErr w:type="spellEnd"/>
+      <w:r>
+        <w:t xml:space="preserve">, </w:t>
+      </w:r>
+      <w:proofErr w:type="spellStart"/>
+      <w:r>
+        <w:t>s_course</w:t>
+      </w:r>
+      <w:proofErr w:type="spellEnd"/>
+      <w:r>
+        <w:t>);</w:t>
+      </w:r>
+    </w:p>
+    <w:p>
+      <w:pPr>
+        <w:pStyle w:val="NoSpacing"/>
+      </w:pPr>
+      <w:r>
+        <w:t>END;</w:t>
+      </w:r>
+    </w:p>
+    <w:p>
+      <w:pPr>
+        <w:pStyle w:val="NoSpacing"/>
+      </w:pPr>
+      <w:r>
+        <w:t>$$;</w:t>
+      </w:r>
+    </w:p>
+    <w:p>
+      <w:pPr>
+        <w:pStyle w:val="NoSpacing"/>
+      </w:pPr>
+      <w:r>
+        <w:rPr>
+          <w:b/>
+          <w:bCs/>
+        </w:rPr>
         <w:t>Output</w:t>
       </w:r>
     </w:p>
@@ -1216,15 +1547,11 @@
         <w:pStyle w:val="NoSpacing"/>
       </w:pPr>
       <w:r>
-        <w:rPr>
-          <w:noProof/>
-          <w:lang w:val="en-US"/>
-        </w:rPr>
         <w:drawing>
-          <wp:inline distT="0" distB="0" distL="0" distR="0" wp14:anchorId="07DCB593" wp14:editId="60B152B8">
-            <wp:extent cx="4288538" cy="1386840"/>
-            <wp:effectExtent l="0" t="0" r="0" b="3810"/>
-            <wp:docPr id="6" name="Picture 6"/>
+          <wp:inline distT="0" distB="0" distL="0" distR="0" wp14:anchorId="33268C9F" wp14:editId="7B943542">
+            <wp:extent cx="5943600" cy="1878965"/>
+            <wp:effectExtent l="0" t="0" r="0" b="6985"/>
+            <wp:docPr id="277495197" name="Picture 1"/>
             <wp:cNvGraphicFramePr>
               <a:graphicFrameLocks xmlns:a="http://schemas.openxmlformats.org/drawingml/2006/main" noChangeAspect="1"/>
             </wp:cNvGraphicFramePr>
@@ -1232,36 +1559,23 @@
               <a:graphicData uri="http://schemas.openxmlformats.org/drawingml/2006/picture">
                 <pic:pic xmlns:pic="http://schemas.openxmlformats.org/drawingml/2006/picture">
                   <pic:nvPicPr>
-                    <pic:cNvPr id="6" name="Screenshot (500).png"/>
+                    <pic:cNvPr id="277495197" name=""/>
                     <pic:cNvPicPr/>
                   </pic:nvPicPr>
-                  <pic:blipFill rotWithShape="1">
-                    <a:blip r:embed="rId6">
-                      <a:extLst>
-                        <a:ext uri="{28A0092B-C50C-407E-A947-70E740481C1C}">
-                          <a14:useLocalDpi xmlns:a14="http://schemas.microsoft.com/office/drawing/2010/main" val="0"/>
-                        </a:ext>
-                      </a:extLst>
-                    </a:blip>
-                    <a:srcRect l="15385" t="66097" r="58846" b="19089"/>
-                    <a:stretch/>
+                  <pic:blipFill>
+                    <a:blip r:embed="rId6"/>
+                    <a:stretch>
+                      <a:fillRect/>
+                    </a:stretch>
                   </pic:blipFill>
-                  <pic:spPr bwMode="auto">
+                  <pic:spPr>
                     <a:xfrm>
                       <a:off x="0" y="0"/>
-                      <a:ext cx="4335265" cy="1401951"/>
+                      <a:ext cx="5943600" cy="1878965"/>
                     </a:xfrm>
                     <a:prstGeom prst="rect">
                       <a:avLst/>
                     </a:prstGeom>
-                    <a:ln>
-                      <a:noFill/>
-                    </a:ln>
-                    <a:extLst>
-                      <a:ext uri="{53640926-AAD7-44D8-BBD7-CCE9431645EC}">
-                        <a14:shadowObscured xmlns:a14="http://schemas.microsoft.com/office/drawing/2010/main"/>
-                      </a:ext>
-                    </a:extLst>
                   </pic:spPr>
                 </pic:pic>
               </a:graphicData>
@@ -1278,73 +1592,113 @@
           <w:bCs/>
         </w:rPr>
       </w:pPr>
-      <w:r>
+    </w:p>
+    <w:p>
+      <w:pPr>
+        <w:pStyle w:val="NoSpacing"/>
         <w:rPr>
           <w:b/>
           <w:bCs/>
         </w:rPr>
-        <w:lastRenderedPageBreak/>
-        <w:t>SQL Input Queries</w:t>
-      </w:r>
-    </w:p>
-    <w:p>
-      <w:pPr>
-        <w:pStyle w:val="NoSpacing"/>
-      </w:pPr>
-      <w:r>
-        <w:t>CREATE OR REPLACE TRIGGER CAL_PAYABLE_AMOUNT</w:t>
-      </w:r>
-    </w:p>
-    <w:p>
-      <w:pPr>
-        <w:pStyle w:val="NoSpacing"/>
-      </w:pPr>
-      <w:r>
-        <w:t>BEFORE INSERT</w:t>
-      </w:r>
-    </w:p>
-    <w:p>
-      <w:pPr>
-        <w:pStyle w:val="NoSpacing"/>
-      </w:pPr>
-      <w:r>
-        <w:t>ON EMPLOYEE</w:t>
-      </w:r>
-    </w:p>
-    <w:p>
-      <w:pPr>
-        <w:pStyle w:val="NoSpacing"/>
-      </w:pPr>
-      <w:r>
-        <w:t>FOR EACH ROW</w:t>
-      </w:r>
-    </w:p>
-    <w:p>
-      <w:pPr>
-        <w:pStyle w:val="NoSpacing"/>
-      </w:pPr>
-      <w:r>
-        <w:t>EXECUTE FUNCTION CALCULATE_AMOUNT();</w:t>
-      </w:r>
-    </w:p>
-    <w:p>
-      <w:pPr>
-        <w:pStyle w:val="NoSpacing"/>
-      </w:pPr>
-    </w:p>
-    <w:p>
-      <w:pPr>
-        <w:pStyle w:val="NoSpacing"/>
+      </w:pPr>
+      <w:r>
         <w:rPr>
           <w:b/>
           <w:bCs/>
         </w:rPr>
-      </w:pPr>
-      <w:r>
+        <w:t>Step 3: READ (Fetch Data Procedure)</w:t>
+      </w:r>
+    </w:p>
+    <w:p>
+      <w:pPr>
+        <w:pStyle w:val="NoSpacing"/>
+      </w:pPr>
+      <w:r>
+        <w:t xml:space="preserve">CREATE OR REPLACE PROCEDURE </w:t>
+      </w:r>
+      <w:proofErr w:type="spellStart"/>
+      <w:r>
+        <w:t>get_</w:t>
+      </w:r>
+      <w:proofErr w:type="gramStart"/>
+      <w:r>
+        <w:t>students</w:t>
+      </w:r>
+      <w:proofErr w:type="spellEnd"/>
+      <w:r>
+        <w:t>(</w:t>
+      </w:r>
+      <w:proofErr w:type="gramEnd"/>
+      <w:r>
+        <w:t>)</w:t>
+      </w:r>
+    </w:p>
+    <w:p>
+      <w:pPr>
+        <w:pStyle w:val="NoSpacing"/>
+      </w:pPr>
+      <w:r>
+        <w:t xml:space="preserve">LANGUAGE </w:t>
+      </w:r>
+      <w:proofErr w:type="spellStart"/>
+      <w:r>
+        <w:t>plpgsql</w:t>
+      </w:r>
+      <w:proofErr w:type="spellEnd"/>
+    </w:p>
+    <w:p>
+      <w:pPr>
+        <w:pStyle w:val="NoSpacing"/>
+      </w:pPr>
+      <w:r>
+        <w:t>AS $$</w:t>
+      </w:r>
+    </w:p>
+    <w:p>
+      <w:pPr>
+        <w:pStyle w:val="NoSpacing"/>
+      </w:pPr>
+      <w:r>
+        <w:t>BEGIN</w:t>
+      </w:r>
+    </w:p>
+    <w:p>
+      <w:pPr>
+        <w:pStyle w:val="NoSpacing"/>
+      </w:pPr>
+      <w:r>
+        <w:t xml:space="preserve">    PERFORM * FROM student;</w:t>
+      </w:r>
+    </w:p>
+    <w:p>
+      <w:pPr>
+        <w:pStyle w:val="NoSpacing"/>
+      </w:pPr>
+      <w:r>
+        <w:t>END;</w:t>
+      </w:r>
+    </w:p>
+    <w:p>
+      <w:pPr>
+        <w:pStyle w:val="NoSpacing"/>
+      </w:pPr>
+      <w:r>
+        <w:t>$$;</w:t>
+      </w:r>
+    </w:p>
+    <w:p>
+      <w:pPr>
+        <w:pStyle w:val="NoSpacing"/>
         <w:rPr>
           <w:b/>
           <w:bCs/>
         </w:rPr>
+      </w:pPr>
+      <w:r>
+        <w:rPr>
+          <w:b/>
+          <w:bCs/>
+        </w:rPr>
         <w:t>Output</w:t>
       </w:r>
     </w:p>
@@ -1353,15 +1707,11 @@
         <w:pStyle w:val="NoSpacing"/>
       </w:pPr>
       <w:r>
-        <w:rPr>
-          <w:noProof/>
-          <w:lang w:val="en-US"/>
-        </w:rPr>
         <w:drawing>
-          <wp:inline distT="0" distB="0" distL="0" distR="0" wp14:anchorId="14648A55" wp14:editId="03AC3674">
-            <wp:extent cx="3821799" cy="1402080"/>
-            <wp:effectExtent l="0" t="0" r="7620" b="7620"/>
-            <wp:docPr id="7" name="Picture 7"/>
+          <wp:inline distT="0" distB="0" distL="0" distR="0" wp14:anchorId="1E4EB76B" wp14:editId="2146878B">
+            <wp:extent cx="3905250" cy="1231239"/>
+            <wp:effectExtent l="0" t="0" r="0" b="7620"/>
+            <wp:docPr id="1507960669" name="Picture 1"/>
             <wp:cNvGraphicFramePr>
               <a:graphicFrameLocks xmlns:a="http://schemas.openxmlformats.org/drawingml/2006/main" noChangeAspect="1"/>
             </wp:cNvGraphicFramePr>
@@ -1369,36 +1719,23 @@
               <a:graphicData uri="http://schemas.openxmlformats.org/drawingml/2006/picture">
                 <pic:pic xmlns:pic="http://schemas.openxmlformats.org/drawingml/2006/picture">
                   <pic:nvPicPr>
-                    <pic:cNvPr id="7" name="Screenshot (501).png"/>
+                    <pic:cNvPr id="1507960669" name=""/>
                     <pic:cNvPicPr/>
                   </pic:nvPicPr>
-                  <pic:blipFill rotWithShape="1">
-                    <a:blip r:embed="rId7">
-                      <a:extLst>
-                        <a:ext uri="{28A0092B-C50C-407E-A947-70E740481C1C}">
-                          <a14:useLocalDpi xmlns:a14="http://schemas.microsoft.com/office/drawing/2010/main" val="0"/>
-                        </a:ext>
-                      </a:extLst>
-                    </a:blip>
-                    <a:srcRect l="15641" t="66325" r="62693" b="19544"/>
-                    <a:stretch/>
+                  <pic:blipFill>
+                    <a:blip r:embed="rId7"/>
+                    <a:stretch>
+                      <a:fillRect/>
+                    </a:stretch>
                   </pic:blipFill>
-                  <pic:spPr bwMode="auto">
+                  <pic:spPr>
                     <a:xfrm>
                       <a:off x="0" y="0"/>
-                      <a:ext cx="3846541" cy="1411157"/>
+                      <a:ext cx="3913666" cy="1233892"/>
                     </a:xfrm>
                     <a:prstGeom prst="rect">
                       <a:avLst/>
                     </a:prstGeom>
-                    <a:ln>
-                      <a:noFill/>
-                    </a:ln>
-                    <a:extLst>
-                      <a:ext uri="{53640926-AAD7-44D8-BBD7-CCE9431645EC}">
-                        <a14:shadowObscured xmlns:a14="http://schemas.microsoft.com/office/drawing/2010/main"/>
-                      </a:ext>
-                    </a:extLst>
                   </pic:spPr>
                 </pic:pic>
               </a:graphicData>
@@ -1418,123 +1755,18 @@
         <w:rPr>
           <w:b/>
           <w:bCs/>
+          <w:lang w:val="en-IN"/>
         </w:rPr>
       </w:pPr>
       <w:r>
         <w:rPr>
           <w:b/>
           <w:bCs/>
-        </w:rPr>
-        <w:t>SQL Input Queries</w:t>
-      </w:r>
-    </w:p>
-    <w:p>
-      <w:pPr>
-        <w:pStyle w:val="NoSpacing"/>
-      </w:pPr>
-      <w:r>
-        <w:t>DO</w:t>
-      </w:r>
-    </w:p>
-    <w:p>
-      <w:pPr>
-        <w:pStyle w:val="NoSpacing"/>
-      </w:pPr>
-      <w:r>
-        <w:t>$$</w:t>
-      </w:r>
-    </w:p>
-    <w:p>
-      <w:pPr>
-        <w:pStyle w:val="NoSpacing"/>
-      </w:pPr>
-      <w:r>
-        <w:t>BEGIN</w:t>
-      </w:r>
-    </w:p>
-    <w:p>
-      <w:pPr>
-        <w:pStyle w:val="NoSpacing"/>
-      </w:pPr>
-      <w:r>
-        <w:tab/>
-        <w:t>INSERT INTO EMPLOYEE(EMP_ID, EMP_NAME, WORKING_HOURS, PERHOUR_SALARY) VALUES</w:t>
-      </w:r>
-    </w:p>
-    <w:p>
-      <w:pPr>
-        <w:pStyle w:val="NoSpacing"/>
-      </w:pPr>
-      <w:r>
-        <w:tab/>
-        <w:t>(1, 'AKASH', 10, 250);</w:t>
-      </w:r>
-    </w:p>
-    <w:p>
-      <w:pPr>
-        <w:pStyle w:val="NoSpacing"/>
-      </w:pPr>
-    </w:p>
-    <w:p>
-      <w:pPr>
-        <w:pStyle w:val="NoSpacing"/>
-      </w:pPr>
-      <w:r>
-        <w:tab/>
-        <w:t>EXCEPTION</w:t>
-      </w:r>
-    </w:p>
-    <w:p>
-      <w:pPr>
-        <w:pStyle w:val="NoSpacing"/>
-      </w:pPr>
-      <w:r>
-        <w:tab/>
-        <w:t>WHEN OTHERS THEN</w:t>
-      </w:r>
-    </w:p>
-    <w:p>
-      <w:pPr>
-        <w:pStyle w:val="NoSpacing"/>
-      </w:pPr>
-      <w:r>
-        <w:tab/>
-        <w:t>RAISE NOTICE '%', SQLERRM;</w:t>
-      </w:r>
-    </w:p>
-    <w:p>
-      <w:pPr>
-        <w:pStyle w:val="NoSpacing"/>
-      </w:pPr>
-      <w:r>
-        <w:t>END;</w:t>
-      </w:r>
-    </w:p>
-    <w:p>
-      <w:pPr>
-        <w:pStyle w:val="NoSpacing"/>
-      </w:pPr>
-      <w:r>
-        <w:t>$$;</w:t>
-      </w:r>
-    </w:p>
-    <w:p>
-      <w:pPr>
-        <w:pStyle w:val="NoSpacing"/>
-      </w:pPr>
-    </w:p>
-    <w:p>
-      <w:pPr>
-        <w:pStyle w:val="NoSpacing"/>
-      </w:pPr>
-      <w:r>
-        <w:t>SELECT * FROM EMPLOYEE;</w:t>
-      </w:r>
-    </w:p>
-    <w:p>
-      <w:pPr>
-        <w:pStyle w:val="NoSpacing"/>
-      </w:pPr>
+          <w:lang w:val="en-IN"/>
+        </w:rPr>
+        <w:lastRenderedPageBreak/>
+        <w:t>Step 4: UPDATE Procedure</w:t>
+      </w:r>
     </w:p>
     <w:p>
       <w:pPr>
@@ -1544,11 +1776,227 @@
           <w:bCs/>
         </w:rPr>
       </w:pPr>
-      <w:r>
+    </w:p>
+    <w:p>
+      <w:pPr>
+        <w:pStyle w:val="NoSpacing"/>
+      </w:pPr>
+      <w:r>
+        <w:t xml:space="preserve">CREATE OR REPLACE PROCEDURE </w:t>
+      </w:r>
+      <w:proofErr w:type="spellStart"/>
+      <w:r>
+        <w:t>update_</w:t>
+      </w:r>
+      <w:proofErr w:type="gramStart"/>
+      <w:r>
+        <w:t>student</w:t>
+      </w:r>
+      <w:proofErr w:type="spellEnd"/>
+      <w:r>
+        <w:t>(</w:t>
+      </w:r>
+      <w:proofErr w:type="gramEnd"/>
+    </w:p>
+    <w:p>
+      <w:pPr>
+        <w:pStyle w:val="NoSpacing"/>
+      </w:pPr>
+      <w:r>
+        <w:t xml:space="preserve">    </w:t>
+      </w:r>
+      <w:proofErr w:type="spellStart"/>
+      <w:r>
+        <w:t>s_id</w:t>
+      </w:r>
+      <w:proofErr w:type="spellEnd"/>
+      <w:r>
+        <w:t xml:space="preserve"> INT,</w:t>
+      </w:r>
+    </w:p>
+    <w:p>
+      <w:pPr>
+        <w:pStyle w:val="NoSpacing"/>
+      </w:pPr>
+      <w:r>
+        <w:t xml:space="preserve">    </w:t>
+      </w:r>
+      <w:proofErr w:type="spellStart"/>
+      <w:r>
+        <w:t>s_name</w:t>
+      </w:r>
+      <w:proofErr w:type="spellEnd"/>
+      <w:r>
+        <w:t xml:space="preserve"> VARCHAR,</w:t>
+      </w:r>
+    </w:p>
+    <w:p>
+      <w:pPr>
+        <w:pStyle w:val="NoSpacing"/>
+      </w:pPr>
+      <w:r>
+        <w:t xml:space="preserve">    </w:t>
+      </w:r>
+      <w:proofErr w:type="spellStart"/>
+      <w:r>
+        <w:t>s_age</w:t>
+      </w:r>
+      <w:proofErr w:type="spellEnd"/>
+      <w:r>
+        <w:t xml:space="preserve"> INT,</w:t>
+      </w:r>
+    </w:p>
+    <w:p>
+      <w:pPr>
+        <w:pStyle w:val="NoSpacing"/>
+      </w:pPr>
+      <w:r>
+        <w:t xml:space="preserve">    </w:t>
+      </w:r>
+      <w:proofErr w:type="spellStart"/>
+      <w:r>
+        <w:t>s_course</w:t>
+      </w:r>
+      <w:proofErr w:type="spellEnd"/>
+      <w:r>
+        <w:t xml:space="preserve"> VARCHAR</w:t>
+      </w:r>
+    </w:p>
+    <w:p>
+      <w:pPr>
+        <w:pStyle w:val="NoSpacing"/>
+      </w:pPr>
+      <w:r>
+        <w:t>)</w:t>
+      </w:r>
+    </w:p>
+    <w:p>
+      <w:pPr>
+        <w:pStyle w:val="NoSpacing"/>
+      </w:pPr>
+      <w:r>
+        <w:t xml:space="preserve">LANGUAGE </w:t>
+      </w:r>
+      <w:proofErr w:type="spellStart"/>
+      <w:r>
+        <w:t>plpgsql</w:t>
+      </w:r>
+      <w:proofErr w:type="spellEnd"/>
+    </w:p>
+    <w:p>
+      <w:pPr>
+        <w:pStyle w:val="NoSpacing"/>
+      </w:pPr>
+      <w:r>
+        <w:t>AS $$</w:t>
+      </w:r>
+    </w:p>
+    <w:p>
+      <w:pPr>
+        <w:pStyle w:val="NoSpacing"/>
+      </w:pPr>
+      <w:r>
+        <w:t>BEGIN</w:t>
+      </w:r>
+    </w:p>
+    <w:p>
+      <w:pPr>
+        <w:pStyle w:val="NoSpacing"/>
+      </w:pPr>
+      <w:r>
+        <w:t xml:space="preserve">    UPDATE student</w:t>
+      </w:r>
+    </w:p>
+    <w:p>
+      <w:pPr>
+        <w:pStyle w:val="NoSpacing"/>
+      </w:pPr>
+      <w:r>
+        <w:t xml:space="preserve">    SET name = </w:t>
+      </w:r>
+      <w:proofErr w:type="spellStart"/>
+      <w:r>
+        <w:t>s_name</w:t>
+      </w:r>
+      <w:proofErr w:type="spellEnd"/>
+      <w:r>
+        <w:t>,</w:t>
+      </w:r>
+    </w:p>
+    <w:p>
+      <w:pPr>
+        <w:pStyle w:val="NoSpacing"/>
+      </w:pPr>
+      <w:r>
+        <w:t xml:space="preserve">        age = </w:t>
+      </w:r>
+      <w:proofErr w:type="spellStart"/>
+      <w:r>
+        <w:t>s_age</w:t>
+      </w:r>
+      <w:proofErr w:type="spellEnd"/>
+      <w:r>
+        <w:t>,</w:t>
+      </w:r>
+    </w:p>
+    <w:p>
+      <w:pPr>
+        <w:pStyle w:val="NoSpacing"/>
+      </w:pPr>
+      <w:r>
+        <w:t xml:space="preserve">        course = </w:t>
+      </w:r>
+      <w:proofErr w:type="spellStart"/>
+      <w:r>
+        <w:t>s_course</w:t>
+      </w:r>
+      <w:proofErr w:type="spellEnd"/>
+    </w:p>
+    <w:p>
+      <w:pPr>
+        <w:pStyle w:val="NoSpacing"/>
+      </w:pPr>
+      <w:r>
+        <w:t xml:space="preserve">    WHERE id = </w:t>
+      </w:r>
+      <w:proofErr w:type="spellStart"/>
+      <w:r>
+        <w:t>s_id</w:t>
+      </w:r>
+      <w:proofErr w:type="spellEnd"/>
+      <w:r>
+        <w:t>;</w:t>
+      </w:r>
+    </w:p>
+    <w:p>
+      <w:pPr>
+        <w:pStyle w:val="NoSpacing"/>
+      </w:pPr>
+      <w:r>
+        <w:t>END;</w:t>
+      </w:r>
+    </w:p>
+    <w:p>
+      <w:pPr>
+        <w:pStyle w:val="NoSpacing"/>
+      </w:pPr>
+      <w:r>
+        <w:t>$$;</w:t>
+      </w:r>
+    </w:p>
+    <w:p>
+      <w:pPr>
+        <w:pStyle w:val="NoSpacing"/>
         <w:rPr>
           <w:b/>
           <w:bCs/>
         </w:rPr>
+      </w:pPr>
+      <w:r>
+        <w:rPr>
+          <w:b/>
+          <w:bCs/>
+        </w:rPr>
         <w:t>Output</w:t>
       </w:r>
     </w:p>
@@ -1557,15 +2005,11 @@
         <w:pStyle w:val="NoSpacing"/>
       </w:pPr>
       <w:r>
-        <w:rPr>
-          <w:noProof/>
-          <w:lang w:val="en-US"/>
-        </w:rPr>
         <w:drawing>
-          <wp:inline distT="0" distB="0" distL="0" distR="0" wp14:anchorId="31C34A1B" wp14:editId="74455433">
-            <wp:extent cx="3113460" cy="1066800"/>
+          <wp:inline distT="0" distB="0" distL="0" distR="0" wp14:anchorId="6B75E5FD" wp14:editId="7D926BCA">
+            <wp:extent cx="4934214" cy="1528763"/>
             <wp:effectExtent l="0" t="0" r="0" b="0"/>
-            <wp:docPr id="8" name="Picture 8"/>
+            <wp:docPr id="882337508" name="Picture 1"/>
             <wp:cNvGraphicFramePr>
               <a:graphicFrameLocks xmlns:a="http://schemas.openxmlformats.org/drawingml/2006/main" noChangeAspect="1"/>
             </wp:cNvGraphicFramePr>
@@ -1573,36 +2017,23 @@
               <a:graphicData uri="http://schemas.openxmlformats.org/drawingml/2006/picture">
                 <pic:pic xmlns:pic="http://schemas.openxmlformats.org/drawingml/2006/picture">
                   <pic:nvPicPr>
-                    <pic:cNvPr id="8" name="Screenshot (502).png"/>
+                    <pic:cNvPr id="882337508" name=""/>
                     <pic:cNvPicPr/>
                   </pic:nvPicPr>
-                  <pic:blipFill rotWithShape="1">
-                    <a:blip r:embed="rId8">
-                      <a:extLst>
-                        <a:ext uri="{28A0092B-C50C-407E-A947-70E740481C1C}">
-                          <a14:useLocalDpi xmlns:a14="http://schemas.microsoft.com/office/drawing/2010/main" val="0"/>
-                        </a:ext>
-                      </a:extLst>
-                    </a:blip>
-                    <a:srcRect l="15466" t="66393" r="63271" b="20655"/>
-                    <a:stretch/>
+                  <pic:blipFill>
+                    <a:blip r:embed="rId8"/>
+                    <a:stretch>
+                      <a:fillRect/>
+                    </a:stretch>
                   </pic:blipFill>
-                  <pic:spPr bwMode="auto">
+                  <pic:spPr>
                     <a:xfrm>
                       <a:off x="0" y="0"/>
-                      <a:ext cx="3174063" cy="1087565"/>
+                      <a:ext cx="4941478" cy="1531013"/>
                     </a:xfrm>
                     <a:prstGeom prst="rect">
                       <a:avLst/>
                     </a:prstGeom>
-                    <a:ln>
-                      <a:noFill/>
-                    </a:ln>
-                    <a:extLst>
-                      <a:ext uri="{53640926-AAD7-44D8-BBD7-CCE9431645EC}">
-                        <a14:shadowObscured xmlns:a14="http://schemas.microsoft.com/office/drawing/2010/main"/>
-                      </a:ext>
-                    </a:extLst>
                   </pic:spPr>
                 </pic:pic>
               </a:graphicData>
@@ -1637,17 +2068,149 @@
           <w:bCs/>
         </w:rPr>
       </w:pPr>
-      <w:r>
-        <w:rPr>
-          <w:noProof/>
-          <w:lang w:val="en-US"/>
-        </w:rPr>
+    </w:p>
+    <w:p>
+      <w:pPr>
+        <w:pStyle w:val="NoSpacing"/>
+        <w:rPr>
+          <w:b/>
+          <w:bCs/>
+        </w:rPr>
+      </w:pPr>
+    </w:p>
+    <w:p>
+      <w:pPr>
+        <w:pStyle w:val="NoSpacing"/>
+        <w:rPr>
+          <w:b/>
+          <w:bCs/>
+        </w:rPr>
+      </w:pPr>
+      <w:r>
+        <w:rPr>
+          <w:b/>
+          <w:bCs/>
+        </w:rPr>
+        <w:t>Step 5: DELETE Procedure</w:t>
+      </w:r>
+    </w:p>
+    <w:p>
+      <w:pPr>
+        <w:pStyle w:val="NoSpacing"/>
+      </w:pPr>
+      <w:r>
+        <w:t xml:space="preserve">CREATE OR REPLACE PROCEDURE </w:t>
+      </w:r>
+      <w:proofErr w:type="spellStart"/>
+      <w:r>
+        <w:t>delete_</w:t>
+      </w:r>
+      <w:proofErr w:type="gramStart"/>
+      <w:r>
+        <w:t>student</w:t>
+      </w:r>
+      <w:proofErr w:type="spellEnd"/>
+      <w:r>
+        <w:t>(</w:t>
+      </w:r>
+      <w:proofErr w:type="spellStart"/>
+      <w:proofErr w:type="gramEnd"/>
+      <w:r>
+        <w:t>s_id</w:t>
+      </w:r>
+      <w:proofErr w:type="spellEnd"/>
+      <w:r>
+        <w:t xml:space="preserve"> INT)</w:t>
+      </w:r>
+    </w:p>
+    <w:p>
+      <w:pPr>
+        <w:pStyle w:val="NoSpacing"/>
+      </w:pPr>
+      <w:r>
+        <w:t xml:space="preserve">LANGUAGE </w:t>
+      </w:r>
+      <w:proofErr w:type="spellStart"/>
+      <w:r>
+        <w:t>plpgsql</w:t>
+      </w:r>
+      <w:proofErr w:type="spellEnd"/>
+    </w:p>
+    <w:p>
+      <w:pPr>
+        <w:pStyle w:val="NoSpacing"/>
+      </w:pPr>
+      <w:r>
+        <w:t>AS $$</w:t>
+      </w:r>
+    </w:p>
+    <w:p>
+      <w:pPr>
+        <w:pStyle w:val="NoSpacing"/>
+      </w:pPr>
+      <w:r>
+        <w:t>BEGIN</w:t>
+      </w:r>
+    </w:p>
+    <w:p>
+      <w:pPr>
+        <w:pStyle w:val="NoSpacing"/>
+      </w:pPr>
+      <w:r>
+        <w:t xml:space="preserve">    DELETE FROM student WHERE id = </w:t>
+      </w:r>
+      <w:proofErr w:type="spellStart"/>
+      <w:r>
+        <w:t>s_id</w:t>
+      </w:r>
+      <w:proofErr w:type="spellEnd"/>
+      <w:r>
+        <w:t>;</w:t>
+      </w:r>
+    </w:p>
+    <w:p>
+      <w:pPr>
+        <w:pStyle w:val="NoSpacing"/>
+      </w:pPr>
+      <w:r>
+        <w:t>END;</w:t>
+      </w:r>
+    </w:p>
+    <w:p>
+      <w:pPr>
+        <w:pStyle w:val="NoSpacing"/>
+      </w:pPr>
+      <w:r>
+        <w:t>$$;</w:t>
+      </w:r>
+    </w:p>
+    <w:p>
+      <w:pPr>
+        <w:pStyle w:val="NoSpacing"/>
+        <w:rPr>
+          <w:b/>
+          <w:bCs/>
+        </w:rPr>
+      </w:pPr>
+      <w:r>
+        <w:rPr>
+          <w:b/>
+          <w:bCs/>
+        </w:rPr>
+        <w:t>Output</w:t>
+      </w:r>
+    </w:p>
+    <w:p>
+      <w:pPr>
+        <w:pStyle w:val="NoSpacing"/>
+      </w:pPr>
+      <w:r>
         <w:lastRenderedPageBreak/>
         <w:drawing>
-          <wp:inline distT="0" distB="0" distL="0" distR="0" wp14:anchorId="3014CDF2" wp14:editId="022AADE0">
-            <wp:extent cx="5140880" cy="1108364"/>
-            <wp:effectExtent l="0" t="0" r="3175" b="0"/>
-            <wp:docPr id="9" name="Picture 9"/>
+          <wp:inline distT="0" distB="0" distL="0" distR="0" wp14:anchorId="212ED4A3" wp14:editId="77FBD56A">
+            <wp:extent cx="5943600" cy="1719580"/>
+            <wp:effectExtent l="0" t="0" r="0" b="0"/>
+            <wp:docPr id="1794583859" name="Picture 1"/>
             <wp:cNvGraphicFramePr>
               <a:graphicFrameLocks xmlns:a="http://schemas.openxmlformats.org/drawingml/2006/main" noChangeAspect="1"/>
             </wp:cNvGraphicFramePr>
@@ -1655,36 +2218,23 @@
               <a:graphicData uri="http://schemas.openxmlformats.org/drawingml/2006/picture">
                 <pic:pic xmlns:pic="http://schemas.openxmlformats.org/drawingml/2006/picture">
                   <pic:nvPicPr>
-                    <pic:cNvPr id="9" name="Screenshot (503).png"/>
+                    <pic:cNvPr id="1794583859" name=""/>
                     <pic:cNvPicPr/>
                   </pic:nvPicPr>
-                  <pic:blipFill rotWithShape="1">
-                    <a:blip r:embed="rId9">
-                      <a:extLst>
-                        <a:ext uri="{28A0092B-C50C-407E-A947-70E740481C1C}">
-                          <a14:useLocalDpi xmlns:a14="http://schemas.microsoft.com/office/drawing/2010/main" val="0"/>
-                        </a:ext>
-                      </a:extLst>
-                    </a:blip>
-                    <a:srcRect l="15465" t="66667" r="40843" b="16586"/>
-                    <a:stretch/>
+                  <pic:blipFill>
+                    <a:blip r:embed="rId9"/>
+                    <a:stretch>
+                      <a:fillRect/>
+                    </a:stretch>
                   </pic:blipFill>
-                  <pic:spPr bwMode="auto">
+                  <pic:spPr>
                     <a:xfrm>
                       <a:off x="0" y="0"/>
-                      <a:ext cx="5226924" cy="1126915"/>
+                      <a:ext cx="5943600" cy="1719580"/>
                     </a:xfrm>
                     <a:prstGeom prst="rect">
                       <a:avLst/>
                     </a:prstGeom>
-                    <a:ln>
-                      <a:noFill/>
-                    </a:ln>
-                    <a:extLst>
-                      <a:ext uri="{53640926-AAD7-44D8-BBD7-CCE9431645EC}">
-                        <a14:shadowObscured xmlns:a14="http://schemas.microsoft.com/office/drawing/2010/main"/>
-                      </a:ext>
-                    </a:extLst>
                   </pic:spPr>
                 </pic:pic>
               </a:graphicData>
@@ -1696,166 +2246,219 @@
     <w:p>
       <w:pPr>
         <w:pStyle w:val="NoSpacing"/>
-        <w:rPr>
+      </w:pPr>
+    </w:p>
+    <w:p>
+      <w:pPr>
+        <w:pStyle w:val="Heading2"/>
+        <w:keepNext w:val="0"/>
+        <w:keepLines w:val="0"/>
+        <w:spacing w:after="80"/>
+        <w:rPr>
+          <w:rFonts w:ascii="Times New Roman" w:hAnsi="Times New Roman" w:cs="Times New Roman"/>
           <w:b/>
           <w:bCs/>
-        </w:rPr>
-      </w:pPr>
-    </w:p>
-    <w:p>
-      <w:pPr>
-        <w:pStyle w:val="NoSpacing"/>
-        <w:rPr>
+          <w:sz w:val="28"/>
+          <w:szCs w:val="28"/>
+        </w:rPr>
+      </w:pPr>
+      <w:r>
+        <w:rPr>
+          <w:rFonts w:ascii="Times New Roman" w:hAnsi="Times New Roman" w:cs="Times New Roman"/>
           <w:b/>
           <w:bCs/>
-        </w:rPr>
-      </w:pPr>
-      <w:r>
+          <w:sz w:val="28"/>
+          <w:szCs w:val="28"/>
+        </w:rPr>
+        <w:t>Step 6: Calling Procedures</w:t>
+      </w:r>
+    </w:p>
+    <w:p>
+      <w:pPr>
+        <w:rPr>
+          <w:rFonts w:ascii="Times New Roman" w:hAnsi="Times New Roman" w:cs="Times New Roman"/>
+          <w:sz w:val="28"/>
+          <w:szCs w:val="28"/>
+        </w:rPr>
+      </w:pPr>
+      <w:r>
+        <w:rPr>
+          <w:rFonts w:ascii="Times New Roman" w:hAnsi="Times New Roman" w:cs="Times New Roman"/>
+          <w:sz w:val="28"/>
+          <w:szCs w:val="28"/>
+        </w:rPr>
+        <w:t xml:space="preserve">CALL </w:t>
+      </w:r>
+      <w:proofErr w:type="spellStart"/>
+      <w:r>
+        <w:rPr>
+          <w:rFonts w:ascii="Times New Roman" w:hAnsi="Times New Roman" w:cs="Times New Roman"/>
+          <w:sz w:val="28"/>
+          <w:szCs w:val="28"/>
+        </w:rPr>
+        <w:t>insert_</w:t>
+      </w:r>
+      <w:proofErr w:type="gramStart"/>
+      <w:r>
+        <w:rPr>
+          <w:rFonts w:ascii="Times New Roman" w:hAnsi="Times New Roman" w:cs="Times New Roman"/>
+          <w:sz w:val="28"/>
+          <w:szCs w:val="28"/>
+        </w:rPr>
+        <w:t>student</w:t>
+      </w:r>
+      <w:proofErr w:type="spellEnd"/>
+      <w:r>
+        <w:rPr>
+          <w:rFonts w:ascii="Times New Roman" w:hAnsi="Times New Roman" w:cs="Times New Roman"/>
+          <w:sz w:val="28"/>
+          <w:szCs w:val="28"/>
+        </w:rPr>
+        <w:t>(</w:t>
+      </w:r>
+      <w:proofErr w:type="gramEnd"/>
+      <w:r>
+        <w:rPr>
+          <w:rFonts w:ascii="Times New Roman" w:hAnsi="Times New Roman" w:cs="Times New Roman"/>
+          <w:sz w:val="28"/>
+          <w:szCs w:val="28"/>
+        </w:rPr>
+        <w:t>'Sejal', 20, 'CSE');</w:t>
+      </w:r>
+    </w:p>
+    <w:p>
+      <w:pPr>
+        <w:rPr>
+          <w:rFonts w:ascii="Times New Roman" w:hAnsi="Times New Roman" w:cs="Times New Roman"/>
+          <w:sz w:val="28"/>
+          <w:szCs w:val="28"/>
+        </w:rPr>
+      </w:pPr>
+      <w:r>
+        <w:rPr>
+          <w:rFonts w:ascii="Times New Roman" w:hAnsi="Times New Roman" w:cs="Times New Roman"/>
+          <w:sz w:val="28"/>
+          <w:szCs w:val="28"/>
+        </w:rPr>
+        <w:t xml:space="preserve">CALL </w:t>
+      </w:r>
+      <w:proofErr w:type="spellStart"/>
+      <w:r>
+        <w:rPr>
+          <w:rFonts w:ascii="Times New Roman" w:hAnsi="Times New Roman" w:cs="Times New Roman"/>
+          <w:sz w:val="28"/>
+          <w:szCs w:val="28"/>
+        </w:rPr>
+        <w:t>update_</w:t>
+      </w:r>
+      <w:proofErr w:type="gramStart"/>
+      <w:r>
+        <w:rPr>
+          <w:rFonts w:ascii="Times New Roman" w:hAnsi="Times New Roman" w:cs="Times New Roman"/>
+          <w:sz w:val="28"/>
+          <w:szCs w:val="28"/>
+        </w:rPr>
+        <w:t>student</w:t>
+      </w:r>
+      <w:proofErr w:type="spellEnd"/>
+      <w:r>
+        <w:rPr>
+          <w:rFonts w:ascii="Times New Roman" w:hAnsi="Times New Roman" w:cs="Times New Roman"/>
+          <w:sz w:val="28"/>
+          <w:szCs w:val="28"/>
+        </w:rPr>
+        <w:t>(</w:t>
+      </w:r>
+      <w:proofErr w:type="gramEnd"/>
+      <w:r>
+        <w:rPr>
+          <w:rFonts w:ascii="Times New Roman" w:hAnsi="Times New Roman" w:cs="Times New Roman"/>
+          <w:sz w:val="28"/>
+          <w:szCs w:val="28"/>
+        </w:rPr>
+        <w:t>1, 'Sejal Patial', 21, 'AI-ML');</w:t>
+      </w:r>
+    </w:p>
+    <w:p>
+      <w:pPr>
+        <w:rPr>
+          <w:rFonts w:ascii="Times New Roman" w:hAnsi="Times New Roman" w:cs="Times New Roman"/>
+          <w:sz w:val="28"/>
+          <w:szCs w:val="28"/>
+        </w:rPr>
+      </w:pPr>
+      <w:r>
+        <w:rPr>
+          <w:rFonts w:ascii="Times New Roman" w:hAnsi="Times New Roman" w:cs="Times New Roman"/>
+          <w:sz w:val="28"/>
+          <w:szCs w:val="28"/>
+        </w:rPr>
+        <w:t xml:space="preserve">CALL </w:t>
+      </w:r>
+      <w:proofErr w:type="spellStart"/>
+      <w:r>
+        <w:rPr>
+          <w:rFonts w:ascii="Times New Roman" w:hAnsi="Times New Roman" w:cs="Times New Roman"/>
+          <w:sz w:val="28"/>
+          <w:szCs w:val="28"/>
+        </w:rPr>
+        <w:t>delete_</w:t>
+      </w:r>
+      <w:proofErr w:type="gramStart"/>
+      <w:r>
+        <w:rPr>
+          <w:rFonts w:ascii="Times New Roman" w:hAnsi="Times New Roman" w:cs="Times New Roman"/>
+          <w:sz w:val="28"/>
+          <w:szCs w:val="28"/>
+        </w:rPr>
+        <w:t>student</w:t>
+      </w:r>
+      <w:proofErr w:type="spellEnd"/>
+      <w:r>
+        <w:rPr>
+          <w:rFonts w:ascii="Times New Roman" w:hAnsi="Times New Roman" w:cs="Times New Roman"/>
+          <w:sz w:val="28"/>
+          <w:szCs w:val="28"/>
+        </w:rPr>
+        <w:t>(</w:t>
+      </w:r>
+      <w:proofErr w:type="gramEnd"/>
+      <w:r>
+        <w:rPr>
+          <w:rFonts w:ascii="Times New Roman" w:hAnsi="Times New Roman" w:cs="Times New Roman"/>
+          <w:sz w:val="28"/>
+          <w:szCs w:val="28"/>
+        </w:rPr>
+        <w:t>1);</w:t>
+      </w:r>
+    </w:p>
+    <w:p>
+      <w:pPr>
+        <w:pStyle w:val="Heading2"/>
+        <w:keepNext w:val="0"/>
+        <w:keepLines w:val="0"/>
+        <w:spacing w:after="80"/>
         <w:rPr>
           <w:b/>
           <w:bCs/>
-        </w:rPr>
-        <w:t>SQL Input Queries</w:t>
-      </w:r>
-    </w:p>
-    <w:p>
-      <w:pPr>
-        <w:pStyle w:val="NoSpacing"/>
-      </w:pPr>
-      <w:r>
-        <w:t>DO</w:t>
-      </w:r>
-    </w:p>
-    <w:p>
-      <w:pPr>
-        <w:pStyle w:val="NoSpacing"/>
-      </w:pPr>
-      <w:r>
-        <w:t>$$</w:t>
-      </w:r>
-    </w:p>
-    <w:p>
-      <w:pPr>
-        <w:pStyle w:val="NoSpacing"/>
-      </w:pPr>
-      <w:r>
-        <w:t>BEGIN</w:t>
-      </w:r>
-    </w:p>
-    <w:p>
-      <w:pPr>
-        <w:pStyle w:val="NoSpacing"/>
-      </w:pPr>
-      <w:r>
-        <w:tab/>
-        <w:t>INSERT INTO EMPLOYEE(EMP_ID, EMP_NAME, WORKING_HOURS, PERHOUR_SALARY) VALUES</w:t>
-      </w:r>
-    </w:p>
-    <w:p>
-      <w:pPr>
-        <w:pStyle w:val="NoSpacing"/>
-      </w:pPr>
-      <w:r>
-        <w:tab/>
-        <w:t>(1, 'AKASH', 10, 250000);</w:t>
-      </w:r>
-    </w:p>
-    <w:p>
-      <w:pPr>
-        <w:pStyle w:val="NoSpacing"/>
-      </w:pPr>
-    </w:p>
-    <w:p>
-      <w:pPr>
-        <w:pStyle w:val="NoSpacing"/>
-      </w:pPr>
-      <w:r>
-        <w:tab/>
-        <w:t>EXCEPTION</w:t>
-      </w:r>
-    </w:p>
-    <w:p>
-      <w:pPr>
-        <w:pStyle w:val="NoSpacing"/>
-      </w:pPr>
-      <w:r>
-        <w:tab/>
-        <w:t>WHEN OTHERS THEN</w:t>
-      </w:r>
-    </w:p>
-    <w:p>
-      <w:pPr>
-        <w:pStyle w:val="NoSpacing"/>
-      </w:pPr>
-      <w:r>
-        <w:tab/>
-        <w:t>RAISE NOTICE '%', SQLERRM;</w:t>
-      </w:r>
-    </w:p>
-    <w:p>
-      <w:pPr>
-        <w:pStyle w:val="NoSpacing"/>
-      </w:pPr>
-      <w:r>
-        <w:t>END;</w:t>
-      </w:r>
-    </w:p>
-    <w:p>
-      <w:pPr>
-        <w:pStyle w:val="NoSpacing"/>
-      </w:pPr>
-      <w:r>
-        <w:t>$$;</w:t>
-      </w:r>
-    </w:p>
-    <w:p>
-      <w:pPr>
-        <w:pStyle w:val="NoSpacing"/>
-      </w:pPr>
-    </w:p>
-    <w:p>
-      <w:pPr>
-        <w:pStyle w:val="NoSpacing"/>
-      </w:pPr>
-      <w:r>
-        <w:t>SELECT * FROM EMPLOYEE;</w:t>
-      </w:r>
-    </w:p>
-    <w:p>
-      <w:pPr>
-        <w:pStyle w:val="NoSpacing"/>
-      </w:pPr>
-    </w:p>
-    <w:p>
-      <w:pPr>
-        <w:pStyle w:val="NoSpacing"/>
+          <w:sz w:val="36"/>
+          <w:szCs w:val="36"/>
+          <w:lang w:val="en-GB"/>
+        </w:rPr>
+      </w:pPr>
+      <w:r>
         <w:rPr>
           <w:b/>
           <w:bCs/>
-        </w:rPr>
-      </w:pPr>
-      <w:r>
-        <w:rPr>
-          <w:b/>
-          <w:bCs/>
-        </w:rPr>
-        <w:t>Output</w:t>
-      </w:r>
-    </w:p>
-    <w:p>
-      <w:pPr>
-        <w:pStyle w:val="NoSpacing"/>
-      </w:pPr>
-      <w:r>
-        <w:rPr>
-          <w:noProof/>
-          <w:lang w:val="en-US"/>
+          <w:sz w:val="36"/>
+          <w:szCs w:val="36"/>
+          <w:lang w:val="en-GB"/>
         </w:rPr>
         <w:drawing>
-          <wp:inline distT="0" distB="0" distL="0" distR="0" wp14:anchorId="2A7C8A3A" wp14:editId="1F3DE8B5">
-            <wp:extent cx="3814640" cy="1378528"/>
-            <wp:effectExtent l="0" t="0" r="0" b="0"/>
-            <wp:docPr id="11" name="Picture 11"/>
+          <wp:inline distT="0" distB="0" distL="0" distR="0" wp14:anchorId="619DE043" wp14:editId="00B15903">
+            <wp:extent cx="5830114" cy="1895740"/>
+            <wp:effectExtent l="0" t="0" r="0" b="9525"/>
+            <wp:docPr id="476390854" name="Picture 1"/>
             <wp:cNvGraphicFramePr>
               <a:graphicFrameLocks xmlns:a="http://schemas.openxmlformats.org/drawingml/2006/main" noChangeAspect="1"/>
             </wp:cNvGraphicFramePr>
@@ -1863,36 +2466,23 @@
               <a:graphicData uri="http://schemas.openxmlformats.org/drawingml/2006/picture">
                 <pic:pic xmlns:pic="http://schemas.openxmlformats.org/drawingml/2006/picture">
                   <pic:nvPicPr>
-                    <pic:cNvPr id="11" name="Screenshot (505).png"/>
+                    <pic:cNvPr id="476390854" name=""/>
                     <pic:cNvPicPr/>
                   </pic:nvPicPr>
-                  <pic:blipFill rotWithShape="1">
-                    <a:blip r:embed="rId10">
-                      <a:extLst>
-                        <a:ext uri="{28A0092B-C50C-407E-A947-70E740481C1C}">
-                          <a14:useLocalDpi xmlns:a14="http://schemas.microsoft.com/office/drawing/2010/main" val="0"/>
-                        </a:ext>
-                      </a:extLst>
-                    </a:blip>
-                    <a:srcRect l="15275" t="65682" r="54392" b="14831"/>
-                    <a:stretch/>
+                  <pic:blipFill>
+                    <a:blip r:embed="rId10"/>
+                    <a:stretch>
+                      <a:fillRect/>
+                    </a:stretch>
                   </pic:blipFill>
-                  <pic:spPr bwMode="auto">
+                  <pic:spPr>
                     <a:xfrm>
                       <a:off x="0" y="0"/>
-                      <a:ext cx="3883356" cy="1403360"/>
+                      <a:ext cx="5830114" cy="1895740"/>
                     </a:xfrm>
                     <a:prstGeom prst="rect">
                       <a:avLst/>
                     </a:prstGeom>
-                    <a:ln>
-                      <a:noFill/>
-                    </a:ln>
-                    <a:extLst>
-                      <a:ext uri="{53640926-AAD7-44D8-BBD7-CCE9431645EC}">
-                        <a14:shadowObscured xmlns:a14="http://schemas.microsoft.com/office/drawing/2010/main"/>
-                      </a:ext>
-                    </a:extLst>
                   </pic:spPr>
                 </pic:pic>
               </a:graphicData>
@@ -1903,79 +2493,6 @@
     </w:p>
     <w:p>
       <w:pPr>
-        <w:pStyle w:val="NoSpacing"/>
-      </w:pPr>
-      <w:r>
-        <w:rPr>
-          <w:noProof/>
-          <w:lang w:val="en-US"/>
-        </w:rPr>
-        <w:drawing>
-          <wp:anchor distT="0" distB="0" distL="114300" distR="114300" simplePos="0" relativeHeight="251658240" behindDoc="0" locked="0" layoutInCell="1" allowOverlap="1" wp14:anchorId="401B8DCD" wp14:editId="426F01C1">
-            <wp:simplePos x="0" y="0"/>
-            <wp:positionH relativeFrom="margin">
-              <wp:align>left</wp:align>
-            </wp:positionH>
-            <wp:positionV relativeFrom="margin">
-              <wp:posOffset>6573809</wp:posOffset>
-            </wp:positionV>
-            <wp:extent cx="5736590" cy="1295400"/>
-            <wp:effectExtent l="0" t="0" r="0" b="0"/>
-            <wp:wrapSquare wrapText="bothSides"/>
-            <wp:docPr id="10" name="Picture 10"/>
-            <wp:cNvGraphicFramePr>
-              <a:graphicFrameLocks xmlns:a="http://schemas.openxmlformats.org/drawingml/2006/main" noChangeAspect="1"/>
-            </wp:cNvGraphicFramePr>
-            <a:graphic xmlns:a="http://schemas.openxmlformats.org/drawingml/2006/main">
-              <a:graphicData uri="http://schemas.openxmlformats.org/drawingml/2006/picture">
-                <pic:pic xmlns:pic="http://schemas.openxmlformats.org/drawingml/2006/picture">
-                  <pic:nvPicPr>
-                    <pic:cNvPr id="10" name="Screenshot (504).png"/>
-                    <pic:cNvPicPr/>
-                  </pic:nvPicPr>
-                  <pic:blipFill rotWithShape="1">
-                    <a:blip r:embed="rId11">
-                      <a:extLst>
-                        <a:ext uri="{28A0092B-C50C-407E-A947-70E740481C1C}">
-                          <a14:useLocalDpi xmlns:a14="http://schemas.microsoft.com/office/drawing/2010/main" val="0"/>
-                        </a:ext>
-                      </a:extLst>
-                    </a:blip>
-                    <a:srcRect l="15621" t="65906" r="40871" b="16628"/>
-                    <a:stretch/>
-                  </pic:blipFill>
-                  <pic:spPr bwMode="auto">
-                    <a:xfrm>
-                      <a:off x="0" y="0"/>
-                      <a:ext cx="5736590" cy="1295400"/>
-                    </a:xfrm>
-                    <a:prstGeom prst="rect">
-                      <a:avLst/>
-                    </a:prstGeom>
-                    <a:ln>
-                      <a:noFill/>
-                    </a:ln>
-                    <a:extLst>
-                      <a:ext uri="{53640926-AAD7-44D8-BBD7-CCE9431645EC}">
-                        <a14:shadowObscured xmlns:a14="http://schemas.microsoft.com/office/drawing/2010/main"/>
-                      </a:ext>
-                    </a:extLst>
-                  </pic:spPr>
-                </pic:pic>
-              </a:graphicData>
-            </a:graphic>
-            <wp14:sizeRelH relativeFrom="margin">
-              <wp14:pctWidth>0</wp14:pctWidth>
-            </wp14:sizeRelH>
-            <wp14:sizeRelV relativeFrom="margin">
-              <wp14:pctHeight>0</wp14:pctHeight>
-            </wp14:sizeRelV>
-          </wp:anchor>
-        </w:drawing>
-      </w:r>
-    </w:p>
-    <w:p>
-      <w:pPr>
         <w:pStyle w:val="Heading2"/>
         <w:keepNext w:val="0"/>
         <w:keepLines w:val="0"/>
@@ -1996,7 +2513,6 @@
           <w:szCs w:val="36"/>
           <w:lang w:val="en-GB"/>
         </w:rPr>
-        <w:lastRenderedPageBreak/>
         <w:t>Learning Outcomes</w:t>
       </w:r>
     </w:p>
@@ -2008,14 +2524,14 @@
           <w:numId w:val="23"/>
         </w:numPr>
         <w:rPr>
-          <w:lang w:val="en-GB"/>
-        </w:rPr>
-      </w:pPr>
-      <w:r>
-        <w:rPr>
-          <w:lang w:val="en-GB"/>
-        </w:rPr>
-        <w:t>Trigger Lifecycle Mastery: Understanding the difference between statement-level and row-level triggers and when to use BEFORE vs AFTER events.</w:t>
+          <w:lang w:val="en-IN"/>
+        </w:rPr>
+      </w:pPr>
+      <w:r>
+        <w:rPr>
+          <w:lang w:val="en-IN"/>
+        </w:rPr>
+        <w:t xml:space="preserve">Gained a clear understanding of stored procedures and their role in database management systems. </w:t>
       </w:r>
     </w:p>
     <w:p>
@@ -2026,14 +2542,14 @@
           <w:numId w:val="23"/>
         </w:numPr>
         <w:rPr>
-          <w:lang w:val="en-GB"/>
-        </w:rPr>
-      </w:pPr>
-      <w:r>
-        <w:rPr>
-          <w:lang w:val="en-GB"/>
-        </w:rPr>
-        <w:t>Automated Data Calculation: Proficiency in using triggers to derive and populate column values, reducing the logic burden on the application layer.</w:t>
+          <w:lang w:val="en-IN"/>
+        </w:rPr>
+      </w:pPr>
+      <w:r>
+        <w:rPr>
+          <w:lang w:val="en-IN"/>
+        </w:rPr>
+        <w:t xml:space="preserve"> Learned how to design and implement parameterized stored procedures for performing various database operations. </w:t>
       </w:r>
     </w:p>
     <w:p>
@@ -2044,14 +2560,14 @@
           <w:numId w:val="23"/>
         </w:numPr>
         <w:rPr>
-          <w:lang w:val="en-GB"/>
-        </w:rPr>
-      </w:pPr>
-      <w:r>
-        <w:rPr>
-          <w:lang w:val="en-GB"/>
-        </w:rPr>
-        <w:t>Custom Constraint Enforcement: Ability to implement complex business rules and validations that go beyond standard CHECK constraints.</w:t>
+          <w:lang w:val="en-IN"/>
+        </w:rPr>
+      </w:pPr>
+      <w:r>
+        <w:rPr>
+          <w:lang w:val="en-IN"/>
+        </w:rPr>
+        <w:t xml:space="preserve"> Acquired practical knowledge of CRUD operations (Create, Read, Update, Delete) using PostgreSQL. </w:t>
       </w:r>
     </w:p>
     <w:p>
@@ -2062,14 +2578,32 @@
           <w:numId w:val="23"/>
         </w:numPr>
         <w:rPr>
-          <w:lang w:val="en-GB"/>
-        </w:rPr>
-      </w:pPr>
-      <w:r>
-        <w:rPr>
-          <w:lang w:val="en-GB"/>
-        </w:rPr>
-        <w:t>Error Handling and Signaling: Mastery of the RAISE EXCEPTION mechanism to communicate specific business logic failures to the user or application.</w:t>
+          <w:lang w:val="en-IN"/>
+        </w:rPr>
+      </w:pPr>
+      <w:r>
+        <w:rPr>
+          <w:lang w:val="en-IN"/>
+        </w:rPr>
+        <w:t xml:space="preserve">Understood how stored procedures improve performance by reducing query execution time and network overhead. </w:t>
+      </w:r>
+    </w:p>
+    <w:p>
+      <w:pPr>
+        <w:pStyle w:val="NoSpacing"/>
+        <w:numPr>
+          <w:ilvl w:val="0"/>
+          <w:numId w:val="23"/>
+        </w:numPr>
+        <w:rPr>
+          <w:lang w:val="en-GB"/>
+        </w:rPr>
+      </w:pPr>
+      <w:r>
+        <w:rPr>
+          <w:lang w:val="en-IN"/>
+        </w:rPr>
+        <w:t>Developed the ability to enhance database security by restricting direct access to tables through procedures.</w:t>
       </w:r>
     </w:p>
     <w:sectPr>
@@ -2537,6 +3071,119 @@
     </w:lvl>
   </w:abstractNum>
   <w:abstractNum w:abstractNumId="4" w15:restartNumberingAfterBreak="0">
+    <w:nsid w:val="10540B20"/>
+    <w:multiLevelType w:val="multilevel"/>
+    <w:tmpl w:val="F856982A"/>
+    <w:lvl w:ilvl="0">
+      <w:start w:val="10"/>
+      <w:numFmt w:val="decimal"/>
+      <w:lvlText w:val="%1."/>
+      <w:lvlJc w:val="left"/>
+      <w:pPr>
+        <w:tabs>
+          <w:tab w:val="num" w:pos="720"/>
+        </w:tabs>
+        <w:ind w:left="720" w:hanging="360"/>
+      </w:pPr>
+    </w:lvl>
+    <w:lvl w:ilvl="1" w:tentative="1">
+      <w:start w:val="1"/>
+      <w:numFmt w:val="decimal"/>
+      <w:lvlText w:val="%2."/>
+      <w:lvlJc w:val="left"/>
+      <w:pPr>
+        <w:tabs>
+          <w:tab w:val="num" w:pos="1440"/>
+        </w:tabs>
+        <w:ind w:left="1440" w:hanging="360"/>
+      </w:pPr>
+    </w:lvl>
+    <w:lvl w:ilvl="2" w:tentative="1">
+      <w:start w:val="1"/>
+      <w:numFmt w:val="decimal"/>
+      <w:lvlText w:val="%3."/>
+      <w:lvlJc w:val="left"/>
+      <w:pPr>
+        <w:tabs>
+          <w:tab w:val="num" w:pos="2160"/>
+        </w:tabs>
+        <w:ind w:left="2160" w:hanging="360"/>
+      </w:pPr>
+    </w:lvl>
+    <w:lvl w:ilvl="3" w:tentative="1">
+      <w:start w:val="1"/>
+      <w:numFmt w:val="decimal"/>
+      <w:lvlText w:val="%4."/>
+      <w:lvlJc w:val="left"/>
+      <w:pPr>
+        <w:tabs>
+          <w:tab w:val="num" w:pos="2880"/>
+        </w:tabs>
+        <w:ind w:left="2880" w:hanging="360"/>
+      </w:pPr>
+    </w:lvl>
+    <w:lvl w:ilvl="4" w:tentative="1">
+      <w:start w:val="1"/>
+      <w:numFmt w:val="decimal"/>
+      <w:lvlText w:val="%5."/>
+      <w:lvlJc w:val="left"/>
+      <w:pPr>
+        <w:tabs>
+          <w:tab w:val="num" w:pos="3600"/>
+        </w:tabs>
+        <w:ind w:left="3600" w:hanging="360"/>
+      </w:pPr>
+    </w:lvl>
+    <w:lvl w:ilvl="5" w:tentative="1">
+      <w:start w:val="1"/>
+      <w:numFmt w:val="decimal"/>
+      <w:lvlText w:val="%6."/>
+      <w:lvlJc w:val="left"/>
+      <w:pPr>
+        <w:tabs>
+          <w:tab w:val="num" w:pos="4320"/>
+        </w:tabs>
+        <w:ind w:left="4320" w:hanging="360"/>
+      </w:pPr>
+    </w:lvl>
+    <w:lvl w:ilvl="6" w:tentative="1">
+      <w:start w:val="1"/>
+      <w:numFmt w:val="decimal"/>
+      <w:lvlText w:val="%7."/>
+      <w:lvlJc w:val="left"/>
+      <w:pPr>
+        <w:tabs>
+          <w:tab w:val="num" w:pos="5040"/>
+        </w:tabs>
+        <w:ind w:left="5040" w:hanging="360"/>
+      </w:pPr>
+    </w:lvl>
+    <w:lvl w:ilvl="7" w:tentative="1">
+      <w:start w:val="1"/>
+      <w:numFmt w:val="decimal"/>
+      <w:lvlText w:val="%8."/>
+      <w:lvlJc w:val="left"/>
+      <w:pPr>
+        <w:tabs>
+          <w:tab w:val="num" w:pos="5760"/>
+        </w:tabs>
+        <w:ind w:left="5760" w:hanging="360"/>
+      </w:pPr>
+    </w:lvl>
+    <w:lvl w:ilvl="8" w:tentative="1">
+      <w:start w:val="1"/>
+      <w:numFmt w:val="decimal"/>
+      <w:lvlText w:val="%9."/>
+      <w:lvlJc w:val="left"/>
+      <w:pPr>
+        <w:tabs>
+          <w:tab w:val="num" w:pos="6480"/>
+        </w:tabs>
+        <w:ind w:left="6480" w:hanging="360"/>
+      </w:pPr>
+    </w:lvl>
+  </w:abstractNum>
+  <w:abstractNum w:abstractNumId="5" w15:restartNumberingAfterBreak="0">
     <w:nsid w:val="13C81E7C"/>
     <w:multiLevelType w:val="hybridMultilevel"/>
     <w:tmpl w:val="AA76217E"/>
@@ -2625,7 +3272,120 @@
       </w:pPr>
     </w:lvl>
   </w:abstractNum>
-  <w:abstractNum w:abstractNumId="5" w15:restartNumberingAfterBreak="0">
+  <w:abstractNum w:abstractNumId="6" w15:restartNumberingAfterBreak="0">
+    <w:nsid w:val="18A53739"/>
+    <w:multiLevelType w:val="multilevel"/>
+    <w:tmpl w:val="716A7FBE"/>
+    <w:lvl w:ilvl="0">
+      <w:start w:val="6"/>
+      <w:numFmt w:val="decimal"/>
+      <w:lvlText w:val="%1."/>
+      <w:lvlJc w:val="left"/>
+      <w:pPr>
+        <w:tabs>
+          <w:tab w:val="num" w:pos="720"/>
+        </w:tabs>
+        <w:ind w:left="720" w:hanging="360"/>
+      </w:pPr>
+    </w:lvl>
+    <w:lvl w:ilvl="1" w:tentative="1">
+      <w:start w:val="1"/>
+      <w:numFmt w:val="decimal"/>
+      <w:lvlText w:val="%2."/>
+      <w:lvlJc w:val="left"/>
+      <w:pPr>
+        <w:tabs>
+          <w:tab w:val="num" w:pos="1440"/>
+        </w:tabs>
+        <w:ind w:left="1440" w:hanging="360"/>
+      </w:pPr>
+    </w:lvl>
+    <w:lvl w:ilvl="2" w:tentative="1">
+      <w:start w:val="1"/>
+      <w:numFmt w:val="decimal"/>
+      <w:lvlText w:val="%3."/>
+      <w:lvlJc w:val="left"/>
+      <w:pPr>
+        <w:tabs>
+          <w:tab w:val="num" w:pos="2160"/>
+        </w:tabs>
+        <w:ind w:left="2160" w:hanging="360"/>
+      </w:pPr>
+    </w:lvl>
+    <w:lvl w:ilvl="3" w:tentative="1">
+      <w:start w:val="1"/>
+      <w:numFmt w:val="decimal"/>
+      <w:lvlText w:val="%4."/>
+      <w:lvlJc w:val="left"/>
+      <w:pPr>
+        <w:tabs>
+          <w:tab w:val="num" w:pos="2880"/>
+        </w:tabs>
+        <w:ind w:left="2880" w:hanging="360"/>
+      </w:pPr>
+    </w:lvl>
+    <w:lvl w:ilvl="4" w:tentative="1">
+      <w:start w:val="1"/>
+      <w:numFmt w:val="decimal"/>
+      <w:lvlText w:val="%5."/>
+      <w:lvlJc w:val="left"/>
+      <w:pPr>
+        <w:tabs>
+          <w:tab w:val="num" w:pos="3600"/>
+        </w:tabs>
+        <w:ind w:left="3600" w:hanging="360"/>
+      </w:pPr>
+    </w:lvl>
+    <w:lvl w:ilvl="5" w:tentative="1">
+      <w:start w:val="1"/>
+      <w:numFmt w:val="decimal"/>
+      <w:lvlText w:val="%6."/>
+      <w:lvlJc w:val="left"/>
+      <w:pPr>
+        <w:tabs>
+          <w:tab w:val="num" w:pos="4320"/>
+        </w:tabs>
+        <w:ind w:left="4320" w:hanging="360"/>
+      </w:pPr>
+    </w:lvl>
+    <w:lvl w:ilvl="6" w:tentative="1">
+      <w:start w:val="1"/>
+      <w:numFmt w:val="decimal"/>
+      <w:lvlText w:val="%7."/>
+      <w:lvlJc w:val="left"/>
+      <w:pPr>
+        <w:tabs>
+          <w:tab w:val="num" w:pos="5040"/>
+        </w:tabs>
+        <w:ind w:left="5040" w:hanging="360"/>
+      </w:pPr>
+    </w:lvl>
+    <w:lvl w:ilvl="7" w:tentative="1">
+      <w:start w:val="1"/>
+      <w:numFmt w:val="decimal"/>
+      <w:lvlText w:val="%8."/>
+      <w:lvlJc w:val="left"/>
+      <w:pPr>
+        <w:tabs>
+          <w:tab w:val="num" w:pos="5760"/>
+        </w:tabs>
+        <w:ind w:left="5760" w:hanging="360"/>
+      </w:pPr>
+    </w:lvl>
+    <w:lvl w:ilvl="8" w:tentative="1">
+      <w:start w:val="1"/>
+      <w:numFmt w:val="decimal"/>
+      <w:lvlText w:val="%9."/>
+      <w:lvlJc w:val="left"/>
+      <w:pPr>
+        <w:tabs>
+          <w:tab w:val="num" w:pos="6480"/>
+        </w:tabs>
+        <w:ind w:left="6480" w:hanging="360"/>
+      </w:pPr>
+    </w:lvl>
+  </w:abstractNum>
+  <w:abstractNum w:abstractNumId="7" w15:restartNumberingAfterBreak="0">
     <w:nsid w:val="1F152CDC"/>
     <w:multiLevelType w:val="hybridMultilevel"/>
     <w:tmpl w:val="5CC0852E"/>
@@ -2738,7 +3498,7 @@
       </w:rPr>
     </w:lvl>
   </w:abstractNum>
-  <w:abstractNum w:abstractNumId="6" w15:restartNumberingAfterBreak="0">
+  <w:abstractNum w:abstractNumId="8" w15:restartNumberingAfterBreak="0">
     <w:nsid w:val="1F8B4AF3"/>
     <w:multiLevelType w:val="hybridMultilevel"/>
     <w:tmpl w:val="371A6A96"/>
@@ -2851,7 +3611,7 @@
       </w:rPr>
     </w:lvl>
   </w:abstractNum>
-  <w:abstractNum w:abstractNumId="7" w15:restartNumberingAfterBreak="0">
+  <w:abstractNum w:abstractNumId="9" w15:restartNumberingAfterBreak="0">
     <w:nsid w:val="2440575B"/>
     <w:multiLevelType w:val="hybridMultilevel"/>
     <w:tmpl w:val="06D21702"/>
@@ -2964,7 +3724,7 @@
       </w:rPr>
     </w:lvl>
   </w:abstractNum>
-  <w:abstractNum w:abstractNumId="8" w15:restartNumberingAfterBreak="0">
+  <w:abstractNum w:abstractNumId="10" w15:restartNumberingAfterBreak="0">
     <w:nsid w:val="24AF0CFB"/>
     <w:multiLevelType w:val="hybridMultilevel"/>
     <w:tmpl w:val="31C49742"/>
@@ -3077,7 +3837,7 @@
       </w:rPr>
     </w:lvl>
   </w:abstractNum>
-  <w:abstractNum w:abstractNumId="9" w15:restartNumberingAfterBreak="0">
+  <w:abstractNum w:abstractNumId="11" w15:restartNumberingAfterBreak="0">
     <w:nsid w:val="279D653B"/>
     <w:multiLevelType w:val="hybridMultilevel"/>
     <w:tmpl w:val="8F288684"/>
@@ -3190,7 +3950,7 @@
       </w:rPr>
     </w:lvl>
   </w:abstractNum>
-  <w:abstractNum w:abstractNumId="10" w15:restartNumberingAfterBreak="0">
+  <w:abstractNum w:abstractNumId="12" w15:restartNumberingAfterBreak="0">
     <w:nsid w:val="2A441DEA"/>
     <w:multiLevelType w:val="hybridMultilevel"/>
     <w:tmpl w:val="6F78AFE4"/>
@@ -3303,7 +4063,120 @@
       </w:rPr>
     </w:lvl>
   </w:abstractNum>
-  <w:abstractNum w:abstractNumId="11" w15:restartNumberingAfterBreak="0">
+  <w:abstractNum w:abstractNumId="13" w15:restartNumberingAfterBreak="0">
+    <w:nsid w:val="2EC73BA9"/>
+    <w:multiLevelType w:val="multilevel"/>
+    <w:tmpl w:val="0A6A0790"/>
+    <w:lvl w:ilvl="0">
+      <w:start w:val="12"/>
+      <w:numFmt w:val="decimal"/>
+      <w:lvlText w:val="%1."/>
+      <w:lvlJc w:val="left"/>
+      <w:pPr>
+        <w:tabs>
+          <w:tab w:val="num" w:pos="720"/>
+        </w:tabs>
+        <w:ind w:left="720" w:hanging="360"/>
+      </w:pPr>
+    </w:lvl>
+    <w:lvl w:ilvl="1" w:tentative="1">
+      <w:start w:val="1"/>
+      <w:numFmt w:val="decimal"/>
+      <w:lvlText w:val="%2."/>
+      <w:lvlJc w:val="left"/>
+      <w:pPr>
+        <w:tabs>
+          <w:tab w:val="num" w:pos="1440"/>
+        </w:tabs>
+        <w:ind w:left="1440" w:hanging="360"/>
+      </w:pPr>
+    </w:lvl>
+    <w:lvl w:ilvl="2" w:tentative="1">
+      <w:start w:val="1"/>
+      <w:numFmt w:val="decimal"/>
+      <w:lvlText w:val="%3."/>
+      <w:lvlJc w:val="left"/>
+      <w:pPr>
+        <w:tabs>
+          <w:tab w:val="num" w:pos="2160"/>
+        </w:tabs>
+        <w:ind w:left="2160" w:hanging="360"/>
+      </w:pPr>
+    </w:lvl>
+    <w:lvl w:ilvl="3" w:tentative="1">
+      <w:start w:val="1"/>
+      <w:numFmt w:val="decimal"/>
+      <w:lvlText w:val="%4."/>
+      <w:lvlJc w:val="left"/>
+      <w:pPr>
+        <w:tabs>
+          <w:tab w:val="num" w:pos="2880"/>
+        </w:tabs>
+        <w:ind w:left="2880" w:hanging="360"/>
+      </w:pPr>
+    </w:lvl>
+    <w:lvl w:ilvl="4" w:tentative="1">
+      <w:start w:val="1"/>
+      <w:numFmt w:val="decimal"/>
+      <w:lvlText w:val="%5."/>
+      <w:lvlJc w:val="left"/>
+      <w:pPr>
+        <w:tabs>
+          <w:tab w:val="num" w:pos="3600"/>
+        </w:tabs>
+        <w:ind w:left="3600" w:hanging="360"/>
+      </w:pPr>
+    </w:lvl>
+    <w:lvl w:ilvl="5" w:tentative="1">
+      <w:start w:val="1"/>
+      <w:numFmt w:val="decimal"/>
+      <w:lvlText w:val="%6."/>
+      <w:lvlJc w:val="left"/>
+      <w:pPr>
+        <w:tabs>
+          <w:tab w:val="num" w:pos="4320"/>
+        </w:tabs>
+        <w:ind w:left="4320" w:hanging="360"/>
+      </w:pPr>
+    </w:lvl>
+    <w:lvl w:ilvl="6" w:tentative="1">
+      <w:start w:val="1"/>
+      <w:numFmt w:val="decimal"/>
+      <w:lvlText w:val="%7."/>
+      <w:lvlJc w:val="left"/>
+      <w:pPr>
+        <w:tabs>
+          <w:tab w:val="num" w:pos="5040"/>
+        </w:tabs>
+        <w:ind w:left="5040" w:hanging="360"/>
+      </w:pPr>
+    </w:lvl>
+    <w:lvl w:ilvl="7" w:tentative="1">
+      <w:start w:val="1"/>
+      <w:numFmt w:val="decimal"/>
+      <w:lvlText w:val="%8."/>
+      <w:lvlJc w:val="left"/>
+      <w:pPr>
+        <w:tabs>
+          <w:tab w:val="num" w:pos="5760"/>
+        </w:tabs>
+        <w:ind w:left="5760" w:hanging="360"/>
+      </w:pPr>
+    </w:lvl>
+    <w:lvl w:ilvl="8" w:tentative="1">
+      <w:start w:val="1"/>
+      <w:numFmt w:val="decimal"/>
+      <w:lvlText w:val="%9."/>
+      <w:lvlJc w:val="left"/>
+      <w:pPr>
+        <w:tabs>
+          <w:tab w:val="num" w:pos="6480"/>
+        </w:tabs>
+        <w:ind w:left="6480" w:hanging="360"/>
+      </w:pPr>
+    </w:lvl>
+  </w:abstractNum>
+  <w:abstractNum w:abstractNumId="14" w15:restartNumberingAfterBreak="0">
     <w:nsid w:val="2EE7088B"/>
     <w:multiLevelType w:val="hybridMultilevel"/>
     <w:tmpl w:val="DFE87DC2"/>
@@ -3416,7 +4289,7 @@
       </w:rPr>
     </w:lvl>
   </w:abstractNum>
-  <w:abstractNum w:abstractNumId="12" w15:restartNumberingAfterBreak="0">
+  <w:abstractNum w:abstractNumId="15" w15:restartNumberingAfterBreak="0">
     <w:nsid w:val="34DF03B4"/>
     <w:multiLevelType w:val="hybridMultilevel"/>
     <w:tmpl w:val="C1A0BC76"/>
@@ -3529,7 +4402,459 @@
       </w:rPr>
     </w:lvl>
   </w:abstractNum>
-  <w:abstractNum w:abstractNumId="13" w15:restartNumberingAfterBreak="0">
+  <w:abstractNum w:abstractNumId="16" w15:restartNumberingAfterBreak="0">
+    <w:nsid w:val="350E08BA"/>
+    <w:multiLevelType w:val="multilevel"/>
+    <w:tmpl w:val="CEAAD534"/>
+    <w:lvl w:ilvl="0">
+      <w:start w:val="7"/>
+      <w:numFmt w:val="decimal"/>
+      <w:lvlText w:val="%1."/>
+      <w:lvlJc w:val="left"/>
+      <w:pPr>
+        <w:tabs>
+          <w:tab w:val="num" w:pos="720"/>
+        </w:tabs>
+        <w:ind w:left="720" w:hanging="360"/>
+      </w:pPr>
+    </w:lvl>
+    <w:lvl w:ilvl="1" w:tentative="1">
+      <w:start w:val="1"/>
+      <w:numFmt w:val="decimal"/>
+      <w:lvlText w:val="%2."/>
+      <w:lvlJc w:val="left"/>
+      <w:pPr>
+        <w:tabs>
+          <w:tab w:val="num" w:pos="1440"/>
+        </w:tabs>
+        <w:ind w:left="1440" w:hanging="360"/>
+      </w:pPr>
+    </w:lvl>
+    <w:lvl w:ilvl="2" w:tentative="1">
+      <w:start w:val="1"/>
+      <w:numFmt w:val="decimal"/>
+      <w:lvlText w:val="%3."/>
+      <w:lvlJc w:val="left"/>
+      <w:pPr>
+        <w:tabs>
+          <w:tab w:val="num" w:pos="2160"/>
+        </w:tabs>
+        <w:ind w:left="2160" w:hanging="360"/>
+      </w:pPr>
+    </w:lvl>
+    <w:lvl w:ilvl="3" w:tentative="1">
+      <w:start w:val="1"/>
+      <w:numFmt w:val="decimal"/>
+      <w:lvlText w:val="%4."/>
+      <w:lvlJc w:val="left"/>
+      <w:pPr>
+        <w:tabs>
+          <w:tab w:val="num" w:pos="2880"/>
+        </w:tabs>
+        <w:ind w:left="2880" w:hanging="360"/>
+      </w:pPr>
+    </w:lvl>
+    <w:lvl w:ilvl="4" w:tentative="1">
+      <w:start w:val="1"/>
+      <w:numFmt w:val="decimal"/>
+      <w:lvlText w:val="%5."/>
+      <w:lvlJc w:val="left"/>
+      <w:pPr>
+        <w:tabs>
+          <w:tab w:val="num" w:pos="3600"/>
+        </w:tabs>
+        <w:ind w:left="3600" w:hanging="360"/>
+      </w:pPr>
+    </w:lvl>
+    <w:lvl w:ilvl="5" w:tentative="1">
+      <w:start w:val="1"/>
+      <w:numFmt w:val="decimal"/>
+      <w:lvlText w:val="%6."/>
+      <w:lvlJc w:val="left"/>
+      <w:pPr>
+        <w:tabs>
+          <w:tab w:val="num" w:pos="4320"/>
+        </w:tabs>
+        <w:ind w:left="4320" w:hanging="360"/>
+      </w:pPr>
+    </w:lvl>
+    <w:lvl w:ilvl="6" w:tentative="1">
+      <w:start w:val="1"/>
+      <w:numFmt w:val="decimal"/>
+      <w:lvlText w:val="%7."/>
+      <w:lvlJc w:val="left"/>
+      <w:pPr>
+        <w:tabs>
+          <w:tab w:val="num" w:pos="5040"/>
+        </w:tabs>
+        <w:ind w:left="5040" w:hanging="360"/>
+      </w:pPr>
+    </w:lvl>
+    <w:lvl w:ilvl="7" w:tentative="1">
+      <w:start w:val="1"/>
+      <w:numFmt w:val="decimal"/>
+      <w:lvlText w:val="%8."/>
+      <w:lvlJc w:val="left"/>
+      <w:pPr>
+        <w:tabs>
+          <w:tab w:val="num" w:pos="5760"/>
+        </w:tabs>
+        <w:ind w:left="5760" w:hanging="360"/>
+      </w:pPr>
+    </w:lvl>
+    <w:lvl w:ilvl="8" w:tentative="1">
+      <w:start w:val="1"/>
+      <w:numFmt w:val="decimal"/>
+      <w:lvlText w:val="%9."/>
+      <w:lvlJc w:val="left"/>
+      <w:pPr>
+        <w:tabs>
+          <w:tab w:val="num" w:pos="6480"/>
+        </w:tabs>
+        <w:ind w:left="6480" w:hanging="360"/>
+      </w:pPr>
+    </w:lvl>
+  </w:abstractNum>
+  <w:abstractNum w:abstractNumId="17" w15:restartNumberingAfterBreak="0">
+    <w:nsid w:val="3BEC7E3C"/>
+    <w:multiLevelType w:val="multilevel"/>
+    <w:tmpl w:val="313E7B26"/>
+    <w:lvl w:ilvl="0">
+      <w:start w:val="3"/>
+      <w:numFmt w:val="decimal"/>
+      <w:lvlText w:val="%1."/>
+      <w:lvlJc w:val="left"/>
+      <w:pPr>
+        <w:tabs>
+          <w:tab w:val="num" w:pos="720"/>
+        </w:tabs>
+        <w:ind w:left="720" w:hanging="360"/>
+      </w:pPr>
+    </w:lvl>
+    <w:lvl w:ilvl="1" w:tentative="1">
+      <w:start w:val="1"/>
+      <w:numFmt w:val="decimal"/>
+      <w:lvlText w:val="%2."/>
+      <w:lvlJc w:val="left"/>
+      <w:pPr>
+        <w:tabs>
+          <w:tab w:val="num" w:pos="1440"/>
+        </w:tabs>
+        <w:ind w:left="1440" w:hanging="360"/>
+      </w:pPr>
+    </w:lvl>
+    <w:lvl w:ilvl="2" w:tentative="1">
+      <w:start w:val="1"/>
+      <w:numFmt w:val="decimal"/>
+      <w:lvlText w:val="%3."/>
+      <w:lvlJc w:val="left"/>
+      <w:pPr>
+        <w:tabs>
+          <w:tab w:val="num" w:pos="2160"/>
+        </w:tabs>
+        <w:ind w:left="2160" w:hanging="360"/>
+      </w:pPr>
+    </w:lvl>
+    <w:lvl w:ilvl="3" w:tentative="1">
+      <w:start w:val="1"/>
+      <w:numFmt w:val="decimal"/>
+      <w:lvlText w:val="%4."/>
+      <w:lvlJc w:val="left"/>
+      <w:pPr>
+        <w:tabs>
+          <w:tab w:val="num" w:pos="2880"/>
+        </w:tabs>
+        <w:ind w:left="2880" w:hanging="360"/>
+      </w:pPr>
+    </w:lvl>
+    <w:lvl w:ilvl="4" w:tentative="1">
+      <w:start w:val="1"/>
+      <w:numFmt w:val="decimal"/>
+      <w:lvlText w:val="%5."/>
+      <w:lvlJc w:val="left"/>
+      <w:pPr>
+        <w:tabs>
+          <w:tab w:val="num" w:pos="3600"/>
+        </w:tabs>
+        <w:ind w:left="3600" w:hanging="360"/>
+      </w:pPr>
+    </w:lvl>
+    <w:lvl w:ilvl="5" w:tentative="1">
+      <w:start w:val="1"/>
+      <w:numFmt w:val="decimal"/>
+      <w:lvlText w:val="%6."/>
+      <w:lvlJc w:val="left"/>
+      <w:pPr>
+        <w:tabs>
+          <w:tab w:val="num" w:pos="4320"/>
+        </w:tabs>
+        <w:ind w:left="4320" w:hanging="360"/>
+      </w:pPr>
+    </w:lvl>
+    <w:lvl w:ilvl="6" w:tentative="1">
+      <w:start w:val="1"/>
+      <w:numFmt w:val="decimal"/>
+      <w:lvlText w:val="%7."/>
+      <w:lvlJc w:val="left"/>
+      <w:pPr>
+        <w:tabs>
+          <w:tab w:val="num" w:pos="5040"/>
+        </w:tabs>
+        <w:ind w:left="5040" w:hanging="360"/>
+      </w:pPr>
+    </w:lvl>
+    <w:lvl w:ilvl="7" w:tentative="1">
+      <w:start w:val="1"/>
+      <w:numFmt w:val="decimal"/>
+      <w:lvlText w:val="%8."/>
+      <w:lvlJc w:val="left"/>
+      <w:pPr>
+        <w:tabs>
+          <w:tab w:val="num" w:pos="5760"/>
+        </w:tabs>
+        <w:ind w:left="5760" w:hanging="360"/>
+      </w:pPr>
+    </w:lvl>
+    <w:lvl w:ilvl="8" w:tentative="1">
+      <w:start w:val="1"/>
+      <w:numFmt w:val="decimal"/>
+      <w:lvlText w:val="%9."/>
+      <w:lvlJc w:val="left"/>
+      <w:pPr>
+        <w:tabs>
+          <w:tab w:val="num" w:pos="6480"/>
+        </w:tabs>
+        <w:ind w:left="6480" w:hanging="360"/>
+      </w:pPr>
+    </w:lvl>
+  </w:abstractNum>
+  <w:abstractNum w:abstractNumId="18" w15:restartNumberingAfterBreak="0">
+    <w:nsid w:val="3D9241D9"/>
+    <w:multiLevelType w:val="multilevel"/>
+    <w:tmpl w:val="E708A0E6"/>
+    <w:lvl w:ilvl="0">
+      <w:start w:val="2"/>
+      <w:numFmt w:val="decimal"/>
+      <w:lvlText w:val="%1."/>
+      <w:lvlJc w:val="left"/>
+      <w:pPr>
+        <w:tabs>
+          <w:tab w:val="num" w:pos="720"/>
+        </w:tabs>
+        <w:ind w:left="720" w:hanging="360"/>
+      </w:pPr>
+    </w:lvl>
+    <w:lvl w:ilvl="1" w:tentative="1">
+      <w:start w:val="1"/>
+      <w:numFmt w:val="decimal"/>
+      <w:lvlText w:val="%2."/>
+      <w:lvlJc w:val="left"/>
+      <w:pPr>
+        <w:tabs>
+          <w:tab w:val="num" w:pos="1440"/>
+        </w:tabs>
+        <w:ind w:left="1440" w:hanging="360"/>
+      </w:pPr>
+    </w:lvl>
+    <w:lvl w:ilvl="2" w:tentative="1">
+      <w:start w:val="1"/>
+      <w:numFmt w:val="decimal"/>
+      <w:lvlText w:val="%3."/>
+      <w:lvlJc w:val="left"/>
+      <w:pPr>
+        <w:tabs>
+          <w:tab w:val="num" w:pos="2160"/>
+        </w:tabs>
+        <w:ind w:left="2160" w:hanging="360"/>
+      </w:pPr>
+    </w:lvl>
+    <w:lvl w:ilvl="3" w:tentative="1">
+      <w:start w:val="1"/>
+      <w:numFmt w:val="decimal"/>
+      <w:lvlText w:val="%4."/>
+      <w:lvlJc w:val="left"/>
+      <w:pPr>
+        <w:tabs>
+          <w:tab w:val="num" w:pos="2880"/>
+        </w:tabs>
+        <w:ind w:left="2880" w:hanging="360"/>
+      </w:pPr>
+    </w:lvl>
+    <w:lvl w:ilvl="4" w:tentative="1">
+      <w:start w:val="1"/>
+      <w:numFmt w:val="decimal"/>
+      <w:lvlText w:val="%5."/>
+      <w:lvlJc w:val="left"/>
+      <w:pPr>
+        <w:tabs>
+          <w:tab w:val="num" w:pos="3600"/>
+        </w:tabs>
+        <w:ind w:left="3600" w:hanging="360"/>
+      </w:pPr>
+    </w:lvl>
+    <w:lvl w:ilvl="5" w:tentative="1">
+      <w:start w:val="1"/>
+      <w:numFmt w:val="decimal"/>
+      <w:lvlText w:val="%6."/>
+      <w:lvlJc w:val="left"/>
+      <w:pPr>
+        <w:tabs>
+          <w:tab w:val="num" w:pos="4320"/>
+        </w:tabs>
+        <w:ind w:left="4320" w:hanging="360"/>
+      </w:pPr>
+    </w:lvl>
+    <w:lvl w:ilvl="6" w:tentative="1">
+      <w:start w:val="1"/>
+      <w:numFmt w:val="decimal"/>
+      <w:lvlText w:val="%7."/>
+      <w:lvlJc w:val="left"/>
+      <w:pPr>
+        <w:tabs>
+          <w:tab w:val="num" w:pos="5040"/>
+        </w:tabs>
+        <w:ind w:left="5040" w:hanging="360"/>
+      </w:pPr>
+    </w:lvl>
+    <w:lvl w:ilvl="7" w:tentative="1">
+      <w:start w:val="1"/>
+      <w:numFmt w:val="decimal"/>
+      <w:lvlText w:val="%8."/>
+      <w:lvlJc w:val="left"/>
+      <w:pPr>
+        <w:tabs>
+          <w:tab w:val="num" w:pos="5760"/>
+        </w:tabs>
+        <w:ind w:left="5760" w:hanging="360"/>
+      </w:pPr>
+    </w:lvl>
+    <w:lvl w:ilvl="8" w:tentative="1">
+      <w:start w:val="1"/>
+      <w:numFmt w:val="decimal"/>
+      <w:lvlText w:val="%9."/>
+      <w:lvlJc w:val="left"/>
+      <w:pPr>
+        <w:tabs>
+          <w:tab w:val="num" w:pos="6480"/>
+        </w:tabs>
+        <w:ind w:left="6480" w:hanging="360"/>
+      </w:pPr>
+    </w:lvl>
+  </w:abstractNum>
+  <w:abstractNum w:abstractNumId="19" w15:restartNumberingAfterBreak="0">
+    <w:nsid w:val="440F3A1C"/>
+    <w:multiLevelType w:val="multilevel"/>
+    <w:tmpl w:val="DBACF10A"/>
+    <w:lvl w:ilvl="0">
+      <w:start w:val="4"/>
+      <w:numFmt w:val="decimal"/>
+      <w:lvlText w:val="%1."/>
+      <w:lvlJc w:val="left"/>
+      <w:pPr>
+        <w:tabs>
+          <w:tab w:val="num" w:pos="720"/>
+        </w:tabs>
+        <w:ind w:left="720" w:hanging="360"/>
+      </w:pPr>
+    </w:lvl>
+    <w:lvl w:ilvl="1" w:tentative="1">
+      <w:start w:val="1"/>
+      <w:numFmt w:val="decimal"/>
+      <w:lvlText w:val="%2."/>
+      <w:lvlJc w:val="left"/>
+      <w:pPr>
+        <w:tabs>
+          <w:tab w:val="num" w:pos="1440"/>
+        </w:tabs>
+        <w:ind w:left="1440" w:hanging="360"/>
+      </w:pPr>
+    </w:lvl>
+    <w:lvl w:ilvl="2" w:tentative="1">
+      <w:start w:val="1"/>
+      <w:numFmt w:val="decimal"/>
+      <w:lvlText w:val="%3."/>
+      <w:lvlJc w:val="left"/>
+      <w:pPr>
+        <w:tabs>
+          <w:tab w:val="num" w:pos="2160"/>
+        </w:tabs>
+        <w:ind w:left="2160" w:hanging="360"/>
+      </w:pPr>
+    </w:lvl>
+    <w:lvl w:ilvl="3" w:tentative="1">
+      <w:start w:val="1"/>
+      <w:numFmt w:val="decimal"/>
+      <w:lvlText w:val="%4."/>
+      <w:lvlJc w:val="left"/>
+      <w:pPr>
+        <w:tabs>
+          <w:tab w:val="num" w:pos="2880"/>
+        </w:tabs>
+        <w:ind w:left="2880" w:hanging="360"/>
+      </w:pPr>
+    </w:lvl>
+    <w:lvl w:ilvl="4" w:tentative="1">
+      <w:start w:val="1"/>
+      <w:numFmt w:val="decimal"/>
+      <w:lvlText w:val="%5."/>
+      <w:lvlJc w:val="left"/>
+      <w:pPr>
+        <w:tabs>
+          <w:tab w:val="num" w:pos="3600"/>
+        </w:tabs>
+        <w:ind w:left="3600" w:hanging="360"/>
+      </w:pPr>
+    </w:lvl>
+    <w:lvl w:ilvl="5" w:tentative="1">
+      <w:start w:val="1"/>
+      <w:numFmt w:val="decimal"/>
+      <w:lvlText w:val="%6."/>
+      <w:lvlJc w:val="left"/>
+      <w:pPr>
+        <w:tabs>
+          <w:tab w:val="num" w:pos="4320"/>
+        </w:tabs>
+        <w:ind w:left="4320" w:hanging="360"/>
+      </w:pPr>
+    </w:lvl>
+    <w:lvl w:ilvl="6" w:tentative="1">
+      <w:start w:val="1"/>
+      <w:numFmt w:val="decimal"/>
+      <w:lvlText w:val="%7."/>
+      <w:lvlJc w:val="left"/>
+      <w:pPr>
+        <w:tabs>
+          <w:tab w:val="num" w:pos="5040"/>
+        </w:tabs>
+        <w:ind w:left="5040" w:hanging="360"/>
+      </w:pPr>
+    </w:lvl>
+    <w:lvl w:ilvl="7" w:tentative="1">
+      <w:start w:val="1"/>
+      <w:numFmt w:val="decimal"/>
+      <w:lvlText w:val="%8."/>
+      <w:lvlJc w:val="left"/>
+      <w:pPr>
+        <w:tabs>
+          <w:tab w:val="num" w:pos="5760"/>
+        </w:tabs>
+        <w:ind w:left="5760" w:hanging="360"/>
+      </w:pPr>
+    </w:lvl>
+    <w:lvl w:ilvl="8" w:tentative="1">
+      <w:start w:val="1"/>
+      <w:numFmt w:val="decimal"/>
+      <w:lvlText w:val="%9."/>
+      <w:lvlJc w:val="left"/>
+      <w:pPr>
+        <w:tabs>
+          <w:tab w:val="num" w:pos="6480"/>
+        </w:tabs>
+        <w:ind w:left="6480" w:hanging="360"/>
+      </w:pPr>
+    </w:lvl>
+  </w:abstractNum>
+  <w:abstractNum w:abstractNumId="20" w15:restartNumberingAfterBreak="0">
     <w:nsid w:val="48D976CE"/>
     <w:multiLevelType w:val="hybridMultilevel"/>
     <w:tmpl w:val="00BC7FFE"/>
@@ -3642,7 +4967,7 @@
       </w:rPr>
     </w:lvl>
   </w:abstractNum>
-  <w:abstractNum w:abstractNumId="14" w15:restartNumberingAfterBreak="0">
+  <w:abstractNum w:abstractNumId="21" w15:restartNumberingAfterBreak="0">
     <w:nsid w:val="4E961D9C"/>
     <w:multiLevelType w:val="multilevel"/>
     <w:tmpl w:val="3D181420"/>
@@ -3755,7 +5080,120 @@
       </w:rPr>
     </w:lvl>
   </w:abstractNum>
-  <w:abstractNum w:abstractNumId="15" w15:restartNumberingAfterBreak="0">
+  <w:abstractNum w:abstractNumId="22" w15:restartNumberingAfterBreak="0">
+    <w:nsid w:val="4E9D221C"/>
+    <w:multiLevelType w:val="multilevel"/>
+    <w:tmpl w:val="AEFC6DAC"/>
+    <w:lvl w:ilvl="0">
+      <w:start w:val="1"/>
+      <w:numFmt w:val="decimal"/>
+      <w:lvlText w:val="%1."/>
+      <w:lvlJc w:val="left"/>
+      <w:pPr>
+        <w:tabs>
+          <w:tab w:val="num" w:pos="502"/>
+        </w:tabs>
+        <w:ind w:left="502" w:hanging="360"/>
+      </w:pPr>
+    </w:lvl>
+    <w:lvl w:ilvl="1" w:tentative="1">
+      <w:start w:val="1"/>
+      <w:numFmt w:val="decimal"/>
+      <w:lvlText w:val="%2."/>
+      <w:lvlJc w:val="left"/>
+      <w:pPr>
+        <w:tabs>
+          <w:tab w:val="num" w:pos="1222"/>
+        </w:tabs>
+        <w:ind w:left="1222" w:hanging="360"/>
+      </w:pPr>
+    </w:lvl>
+    <w:lvl w:ilvl="2" w:tentative="1">
+      <w:start w:val="1"/>
+      <w:numFmt w:val="decimal"/>
+      <w:lvlText w:val="%3."/>
+      <w:lvlJc w:val="left"/>
+      <w:pPr>
+        <w:tabs>
+          <w:tab w:val="num" w:pos="1942"/>
+        </w:tabs>
+        <w:ind w:left="1942" w:hanging="360"/>
+      </w:pPr>
+    </w:lvl>
+    <w:lvl w:ilvl="3" w:tentative="1">
+      <w:start w:val="1"/>
+      <w:numFmt w:val="decimal"/>
+      <w:lvlText w:val="%4."/>
+      <w:lvlJc w:val="left"/>
+      <w:pPr>
+        <w:tabs>
+          <w:tab w:val="num" w:pos="2662"/>
+        </w:tabs>
+        <w:ind w:left="2662" w:hanging="360"/>
+      </w:pPr>
+    </w:lvl>
+    <w:lvl w:ilvl="4" w:tentative="1">
+      <w:start w:val="1"/>
+      <w:numFmt w:val="decimal"/>
+      <w:lvlText w:val="%5."/>
+      <w:lvlJc w:val="left"/>
+      <w:pPr>
+        <w:tabs>
+          <w:tab w:val="num" w:pos="3382"/>
+        </w:tabs>
+        <w:ind w:left="3382" w:hanging="360"/>
+      </w:pPr>
+    </w:lvl>
+    <w:lvl w:ilvl="5" w:tentative="1">
+      <w:start w:val="1"/>
+      <w:numFmt w:val="decimal"/>
+      <w:lvlText w:val="%6."/>
+      <w:lvlJc w:val="left"/>
+      <w:pPr>
+        <w:tabs>
+          <w:tab w:val="num" w:pos="4102"/>
+        </w:tabs>
+        <w:ind w:left="4102" w:hanging="360"/>
+      </w:pPr>
+    </w:lvl>
+    <w:lvl w:ilvl="6" w:tentative="1">
+      <w:start w:val="1"/>
+      <w:numFmt w:val="decimal"/>
+      <w:lvlText w:val="%7."/>
+      <w:lvlJc w:val="left"/>
+      <w:pPr>
+        <w:tabs>
+          <w:tab w:val="num" w:pos="4822"/>
+        </w:tabs>
+        <w:ind w:left="4822" w:hanging="360"/>
+      </w:pPr>
+    </w:lvl>
+    <w:lvl w:ilvl="7" w:tentative="1">
+      <w:start w:val="1"/>
+      <w:numFmt w:val="decimal"/>
+      <w:lvlText w:val="%8."/>
+      <w:lvlJc w:val="left"/>
+      <w:pPr>
+        <w:tabs>
+          <w:tab w:val="num" w:pos="5542"/>
+        </w:tabs>
+        <w:ind w:left="5542" w:hanging="360"/>
+      </w:pPr>
+    </w:lvl>
+    <w:lvl w:ilvl="8" w:tentative="1">
+      <w:start w:val="1"/>
+      <w:numFmt w:val="decimal"/>
+      <w:lvlText w:val="%9."/>
+      <w:lvlJc w:val="left"/>
+      <w:pPr>
+        <w:tabs>
+          <w:tab w:val="num" w:pos="6262"/>
+        </w:tabs>
+        <w:ind w:left="6262" w:hanging="360"/>
+      </w:pPr>
+    </w:lvl>
+  </w:abstractNum>
+  <w:abstractNum w:abstractNumId="23" w15:restartNumberingAfterBreak="0">
     <w:nsid w:val="4FB103BD"/>
     <w:multiLevelType w:val="multilevel"/>
     <w:tmpl w:val="50A649CC"/>
@@ -3868,7 +5306,120 @@
       </w:rPr>
     </w:lvl>
   </w:abstractNum>
-  <w:abstractNum w:abstractNumId="16" w15:restartNumberingAfterBreak="0">
+  <w:abstractNum w:abstractNumId="24" w15:restartNumberingAfterBreak="0">
+    <w:nsid w:val="5220577F"/>
+    <w:multiLevelType w:val="multilevel"/>
+    <w:tmpl w:val="CA9E8B68"/>
+    <w:lvl w:ilvl="0">
+      <w:start w:val="9"/>
+      <w:numFmt w:val="decimal"/>
+      <w:lvlText w:val="%1."/>
+      <w:lvlJc w:val="left"/>
+      <w:pPr>
+        <w:tabs>
+          <w:tab w:val="num" w:pos="720"/>
+        </w:tabs>
+        <w:ind w:left="720" w:hanging="360"/>
+      </w:pPr>
+    </w:lvl>
+    <w:lvl w:ilvl="1" w:tentative="1">
+      <w:start w:val="1"/>
+      <w:numFmt w:val="decimal"/>
+      <w:lvlText w:val="%2."/>
+      <w:lvlJc w:val="left"/>
+      <w:pPr>
+        <w:tabs>
+          <w:tab w:val="num" w:pos="1440"/>
+        </w:tabs>
+        <w:ind w:left="1440" w:hanging="360"/>
+      </w:pPr>
+    </w:lvl>
+    <w:lvl w:ilvl="2" w:tentative="1">
+      <w:start w:val="1"/>
+      <w:numFmt w:val="decimal"/>
+      <w:lvlText w:val="%3."/>
+      <w:lvlJc w:val="left"/>
+      <w:pPr>
+        <w:tabs>
+          <w:tab w:val="num" w:pos="2160"/>
+        </w:tabs>
+        <w:ind w:left="2160" w:hanging="360"/>
+      </w:pPr>
+    </w:lvl>
+    <w:lvl w:ilvl="3" w:tentative="1">
+      <w:start w:val="1"/>
+      <w:numFmt w:val="decimal"/>
+      <w:lvlText w:val="%4."/>
+      <w:lvlJc w:val="left"/>
+      <w:pPr>
+        <w:tabs>
+          <w:tab w:val="num" w:pos="2880"/>
+        </w:tabs>
+        <w:ind w:left="2880" w:hanging="360"/>
+      </w:pPr>
+    </w:lvl>
+    <w:lvl w:ilvl="4" w:tentative="1">
+      <w:start w:val="1"/>
+      <w:numFmt w:val="decimal"/>
+      <w:lvlText w:val="%5."/>
+      <w:lvlJc w:val="left"/>
+      <w:pPr>
+        <w:tabs>
+          <w:tab w:val="num" w:pos="3600"/>
+        </w:tabs>
+        <w:ind w:left="3600" w:hanging="360"/>
+      </w:pPr>
+    </w:lvl>
+    <w:lvl w:ilvl="5" w:tentative="1">
+      <w:start w:val="1"/>
+      <w:numFmt w:val="decimal"/>
+      <w:lvlText w:val="%6."/>
+      <w:lvlJc w:val="left"/>
+      <w:pPr>
+        <w:tabs>
+          <w:tab w:val="num" w:pos="4320"/>
+        </w:tabs>
+        <w:ind w:left="4320" w:hanging="360"/>
+      </w:pPr>
+    </w:lvl>
+    <w:lvl w:ilvl="6" w:tentative="1">
+      <w:start w:val="1"/>
+      <w:numFmt w:val="decimal"/>
+      <w:lvlText w:val="%7."/>
+      <w:lvlJc w:val="left"/>
+      <w:pPr>
+        <w:tabs>
+          <w:tab w:val="num" w:pos="5040"/>
+        </w:tabs>
+        <w:ind w:left="5040" w:hanging="360"/>
+      </w:pPr>
+    </w:lvl>
+    <w:lvl w:ilvl="7" w:tentative="1">
+      <w:start w:val="1"/>
+      <w:numFmt w:val="decimal"/>
+      <w:lvlText w:val="%8."/>
+      <w:lvlJc w:val="left"/>
+      <w:pPr>
+        <w:tabs>
+          <w:tab w:val="num" w:pos="5760"/>
+        </w:tabs>
+        <w:ind w:left="5760" w:hanging="360"/>
+      </w:pPr>
+    </w:lvl>
+    <w:lvl w:ilvl="8" w:tentative="1">
+      <w:start w:val="1"/>
+      <w:numFmt w:val="decimal"/>
+      <w:lvlText w:val="%9."/>
+      <w:lvlJc w:val="left"/>
+      <w:pPr>
+        <w:tabs>
+          <w:tab w:val="num" w:pos="6480"/>
+        </w:tabs>
+        <w:ind w:left="6480" w:hanging="360"/>
+      </w:pPr>
+    </w:lvl>
+  </w:abstractNum>
+  <w:abstractNum w:abstractNumId="25" w15:restartNumberingAfterBreak="0">
     <w:nsid w:val="52CB7C4D"/>
     <w:multiLevelType w:val="hybridMultilevel"/>
     <w:tmpl w:val="DF84748C"/>
@@ -3981,7 +5532,7 @@
       </w:rPr>
     </w:lvl>
   </w:abstractNum>
-  <w:abstractNum w:abstractNumId="17" w15:restartNumberingAfterBreak="0">
+  <w:abstractNum w:abstractNumId="26" w15:restartNumberingAfterBreak="0">
     <w:nsid w:val="589B74CA"/>
     <w:multiLevelType w:val="hybridMultilevel"/>
     <w:tmpl w:val="51081C6A"/>
@@ -4094,7 +5645,233 @@
       </w:rPr>
     </w:lvl>
   </w:abstractNum>
-  <w:abstractNum w:abstractNumId="18" w15:restartNumberingAfterBreak="0">
+  <w:abstractNum w:abstractNumId="27" w15:restartNumberingAfterBreak="0">
+    <w:nsid w:val="5A2B6CB1"/>
+    <w:multiLevelType w:val="multilevel"/>
+    <w:tmpl w:val="1F9E6AEC"/>
+    <w:lvl w:ilvl="0">
+      <w:start w:val="11"/>
+      <w:numFmt w:val="decimal"/>
+      <w:lvlText w:val="%1."/>
+      <w:lvlJc w:val="left"/>
+      <w:pPr>
+        <w:tabs>
+          <w:tab w:val="num" w:pos="720"/>
+        </w:tabs>
+        <w:ind w:left="720" w:hanging="360"/>
+      </w:pPr>
+    </w:lvl>
+    <w:lvl w:ilvl="1" w:tentative="1">
+      <w:start w:val="1"/>
+      <w:numFmt w:val="decimal"/>
+      <w:lvlText w:val="%2."/>
+      <w:lvlJc w:val="left"/>
+      <w:pPr>
+        <w:tabs>
+          <w:tab w:val="num" w:pos="1440"/>
+        </w:tabs>
+        <w:ind w:left="1440" w:hanging="360"/>
+      </w:pPr>
+    </w:lvl>
+    <w:lvl w:ilvl="2" w:tentative="1">
+      <w:start w:val="1"/>
+      <w:numFmt w:val="decimal"/>
+      <w:lvlText w:val="%3."/>
+      <w:lvlJc w:val="left"/>
+      <w:pPr>
+        <w:tabs>
+          <w:tab w:val="num" w:pos="2160"/>
+        </w:tabs>
+        <w:ind w:left="2160" w:hanging="360"/>
+      </w:pPr>
+    </w:lvl>
+    <w:lvl w:ilvl="3" w:tentative="1">
+      <w:start w:val="1"/>
+      <w:numFmt w:val="decimal"/>
+      <w:lvlText w:val="%4."/>
+      <w:lvlJc w:val="left"/>
+      <w:pPr>
+        <w:tabs>
+          <w:tab w:val="num" w:pos="2880"/>
+        </w:tabs>
+        <w:ind w:left="2880" w:hanging="360"/>
+      </w:pPr>
+    </w:lvl>
+    <w:lvl w:ilvl="4" w:tentative="1">
+      <w:start w:val="1"/>
+      <w:numFmt w:val="decimal"/>
+      <w:lvlText w:val="%5."/>
+      <w:lvlJc w:val="left"/>
+      <w:pPr>
+        <w:tabs>
+          <w:tab w:val="num" w:pos="3600"/>
+        </w:tabs>
+        <w:ind w:left="3600" w:hanging="360"/>
+      </w:pPr>
+    </w:lvl>
+    <w:lvl w:ilvl="5" w:tentative="1">
+      <w:start w:val="1"/>
+      <w:numFmt w:val="decimal"/>
+      <w:lvlText w:val="%6."/>
+      <w:lvlJc w:val="left"/>
+      <w:pPr>
+        <w:tabs>
+          <w:tab w:val="num" w:pos="4320"/>
+        </w:tabs>
+        <w:ind w:left="4320" w:hanging="360"/>
+      </w:pPr>
+    </w:lvl>
+    <w:lvl w:ilvl="6" w:tentative="1">
+      <w:start w:val="1"/>
+      <w:numFmt w:val="decimal"/>
+      <w:lvlText w:val="%7."/>
+      <w:lvlJc w:val="left"/>
+      <w:pPr>
+        <w:tabs>
+          <w:tab w:val="num" w:pos="5040"/>
+        </w:tabs>
+        <w:ind w:left="5040" w:hanging="360"/>
+      </w:pPr>
+    </w:lvl>
+    <w:lvl w:ilvl="7" w:tentative="1">
+      <w:start w:val="1"/>
+      <w:numFmt w:val="decimal"/>
+      <w:lvlText w:val="%8."/>
+      <w:lvlJc w:val="left"/>
+      <w:pPr>
+        <w:tabs>
+          <w:tab w:val="num" w:pos="5760"/>
+        </w:tabs>
+        <w:ind w:left="5760" w:hanging="360"/>
+      </w:pPr>
+    </w:lvl>
+    <w:lvl w:ilvl="8" w:tentative="1">
+      <w:start w:val="1"/>
+      <w:numFmt w:val="decimal"/>
+      <w:lvlText w:val="%9."/>
+      <w:lvlJc w:val="left"/>
+      <w:pPr>
+        <w:tabs>
+          <w:tab w:val="num" w:pos="6480"/>
+        </w:tabs>
+        <w:ind w:left="6480" w:hanging="360"/>
+      </w:pPr>
+    </w:lvl>
+  </w:abstractNum>
+  <w:abstractNum w:abstractNumId="28" w15:restartNumberingAfterBreak="0">
+    <w:nsid w:val="658270F6"/>
+    <w:multiLevelType w:val="multilevel"/>
+    <w:tmpl w:val="C19C387C"/>
+    <w:lvl w:ilvl="0">
+      <w:start w:val="8"/>
+      <w:numFmt w:val="decimal"/>
+      <w:lvlText w:val="%1."/>
+      <w:lvlJc w:val="left"/>
+      <w:pPr>
+        <w:tabs>
+          <w:tab w:val="num" w:pos="720"/>
+        </w:tabs>
+        <w:ind w:left="720" w:hanging="360"/>
+      </w:pPr>
+    </w:lvl>
+    <w:lvl w:ilvl="1" w:tentative="1">
+      <w:start w:val="1"/>
+      <w:numFmt w:val="decimal"/>
+      <w:lvlText w:val="%2."/>
+      <w:lvlJc w:val="left"/>
+      <w:pPr>
+        <w:tabs>
+          <w:tab w:val="num" w:pos="1440"/>
+        </w:tabs>
+        <w:ind w:left="1440" w:hanging="360"/>
+      </w:pPr>
+    </w:lvl>
+    <w:lvl w:ilvl="2" w:tentative="1">
+      <w:start w:val="1"/>
+      <w:numFmt w:val="decimal"/>
+      <w:lvlText w:val="%3."/>
+      <w:lvlJc w:val="left"/>
+      <w:pPr>
+        <w:tabs>
+          <w:tab w:val="num" w:pos="2160"/>
+        </w:tabs>
+        <w:ind w:left="2160" w:hanging="360"/>
+      </w:pPr>
+    </w:lvl>
+    <w:lvl w:ilvl="3" w:tentative="1">
+      <w:start w:val="1"/>
+      <w:numFmt w:val="decimal"/>
+      <w:lvlText w:val="%4."/>
+      <w:lvlJc w:val="left"/>
+      <w:pPr>
+        <w:tabs>
+          <w:tab w:val="num" w:pos="2880"/>
+        </w:tabs>
+        <w:ind w:left="2880" w:hanging="360"/>
+      </w:pPr>
+    </w:lvl>
+    <w:lvl w:ilvl="4" w:tentative="1">
+      <w:start w:val="1"/>
+      <w:numFmt w:val="decimal"/>
+      <w:lvlText w:val="%5."/>
+      <w:lvlJc w:val="left"/>
+      <w:pPr>
+        <w:tabs>
+          <w:tab w:val="num" w:pos="3600"/>
+        </w:tabs>
+        <w:ind w:left="3600" w:hanging="360"/>
+      </w:pPr>
+    </w:lvl>
+    <w:lvl w:ilvl="5" w:tentative="1">
+      <w:start w:val="1"/>
+      <w:numFmt w:val="decimal"/>
+      <w:lvlText w:val="%6."/>
+      <w:lvlJc w:val="left"/>
+      <w:pPr>
+        <w:tabs>
+          <w:tab w:val="num" w:pos="4320"/>
+        </w:tabs>
+        <w:ind w:left="4320" w:hanging="360"/>
+      </w:pPr>
+    </w:lvl>
+    <w:lvl w:ilvl="6" w:tentative="1">
+      <w:start w:val="1"/>
+      <w:numFmt w:val="decimal"/>
+      <w:lvlText w:val="%7."/>
+      <w:lvlJc w:val="left"/>
+      <w:pPr>
+        <w:tabs>
+          <w:tab w:val="num" w:pos="5040"/>
+        </w:tabs>
+        <w:ind w:left="5040" w:hanging="360"/>
+      </w:pPr>
+    </w:lvl>
+    <w:lvl w:ilvl="7" w:tentative="1">
+      <w:start w:val="1"/>
+      <w:numFmt w:val="decimal"/>
+      <w:lvlText w:val="%8."/>
+      <w:lvlJc w:val="left"/>
+      <w:pPr>
+        <w:tabs>
+          <w:tab w:val="num" w:pos="5760"/>
+        </w:tabs>
+        <w:ind w:left="5760" w:hanging="360"/>
+      </w:pPr>
+    </w:lvl>
+    <w:lvl w:ilvl="8" w:tentative="1">
+      <w:start w:val="1"/>
+      <w:numFmt w:val="decimal"/>
+      <w:lvlText w:val="%9."/>
+      <w:lvlJc w:val="left"/>
+      <w:pPr>
+        <w:tabs>
+          <w:tab w:val="num" w:pos="6480"/>
+        </w:tabs>
+        <w:ind w:left="6480" w:hanging="360"/>
+      </w:pPr>
+    </w:lvl>
+  </w:abstractNum>
+  <w:abstractNum w:abstractNumId="29" w15:restartNumberingAfterBreak="0">
     <w:nsid w:val="6E0B78D1"/>
     <w:multiLevelType w:val="hybridMultilevel"/>
     <w:tmpl w:val="7F30BBD8"/>
@@ -4180,7 +5957,120 @@
       </w:pPr>
     </w:lvl>
   </w:abstractNum>
-  <w:abstractNum w:abstractNumId="19" w15:restartNumberingAfterBreak="0">
+  <w:abstractNum w:abstractNumId="30" w15:restartNumberingAfterBreak="0">
+    <w:nsid w:val="6E3D6795"/>
+    <w:multiLevelType w:val="multilevel"/>
+    <w:tmpl w:val="393075F2"/>
+    <w:lvl w:ilvl="0">
+      <w:start w:val="4"/>
+      <w:numFmt w:val="decimal"/>
+      <w:lvlText w:val="%1."/>
+      <w:lvlJc w:val="left"/>
+      <w:pPr>
+        <w:tabs>
+          <w:tab w:val="num" w:pos="644"/>
+        </w:tabs>
+        <w:ind w:left="644" w:hanging="360"/>
+      </w:pPr>
+    </w:lvl>
+    <w:lvl w:ilvl="1" w:tentative="1">
+      <w:start w:val="1"/>
+      <w:numFmt w:val="decimal"/>
+      <w:lvlText w:val="%2."/>
+      <w:lvlJc w:val="left"/>
+      <w:pPr>
+        <w:tabs>
+          <w:tab w:val="num" w:pos="1364"/>
+        </w:tabs>
+        <w:ind w:left="1364" w:hanging="360"/>
+      </w:pPr>
+    </w:lvl>
+    <w:lvl w:ilvl="2" w:tentative="1">
+      <w:start w:val="1"/>
+      <w:numFmt w:val="decimal"/>
+      <w:lvlText w:val="%3."/>
+      <w:lvlJc w:val="left"/>
+      <w:pPr>
+        <w:tabs>
+          <w:tab w:val="num" w:pos="2084"/>
+        </w:tabs>
+        <w:ind w:left="2084" w:hanging="360"/>
+      </w:pPr>
+    </w:lvl>
+    <w:lvl w:ilvl="3" w:tentative="1">
+      <w:start w:val="1"/>
+      <w:numFmt w:val="decimal"/>
+      <w:lvlText w:val="%4."/>
+      <w:lvlJc w:val="left"/>
+      <w:pPr>
+        <w:tabs>
+          <w:tab w:val="num" w:pos="2804"/>
+        </w:tabs>
+        <w:ind w:left="2804" w:hanging="360"/>
+      </w:pPr>
+    </w:lvl>
+    <w:lvl w:ilvl="4" w:tentative="1">
+      <w:start w:val="1"/>
+      <w:numFmt w:val="decimal"/>
+      <w:lvlText w:val="%5."/>
+      <w:lvlJc w:val="left"/>
+      <w:pPr>
+        <w:tabs>
+          <w:tab w:val="num" w:pos="3524"/>
+        </w:tabs>
+        <w:ind w:left="3524" w:hanging="360"/>
+      </w:pPr>
+    </w:lvl>
+    <w:lvl w:ilvl="5" w:tentative="1">
+      <w:start w:val="1"/>
+      <w:numFmt w:val="decimal"/>
+      <w:lvlText w:val="%6."/>
+      <w:lvlJc w:val="left"/>
+      <w:pPr>
+        <w:tabs>
+          <w:tab w:val="num" w:pos="4244"/>
+        </w:tabs>
+        <w:ind w:left="4244" w:hanging="360"/>
+      </w:pPr>
+    </w:lvl>
+    <w:lvl w:ilvl="6" w:tentative="1">
+      <w:start w:val="1"/>
+      <w:numFmt w:val="decimal"/>
+      <w:lvlText w:val="%7."/>
+      <w:lvlJc w:val="left"/>
+      <w:pPr>
+        <w:tabs>
+          <w:tab w:val="num" w:pos="4964"/>
+        </w:tabs>
+        <w:ind w:left="4964" w:hanging="360"/>
+      </w:pPr>
+    </w:lvl>
+    <w:lvl w:ilvl="7" w:tentative="1">
+      <w:start w:val="1"/>
+      <w:numFmt w:val="decimal"/>
+      <w:lvlText w:val="%8."/>
+      <w:lvlJc w:val="left"/>
+      <w:pPr>
+        <w:tabs>
+          <w:tab w:val="num" w:pos="5684"/>
+        </w:tabs>
+        <w:ind w:left="5684" w:hanging="360"/>
+      </w:pPr>
+    </w:lvl>
+    <w:lvl w:ilvl="8" w:tentative="1">
+      <w:start w:val="1"/>
+      <w:numFmt w:val="decimal"/>
+      <w:lvlText w:val="%9."/>
+      <w:lvlJc w:val="left"/>
+      <w:pPr>
+        <w:tabs>
+          <w:tab w:val="num" w:pos="6404"/>
+        </w:tabs>
+        <w:ind w:left="6404" w:hanging="360"/>
+      </w:pPr>
+    </w:lvl>
+  </w:abstractNum>
+  <w:abstractNum w:abstractNumId="31" w15:restartNumberingAfterBreak="0">
     <w:nsid w:val="6F5F6265"/>
     <w:multiLevelType w:val="hybridMultilevel"/>
     <w:tmpl w:val="17F21728"/>
@@ -4293,7 +6183,7 @@
       </w:rPr>
     </w:lvl>
   </w:abstractNum>
-  <w:abstractNum w:abstractNumId="20" w15:restartNumberingAfterBreak="0">
+  <w:abstractNum w:abstractNumId="32" w15:restartNumberingAfterBreak="0">
     <w:nsid w:val="7C022B6D"/>
     <w:multiLevelType w:val="hybridMultilevel"/>
     <w:tmpl w:val="785CC40A"/>
@@ -4406,7 +6296,7 @@
       </w:rPr>
     </w:lvl>
   </w:abstractNum>
-  <w:abstractNum w:abstractNumId="21" w15:restartNumberingAfterBreak="0">
+  <w:abstractNum w:abstractNumId="33" w15:restartNumberingAfterBreak="0">
     <w:nsid w:val="7E2F3444"/>
     <w:multiLevelType w:val="hybridMultilevel"/>
     <w:tmpl w:val="A0EE3706"/>
@@ -4519,7 +6409,7 @@
       </w:rPr>
     </w:lvl>
   </w:abstractNum>
-  <w:abstractNum w:abstractNumId="22" w15:restartNumberingAfterBreak="0">
+  <w:abstractNum w:abstractNumId="34" w15:restartNumberingAfterBreak="0">
     <w:nsid w:val="7F437B8B"/>
     <w:multiLevelType w:val="hybridMultilevel"/>
     <w:tmpl w:val="B8F63090"/>
@@ -4633,73 +6523,109 @@
     </w:lvl>
   </w:abstractNum>
   <w:num w:numId="1" w16cid:durableId="2105681578">
+    <w:abstractNumId w:val="23"/>
+  </w:num>
+  <w:num w:numId="2" w16cid:durableId="1872498734">
+    <w:abstractNumId w:val="21"/>
+  </w:num>
+  <w:num w:numId="3" w16cid:durableId="600572952">
     <w:abstractNumId w:val="15"/>
   </w:num>
-  <w:num w:numId="2" w16cid:durableId="1872498734">
+  <w:num w:numId="4" w16cid:durableId="870218072">
+    <w:abstractNumId w:val="29"/>
+  </w:num>
+  <w:num w:numId="5" w16cid:durableId="692997599">
+    <w:abstractNumId w:val="7"/>
+  </w:num>
+  <w:num w:numId="6" w16cid:durableId="83111591">
+    <w:abstractNumId w:val="12"/>
+  </w:num>
+  <w:num w:numId="7" w16cid:durableId="54012290">
+    <w:abstractNumId w:val="9"/>
+  </w:num>
+  <w:num w:numId="8" w16cid:durableId="1117018433">
+    <w:abstractNumId w:val="34"/>
+  </w:num>
+  <w:num w:numId="9" w16cid:durableId="187258713">
     <w:abstractNumId w:val="14"/>
   </w:num>
-  <w:num w:numId="3" w16cid:durableId="600572952">
-    <w:abstractNumId w:val="12"/>
-  </w:num>
-  <w:num w:numId="4" w16cid:durableId="870218072">
-    <w:abstractNumId w:val="18"/>
-  </w:num>
-  <w:num w:numId="5" w16cid:durableId="692997599">
-    <w:abstractNumId w:val="5"/>
-  </w:num>
-  <w:num w:numId="6" w16cid:durableId="83111591">
-    <w:abstractNumId w:val="10"/>
-  </w:num>
-  <w:num w:numId="7" w16cid:durableId="54012290">
-    <w:abstractNumId w:val="7"/>
-  </w:num>
-  <w:num w:numId="8" w16cid:durableId="1117018433">
-    <w:abstractNumId w:val="22"/>
-  </w:num>
-  <w:num w:numId="9" w16cid:durableId="187258713">
-    <w:abstractNumId w:val="11"/>
-  </w:num>
   <w:num w:numId="10" w16cid:durableId="1508792694">
-    <w:abstractNumId w:val="16"/>
+    <w:abstractNumId w:val="25"/>
   </w:num>
   <w:num w:numId="11" w16cid:durableId="61415243">
-    <w:abstractNumId w:val="13"/>
+    <w:abstractNumId w:val="20"/>
   </w:num>
   <w:num w:numId="12" w16cid:durableId="1401252781">
     <w:abstractNumId w:val="3"/>
   </w:num>
   <w:num w:numId="13" w16cid:durableId="2140369667">
-    <w:abstractNumId w:val="21"/>
+    <w:abstractNumId w:val="33"/>
   </w:num>
   <w:num w:numId="14" w16cid:durableId="291986614">
-    <w:abstractNumId w:val="8"/>
+    <w:abstractNumId w:val="10"/>
   </w:num>
   <w:num w:numId="15" w16cid:durableId="29382216">
     <w:abstractNumId w:val="2"/>
   </w:num>
   <w:num w:numId="16" w16cid:durableId="242954274">
-    <w:abstractNumId w:val="19"/>
+    <w:abstractNumId w:val="31"/>
   </w:num>
   <w:num w:numId="17" w16cid:durableId="743647701">
-    <w:abstractNumId w:val="4"/>
+    <w:abstractNumId w:val="5"/>
   </w:num>
   <w:num w:numId="18" w16cid:durableId="557864828">
-    <w:abstractNumId w:val="17"/>
+    <w:abstractNumId w:val="26"/>
   </w:num>
   <w:num w:numId="19" w16cid:durableId="898055640">
     <w:abstractNumId w:val="1"/>
   </w:num>
   <w:num w:numId="20" w16cid:durableId="589318469">
-    <w:abstractNumId w:val="9"/>
+    <w:abstractNumId w:val="11"/>
   </w:num>
   <w:num w:numId="21" w16cid:durableId="883903221">
     <w:abstractNumId w:val="0"/>
   </w:num>
   <w:num w:numId="22" w16cid:durableId="1658798985">
-    <w:abstractNumId w:val="20"/>
+    <w:abstractNumId w:val="32"/>
   </w:num>
   <w:num w:numId="23" w16cid:durableId="1438715161">
+    <w:abstractNumId w:val="8"/>
+  </w:num>
+  <w:num w:numId="24" w16cid:durableId="1797596750">
+    <w:abstractNumId w:val="22"/>
+  </w:num>
+  <w:num w:numId="25" w16cid:durableId="132867873">
+    <w:abstractNumId w:val="18"/>
+  </w:num>
+  <w:num w:numId="26" w16cid:durableId="1985506914">
+    <w:abstractNumId w:val="17"/>
+  </w:num>
+  <w:num w:numId="27" w16cid:durableId="588317920">
+    <w:abstractNumId w:val="30"/>
+  </w:num>
+  <w:num w:numId="28" w16cid:durableId="1896550497">
+    <w:abstractNumId w:val="19"/>
+  </w:num>
+  <w:num w:numId="29" w16cid:durableId="263877867">
     <w:abstractNumId w:val="6"/>
+  </w:num>
+  <w:num w:numId="30" w16cid:durableId="1724597281">
+    <w:abstractNumId w:val="16"/>
+  </w:num>
+  <w:num w:numId="31" w16cid:durableId="462164541">
+    <w:abstractNumId w:val="28"/>
+  </w:num>
+  <w:num w:numId="32" w16cid:durableId="1157259820">
+    <w:abstractNumId w:val="24"/>
+  </w:num>
+  <w:num w:numId="33" w16cid:durableId="2130079289">
+    <w:abstractNumId w:val="4"/>
+  </w:num>
+  <w:num w:numId="34" w16cid:durableId="516383921">
+    <w:abstractNumId w:val="27"/>
+  </w:num>
+  <w:num w:numId="35" w16cid:durableId="781145953">
+    <w:abstractNumId w:val="13"/>
   </w:num>
 </w:numbering>
 </file>
@@ -5198,7 +7124,6 @@
   <w:style w:type="character" w:default="1" w:styleId="DefaultParagraphFont">
     <w:name w:val="Default Paragraph Font"/>
     <w:uiPriority w:val="1"/>
-    <w:semiHidden/>
     <w:unhideWhenUsed/>
   </w:style>
   <w:style w:type="table" w:default="1" w:styleId="TableNormal">

--- a/Experiment_9/Experiment9.docx
+++ b/Experiment_9/Experiment9.docx
@@ -261,8 +261,8 @@
         <w:rPr>
           <w:b/>
           <w:bCs/>
-          <w:sz w:val="34"/>
-          <w:szCs w:val="34"/>
+          <w:sz w:val="36"/>
+          <w:szCs w:val="36"/>
           <w:lang w:val="en-GB"/>
         </w:rPr>
       </w:pPr>
@@ -279,14 +279,11 @@
     </w:p>
     <w:p>
       <w:pPr>
-        <w:pStyle w:val="Heading2"/>
-        <w:keepNext w:val="0"/>
-        <w:keepLines w:val="0"/>
-        <w:spacing w:after="80"/>
         <w:rPr>
           <w:rFonts w:ascii="Times New Roman" w:hAnsi="Times New Roman" w:cs="Times New Roman"/>
           <w:sz w:val="28"/>
           <w:szCs w:val="28"/>
+          <w:lang w:val="en-GB"/>
         </w:rPr>
       </w:pPr>
       <w:r>
@@ -295,7 +292,7 @@
           <w:sz w:val="28"/>
           <w:szCs w:val="28"/>
         </w:rPr>
-        <w:t>To design and implement stored procedures in PostgreSQL for performing Create, Read, Update, and Delete (CRUD) operations on database tables in an efficient, secure, and reusable manner.</w:t>
+        <w:t>To create and implement PL/SQL packages by developing a package specification and package body containing procedures and shared cursors, in order to achieve modular, reusable, and efficient database programming.</w:t>
       </w:r>
     </w:p>
     <w:p>
@@ -490,122 +487,20 @@
     </w:p>
     <w:p>
       <w:pPr>
-        <w:pStyle w:val="NoSpacing"/>
-        <w:numPr>
-          <w:ilvl w:val="0"/>
-          <w:numId w:val="19"/>
-        </w:numPr>
-        <w:rPr>
-          <w:lang w:val="en-IN"/>
-        </w:rPr>
-      </w:pPr>
-      <w:r>
-        <w:rPr>
-          <w:lang w:val="en-IN"/>
-        </w:rPr>
-        <w:t xml:space="preserve"> </w:t>
-      </w:r>
-      <w:r>
-        <w:rPr>
-          <w:lang w:val="en-IN"/>
-        </w:rPr>
-        <w:t xml:space="preserve"> </w:t>
-      </w:r>
-      <w:r>
-        <w:rPr>
-          <w:lang w:val="en-IN"/>
-        </w:rPr>
-        <w:t xml:space="preserve">To understand the concept and importance of stored procedures </w:t>
-      </w:r>
-    </w:p>
-    <w:p>
-      <w:pPr>
-        <w:pStyle w:val="NoSpacing"/>
-        <w:numPr>
-          <w:ilvl w:val="0"/>
-          <w:numId w:val="19"/>
-        </w:numPr>
-        <w:rPr>
-          <w:lang w:val="en-IN"/>
-        </w:rPr>
-      </w:pPr>
-      <w:r>
-        <w:rPr>
-          <w:lang w:val="en-IN"/>
-        </w:rPr>
-        <w:t xml:space="preserve"> </w:t>
-      </w:r>
-      <w:r>
-        <w:rPr>
-          <w:lang w:val="en-IN"/>
-        </w:rPr>
-        <w:t xml:space="preserve"> To implement parameterized stored procedures </w:t>
-      </w:r>
-    </w:p>
-    <w:p>
-      <w:pPr>
-        <w:pStyle w:val="NoSpacing"/>
-        <w:numPr>
-          <w:ilvl w:val="0"/>
-          <w:numId w:val="19"/>
-        </w:numPr>
-        <w:rPr>
-          <w:lang w:val="en-IN"/>
-        </w:rPr>
-      </w:pPr>
-      <w:r>
-        <w:rPr>
-          <w:lang w:val="en-IN"/>
-        </w:rPr>
-        <w:t xml:space="preserve"> </w:t>
-      </w:r>
-      <w:r>
-        <w:rPr>
-          <w:lang w:val="en-IN"/>
-        </w:rPr>
-        <w:t xml:space="preserve"> To perform CRUD operations (INSERT, SELECT, UPDATE, DELETE) </w:t>
-      </w:r>
-    </w:p>
-    <w:p>
-      <w:pPr>
-        <w:pStyle w:val="NoSpacing"/>
-        <w:numPr>
-          <w:ilvl w:val="0"/>
-          <w:numId w:val="19"/>
-        </w:numPr>
-        <w:rPr>
-          <w:lang w:val="en-IN"/>
-        </w:rPr>
-      </w:pPr>
-      <w:r>
-        <w:rPr>
-          <w:lang w:val="en-IN"/>
-        </w:rPr>
-        <w:t xml:space="preserve">  To improve database performance and security </w:t>
-      </w:r>
-    </w:p>
-    <w:p>
-      <w:pPr>
-        <w:pStyle w:val="NoSpacing"/>
-        <w:numPr>
-          <w:ilvl w:val="0"/>
-          <w:numId w:val="19"/>
-        </w:numPr>
-        <w:rPr>
-          <w:lang w:val="en-GB"/>
-        </w:rPr>
-      </w:pPr>
-      <w:r>
-        <w:rPr>
-          <w:lang w:val="en-IN"/>
-        </w:rPr>
-        <w:t xml:space="preserve">  To gain industry-relevant procedural SQL experience</w:t>
-      </w:r>
-      <w:r>
-        <w:rPr>
-          <w:lang w:val="en-GB"/>
-        </w:rPr>
-        <w:t>.</w:t>
+        <w:rPr>
+          <w:rFonts w:ascii="Times New Roman" w:hAnsi="Times New Roman" w:cs="Times New Roman"/>
+          <w:sz w:val="28"/>
+          <w:szCs w:val="28"/>
+          <w:lang w:val="en-GB"/>
+        </w:rPr>
+      </w:pPr>
+      <w:r>
+        <w:rPr>
+          <w:rFonts w:ascii="Times New Roman" w:hAnsi="Times New Roman" w:cs="Times New Roman"/>
+          <w:sz w:val="28"/>
+          <w:szCs w:val="28"/>
+        </w:rPr>
+        <w:t>To design and implement a PL/SQL package that includes procedures and shared cursors for structured and modular program development.</w:t>
       </w:r>
     </w:p>
     <w:p>
@@ -635,16 +530,10 @@
     </w:p>
     <w:p>
       <w:pPr>
-        <w:pStyle w:val="Heading2"/>
         <w:numPr>
           <w:ilvl w:val="0"/>
-          <w:numId w:val="24"/>
+          <w:numId w:val="36"/>
         </w:numPr>
-        <w:tabs>
-          <w:tab w:val="clear" w:pos="502"/>
-        </w:tabs>
-        <w:spacing w:before="0" w:after="80"/>
-        <w:ind w:left="720"/>
         <w:rPr>
           <w:rFonts w:ascii="Times New Roman" w:hAnsi="Times New Roman" w:cs="Times New Roman"/>
           <w:sz w:val="28"/>
@@ -655,11 +544,12 @@
       <w:r>
         <w:rPr>
           <w:rFonts w:ascii="Times New Roman" w:hAnsi="Times New Roman" w:cs="Times New Roman"/>
+          <w:b/>
+          <w:bCs/>
           <w:sz w:val="28"/>
           <w:szCs w:val="28"/>
           <w:lang w:val="en-IN"/>
         </w:rPr>
-        <w:lastRenderedPageBreak/>
         <w:t>Initialization of Environment</w:t>
       </w:r>
       <w:r>
@@ -670,55 +560,32 @@
           <w:lang w:val="en-IN"/>
         </w:rPr>
         <w:br/>
-        <w:t xml:space="preserve">The PostgreSQL environment was started using </w:t>
-      </w:r>
-      <w:proofErr w:type="spellStart"/>
-      <w:r>
+        <w:t xml:space="preserve">The Oracle database environment was started using SQL Developer. A connection was established with the required database to perform the experiment. </w:t>
+      </w:r>
+    </w:p>
+    <w:p>
+      <w:pPr>
+        <w:numPr>
+          <w:ilvl w:val="0"/>
+          <w:numId w:val="37"/>
+        </w:numPr>
         <w:rPr>
           <w:rFonts w:ascii="Times New Roman" w:hAnsi="Times New Roman" w:cs="Times New Roman"/>
           <w:sz w:val="28"/>
           <w:szCs w:val="28"/>
           <w:lang w:val="en-IN"/>
         </w:rPr>
-        <w:t>pgAdmin</w:t>
-      </w:r>
-      <w:proofErr w:type="spellEnd"/>
+      </w:pPr>
       <w:r>
         <w:rPr>
           <w:rFonts w:ascii="Times New Roman" w:hAnsi="Times New Roman" w:cs="Times New Roman"/>
+          <w:b/>
+          <w:bCs/>
           <w:sz w:val="28"/>
           <w:szCs w:val="28"/>
           <w:lang w:val="en-IN"/>
         </w:rPr>
-        <w:t xml:space="preserve"> or terminal. A connection was established with the required database to perform the experiment. </w:t>
-      </w:r>
-    </w:p>
-    <w:p>
-      <w:pPr>
-        <w:pStyle w:val="Heading2"/>
-        <w:numPr>
-          <w:ilvl w:val="0"/>
-          <w:numId w:val="25"/>
-        </w:numPr>
-        <w:tabs>
-          <w:tab w:val="clear" w:pos="720"/>
-        </w:tabs>
-        <w:spacing w:before="0" w:after="80"/>
-        <w:rPr>
-          <w:rFonts w:ascii="Times New Roman" w:hAnsi="Times New Roman" w:cs="Times New Roman"/>
-          <w:sz w:val="28"/>
-          <w:szCs w:val="28"/>
-          <w:lang w:val="en-IN"/>
-        </w:rPr>
-      </w:pPr>
-      <w:r>
-        <w:rPr>
-          <w:rFonts w:ascii="Times New Roman" w:hAnsi="Times New Roman" w:cs="Times New Roman"/>
-          <w:sz w:val="28"/>
-          <w:szCs w:val="28"/>
-          <w:lang w:val="en-IN"/>
-        </w:rPr>
-        <w:t>Creation of Table</w:t>
+        <w:t>Creation of Employee Table</w:t>
       </w:r>
       <w:r>
         <w:rPr>
@@ -739,7 +606,7 @@
           <w:szCs w:val="28"/>
           <w:lang w:val="en-IN"/>
         </w:rPr>
-        <w:t>student</w:t>
+        <w:t>employee</w:t>
       </w:r>
       <w:r>
         <w:rPr>
@@ -748,35 +615,42 @@
           <w:szCs w:val="28"/>
           <w:lang w:val="en-IN"/>
         </w:rPr>
-        <w:t xml:space="preserve"> was created with appropriate attributes such as ID, name, age, and course. The ID field was defined as the primary key to uniquely identify each record. </w:t>
-      </w:r>
-    </w:p>
-    <w:p>
-      <w:pPr>
-        <w:pStyle w:val="Heading2"/>
-        <w:numPr>
-          <w:ilvl w:val="0"/>
-          <w:numId w:val="26"/>
-        </w:numPr>
-        <w:tabs>
-          <w:tab w:val="clear" w:pos="720"/>
-        </w:tabs>
-        <w:spacing w:before="0" w:after="80"/>
+        <w:t xml:space="preserve"> was created with appropriate attributes such as </w:t>
+      </w:r>
+      <w:r>
         <w:rPr>
           <w:rFonts w:ascii="Times New Roman" w:hAnsi="Times New Roman" w:cs="Times New Roman"/>
           <w:sz w:val="28"/>
           <w:szCs w:val="28"/>
           <w:lang w:val="en-IN"/>
         </w:rPr>
-      </w:pPr>
-      <w:r>
+        <w:lastRenderedPageBreak/>
+        <w:t xml:space="preserve">employee ID, name, salary, and department. The employee ID was defined as the primary key to uniquely identify each record. </w:t>
+      </w:r>
+    </w:p>
+    <w:p>
+      <w:pPr>
+        <w:numPr>
+          <w:ilvl w:val="0"/>
+          <w:numId w:val="38"/>
+        </w:numPr>
         <w:rPr>
           <w:rFonts w:ascii="Times New Roman" w:hAnsi="Times New Roman" w:cs="Times New Roman"/>
           <w:sz w:val="28"/>
           <w:szCs w:val="28"/>
           <w:lang w:val="en-IN"/>
         </w:rPr>
-        <w:t>Implementation of INSERT Procedure</w:t>
+      </w:pPr>
+      <w:r>
+        <w:rPr>
+          <w:rFonts w:ascii="Times New Roman" w:hAnsi="Times New Roman" w:cs="Times New Roman"/>
+          <w:b/>
+          <w:bCs/>
+          <w:sz w:val="28"/>
+          <w:szCs w:val="28"/>
+          <w:lang w:val="en-IN"/>
+        </w:rPr>
+        <w:t>Insertion of Sample Data</w:t>
       </w:r>
       <w:r>
         <w:rPr>
@@ -786,20 +660,15 @@
           <w:lang w:val="en-IN"/>
         </w:rPr>
         <w:br/>
-        <w:t xml:space="preserve">A stored procedure was designed to insert new records into the student table. The procedure accepts parameters such as name, age, and course, and adds a new entry into the table. This demonstrates the Create operation of CRUD. </w:t>
-      </w:r>
-    </w:p>
-    <w:p>
-      <w:pPr>
-        <w:pStyle w:val="Heading2"/>
+        <w:t xml:space="preserve">Sample records were inserted into the employee table to facilitate testing of the package procedures and cursor operations. </w:t>
+      </w:r>
+    </w:p>
+    <w:p>
+      <w:pPr>
         <w:numPr>
           <w:ilvl w:val="0"/>
-          <w:numId w:val="28"/>
+          <w:numId w:val="39"/>
         </w:numPr>
-        <w:tabs>
-          <w:tab w:val="clear" w:pos="720"/>
-        </w:tabs>
-        <w:spacing w:before="0" w:after="80"/>
         <w:rPr>
           <w:rFonts w:ascii="Times New Roman" w:hAnsi="Times New Roman" w:cs="Times New Roman"/>
           <w:sz w:val="28"/>
@@ -810,11 +679,13 @@
       <w:r>
         <w:rPr>
           <w:rFonts w:ascii="Times New Roman" w:hAnsi="Times New Roman" w:cs="Times New Roman"/>
+          <w:b/>
+          <w:bCs/>
           <w:sz w:val="28"/>
           <w:szCs w:val="28"/>
           <w:lang w:val="en-IN"/>
         </w:rPr>
-        <w:t>Execution of INSERT Procedure</w:t>
+        <w:t>Creation of Package Specification</w:t>
       </w:r>
       <w:r>
         <w:rPr>
@@ -824,20 +695,15 @@
           <w:lang w:val="en-IN"/>
         </w:rPr>
         <w:br/>
-        <w:t xml:space="preserve">The insert procedure was executed by passing appropriate values as arguments. The successful addition of records confirmed the working of the procedure. </w:t>
-      </w:r>
-    </w:p>
-    <w:p>
-      <w:pPr>
-        <w:pStyle w:val="Heading2"/>
+        <w:t xml:space="preserve">A package specification was designed to declare the procedures that can be accessed externally. This included procedures for fetching all employee details and retrieving a specific employee based on ID. </w:t>
+      </w:r>
+    </w:p>
+    <w:p>
+      <w:pPr>
         <w:numPr>
           <w:ilvl w:val="0"/>
-          <w:numId w:val="28"/>
+          <w:numId w:val="40"/>
         </w:numPr>
-        <w:tabs>
-          <w:tab w:val="clear" w:pos="720"/>
-        </w:tabs>
-        <w:spacing w:before="0" w:after="80"/>
         <w:rPr>
           <w:rFonts w:ascii="Times New Roman" w:hAnsi="Times New Roman" w:cs="Times New Roman"/>
           <w:sz w:val="28"/>
@@ -848,11 +714,13 @@
       <w:r>
         <w:rPr>
           <w:rFonts w:ascii="Times New Roman" w:hAnsi="Times New Roman" w:cs="Times New Roman"/>
+          <w:b/>
+          <w:bCs/>
           <w:sz w:val="28"/>
           <w:szCs w:val="28"/>
           <w:lang w:val="en-IN"/>
         </w:rPr>
-        <w:t>Implementation of READ Operation</w:t>
+        <w:t>Creation of Package Body</w:t>
       </w:r>
       <w:r>
         <w:rPr>
@@ -862,17 +730,15 @@
           <w:lang w:val="en-IN"/>
         </w:rPr>
         <w:br/>
-        <w:t xml:space="preserve">A function was created to retrieve data from the student table. It returns all the records present in the table, allowing users to view stored data efficiently. </w:t>
-      </w:r>
-    </w:p>
-    <w:p>
-      <w:pPr>
-        <w:pStyle w:val="Heading2"/>
+        <w:t xml:space="preserve">The package body was implemented to define the actual logic of the procedures declared in the specification. This included the implementation of procedures and database operations. </w:t>
+      </w:r>
+    </w:p>
+    <w:p>
+      <w:pPr>
         <w:numPr>
           <w:ilvl w:val="0"/>
-          <w:numId w:val="29"/>
+          <w:numId w:val="41"/>
         </w:numPr>
-        <w:spacing w:before="0" w:after="80"/>
         <w:rPr>
           <w:rFonts w:ascii="Times New Roman" w:hAnsi="Times New Roman" w:cs="Times New Roman"/>
           <w:sz w:val="28"/>
@@ -883,11 +749,13 @@
       <w:r>
         <w:rPr>
           <w:rFonts w:ascii="Times New Roman" w:hAnsi="Times New Roman" w:cs="Times New Roman"/>
+          <w:b/>
+          <w:bCs/>
           <w:sz w:val="28"/>
           <w:szCs w:val="28"/>
           <w:lang w:val="en-IN"/>
         </w:rPr>
-        <w:t>Execution of READ Operation</w:t>
+        <w:t>Implementation of Shared Cursor</w:t>
       </w:r>
       <w:r>
         <w:rPr>
@@ -897,17 +765,15 @@
           <w:lang w:val="en-IN"/>
         </w:rPr>
         <w:br/>
-        <w:t xml:space="preserve">The function was executed to display all the records from the table. The output confirmed that data retrieval was functioning correctly. </w:t>
-      </w:r>
-    </w:p>
-    <w:p>
-      <w:pPr>
-        <w:pStyle w:val="Heading2"/>
+        <w:t xml:space="preserve">A shared cursor was created within the package body to retrieve employee records. This cursor was reused by different procedures, ensuring modularity and reducing redundancy. </w:t>
+      </w:r>
+    </w:p>
+    <w:p>
+      <w:pPr>
         <w:numPr>
           <w:ilvl w:val="0"/>
-          <w:numId w:val="30"/>
+          <w:numId w:val="42"/>
         </w:numPr>
-        <w:spacing w:before="0" w:after="80"/>
         <w:rPr>
           <w:rFonts w:ascii="Times New Roman" w:hAnsi="Times New Roman" w:cs="Times New Roman"/>
           <w:sz w:val="28"/>
@@ -918,11 +784,13 @@
       <w:r>
         <w:rPr>
           <w:rFonts w:ascii="Times New Roman" w:hAnsi="Times New Roman" w:cs="Times New Roman"/>
+          <w:b/>
+          <w:bCs/>
           <w:sz w:val="28"/>
           <w:szCs w:val="28"/>
           <w:lang w:val="en-IN"/>
         </w:rPr>
-        <w:t>Implementation of UPDATE Procedure</w:t>
+        <w:t>Implementation of Procedures</w:t>
       </w:r>
       <w:r>
         <w:rPr>
@@ -932,24 +800,18 @@
           <w:lang w:val="en-IN"/>
         </w:rPr>
         <w:br/>
-        <w:t xml:space="preserve">A stored procedure was created to update existing records in the table. The procedure takes parameters such as ID and updated values, and modifies the corresponding record. </w:t>
-      </w:r>
-    </w:p>
-    <w:p>
-      <w:pPr>
-        <w:pStyle w:val="Heading2"/>
-        <w:numPr>
-          <w:ilvl w:val="0"/>
-          <w:numId w:val="31"/>
-        </w:numPr>
-        <w:spacing w:before="0" w:after="80"/>
+      </w:r>
+      <w:proofErr w:type="spellStart"/>
+      <w:r>
         <w:rPr>
           <w:rFonts w:ascii="Times New Roman" w:hAnsi="Times New Roman" w:cs="Times New Roman"/>
           <w:sz w:val="28"/>
           <w:szCs w:val="28"/>
           <w:lang w:val="en-IN"/>
         </w:rPr>
-      </w:pPr>
+        <w:t>Procedures</w:t>
+      </w:r>
+      <w:proofErr w:type="spellEnd"/>
       <w:r>
         <w:rPr>
           <w:rFonts w:ascii="Times New Roman" w:hAnsi="Times New Roman" w:cs="Times New Roman"/>
@@ -957,42 +819,67 @@
           <w:szCs w:val="28"/>
           <w:lang w:val="en-IN"/>
         </w:rPr>
-        <w:t>Execution of UPDATE Procedure</w:t>
-      </w:r>
-      <w:r>
+        <w:t xml:space="preserve"> were developed inside the package to display all employee records and to fetch details of a specific employee. These procedures utilized the shared cursor and SQL queries. </w:t>
+      </w:r>
+    </w:p>
+    <w:p>
+      <w:pPr>
+        <w:numPr>
+          <w:ilvl w:val="0"/>
+          <w:numId w:val="43"/>
+        </w:numPr>
         <w:rPr>
           <w:rFonts w:ascii="Times New Roman" w:hAnsi="Times New Roman" w:cs="Times New Roman"/>
           <w:sz w:val="28"/>
           <w:szCs w:val="28"/>
           <w:lang w:val="en-IN"/>
         </w:rPr>
-        <w:br/>
-        <w:t xml:space="preserve">The update procedure was executed to modify specific records. The changes were verified by retrieving the updated data. </w:t>
-      </w:r>
-    </w:p>
-    <w:p>
-      <w:pPr>
-        <w:pStyle w:val="Heading2"/>
-        <w:numPr>
-          <w:ilvl w:val="0"/>
-          <w:numId w:val="32"/>
-        </w:numPr>
-        <w:spacing w:before="0" w:after="80"/>
+      </w:pPr>
+      <w:r>
+        <w:rPr>
+          <w:rFonts w:ascii="Times New Roman" w:hAnsi="Times New Roman" w:cs="Times New Roman"/>
+          <w:b/>
+          <w:bCs/>
+          <w:sz w:val="28"/>
+          <w:szCs w:val="28"/>
+          <w:lang w:val="en-IN"/>
+        </w:rPr>
+        <w:t>Execution of Package Procedures</w:t>
+      </w:r>
+      <w:r>
         <w:rPr>
           <w:rFonts w:ascii="Times New Roman" w:hAnsi="Times New Roman" w:cs="Times New Roman"/>
           <w:sz w:val="28"/>
           <w:szCs w:val="28"/>
           <w:lang w:val="en-IN"/>
         </w:rPr>
-      </w:pPr>
-      <w:r>
+        <w:br/>
+        <w:t xml:space="preserve">The procedures defined in the package were executed using PL/SQL blocks. The output was displayed using standard output mechanisms. </w:t>
+      </w:r>
+    </w:p>
+    <w:p>
+      <w:pPr>
+        <w:numPr>
+          <w:ilvl w:val="0"/>
+          <w:numId w:val="44"/>
+        </w:numPr>
         <w:rPr>
           <w:rFonts w:ascii="Times New Roman" w:hAnsi="Times New Roman" w:cs="Times New Roman"/>
           <w:sz w:val="28"/>
           <w:szCs w:val="28"/>
           <w:lang w:val="en-IN"/>
         </w:rPr>
-        <w:t>Implementation of DELETE Procedure</w:t>
+      </w:pPr>
+      <w:r>
+        <w:rPr>
+          <w:rFonts w:ascii="Times New Roman" w:hAnsi="Times New Roman" w:cs="Times New Roman"/>
+          <w:b/>
+          <w:bCs/>
+          <w:sz w:val="28"/>
+          <w:szCs w:val="28"/>
+          <w:lang w:val="en-IN"/>
+        </w:rPr>
+        <w:t>Verification of Results</w:t>
       </w:r>
       <w:r>
         <w:rPr>
@@ -1002,17 +889,15 @@
           <w:lang w:val="en-IN"/>
         </w:rPr>
         <w:br/>
-        <w:t xml:space="preserve">A stored procedure was developed to delete records from the table based on a given ID. This ensures controlled removal of data. </w:t>
-      </w:r>
-    </w:p>
-    <w:p>
-      <w:pPr>
-        <w:pStyle w:val="Heading2"/>
+        <w:t xml:space="preserve">The results obtained from executing the procedures were verified to ensure that the correct employee data was retrieved and displayed. </w:t>
+      </w:r>
+    </w:p>
+    <w:p>
+      <w:pPr>
         <w:numPr>
           <w:ilvl w:val="0"/>
-          <w:numId w:val="33"/>
+          <w:numId w:val="45"/>
         </w:numPr>
-        <w:spacing w:before="0" w:after="80"/>
         <w:rPr>
           <w:rFonts w:ascii="Times New Roman" w:hAnsi="Times New Roman" w:cs="Times New Roman"/>
           <w:sz w:val="28"/>
@@ -1023,12 +908,13 @@
       <w:r>
         <w:rPr>
           <w:rFonts w:ascii="Times New Roman" w:hAnsi="Times New Roman" w:cs="Times New Roman"/>
+          <w:b/>
+          <w:bCs/>
           <w:sz w:val="28"/>
           <w:szCs w:val="28"/>
           <w:lang w:val="en-IN"/>
         </w:rPr>
-        <w:lastRenderedPageBreak/>
-        <w:t>Execution of DELETE Procedure</w:t>
+        <w:t>Testing and Validation</w:t>
       </w:r>
       <w:r>
         <w:rPr>
@@ -1038,78 +924,18 @@
           <w:lang w:val="en-IN"/>
         </w:rPr>
         <w:br/>
-        <w:t xml:space="preserve">The delete procedure was executed to remove selected records. The deletion was verified by checking the remaining data in the table. </w:t>
-      </w:r>
-    </w:p>
-    <w:p>
-      <w:pPr>
-        <w:pStyle w:val="Heading2"/>
-        <w:numPr>
-          <w:ilvl w:val="0"/>
-          <w:numId w:val="34"/>
-        </w:numPr>
-        <w:spacing w:before="0" w:after="80"/>
+        <w:t xml:space="preserve">Multiple test cases were performed by retrieving different employee records to validate the correctness, efficiency, and reusability of the package. </w:t>
+      </w:r>
+    </w:p>
+    <w:p>
+      <w:pPr>
         <w:rPr>
           <w:rFonts w:ascii="Times New Roman" w:hAnsi="Times New Roman" w:cs="Times New Roman"/>
           <w:sz w:val="28"/>
           <w:szCs w:val="28"/>
-          <w:lang w:val="en-IN"/>
-        </w:rPr>
-      </w:pPr>
-      <w:r>
-        <w:rPr>
-          <w:rFonts w:ascii="Times New Roman" w:hAnsi="Times New Roman" w:cs="Times New Roman"/>
-          <w:sz w:val="28"/>
-          <w:szCs w:val="28"/>
-          <w:lang w:val="en-IN"/>
-        </w:rPr>
-        <w:t>Verification of All Operations</w:t>
-      </w:r>
-      <w:r>
-        <w:rPr>
-          <w:rFonts w:ascii="Times New Roman" w:hAnsi="Times New Roman" w:cs="Times New Roman"/>
-          <w:sz w:val="28"/>
-          <w:szCs w:val="28"/>
-          <w:lang w:val="en-IN"/>
-        </w:rPr>
-        <w:br/>
-        <w:t xml:space="preserve">All CRUD operations were verified by retrieving and observing the data after each operation to ensure correctness and consistency. </w:t>
-      </w:r>
-    </w:p>
-    <w:p>
-      <w:pPr>
-        <w:pStyle w:val="Heading2"/>
-        <w:numPr>
-          <w:ilvl w:val="0"/>
-          <w:numId w:val="35"/>
-        </w:numPr>
-        <w:spacing w:before="0" w:after="80"/>
-        <w:rPr>
-          <w:rFonts w:ascii="Times New Roman" w:hAnsi="Times New Roman" w:cs="Times New Roman"/>
-          <w:sz w:val="28"/>
-          <w:szCs w:val="28"/>
-          <w:lang w:val="en-IN"/>
-        </w:rPr>
-      </w:pPr>
-      <w:r>
-        <w:rPr>
-          <w:rFonts w:ascii="Times New Roman" w:hAnsi="Times New Roman" w:cs="Times New Roman"/>
-          <w:sz w:val="28"/>
-          <w:szCs w:val="28"/>
-          <w:lang w:val="en-IN"/>
-        </w:rPr>
-        <w:t>Testing and Validation</w:t>
-      </w:r>
-      <w:r>
-        <w:rPr>
-          <w:rFonts w:ascii="Times New Roman" w:hAnsi="Times New Roman" w:cs="Times New Roman"/>
-          <w:sz w:val="28"/>
-          <w:szCs w:val="28"/>
-          <w:lang w:val="en-IN"/>
-        </w:rPr>
-        <w:br/>
-        <w:t>Multiple test cases were performed by inserting, updating, and deleting different records to validate the robustness and correctness of the stored procedures.</w:t>
-      </w:r>
+          <w:lang w:val="en-GB"/>
+        </w:rPr>
+      </w:pPr>
     </w:p>
     <w:p>
       <w:pPr>
@@ -1125,13 +951,7 @@
           <w:lang w:val="en-GB"/>
         </w:rPr>
       </w:pPr>
-    </w:p>
-    <w:p>
-      <w:pPr>
-        <w:pStyle w:val="Heading2"/>
-        <w:keepNext w:val="0"/>
-        <w:keepLines w:val="0"/>
-        <w:spacing w:after="80"/>
+      <w:r>
         <w:rPr>
           <w:b/>
           <w:bCs/>
@@ -1139,7 +959,8 @@
           <w:szCs w:val="36"/>
           <w:lang w:val="en-GB"/>
         </w:rPr>
-      </w:pPr>
+        <w:t>Input/Output</w:t>
+      </w:r>
       <w:r>
         <w:rPr>
           <w:b/>
@@ -1148,134 +969,212 @@
           <w:szCs w:val="36"/>
           <w:lang w:val="en-GB"/>
         </w:rPr>
-        <w:t>Input/Output</w:t>
-      </w:r>
-      <w:r>
+        <w:t xml:space="preserve"> Analysis</w:t>
+      </w:r>
+    </w:p>
+    <w:p>
+      <w:pPr>
+        <w:pStyle w:val="NoSpacing"/>
+        <w:spacing w:after="240"/>
         <w:rPr>
           <w:b/>
           <w:bCs/>
-          <w:sz w:val="36"/>
-          <w:szCs w:val="36"/>
-          <w:lang w:val="en-GB"/>
-        </w:rPr>
-        <w:t xml:space="preserve"> Analysis</w:t>
-      </w:r>
-    </w:p>
-    <w:p>
-      <w:pPr>
-        <w:pStyle w:val="NoSpacing"/>
-        <w:spacing w:after="240"/>
+          <w:lang w:val="en-GB"/>
+        </w:rPr>
+      </w:pPr>
+      <w:r>
         <w:rPr>
           <w:b/>
           <w:bCs/>
           <w:lang w:val="en-GB"/>
         </w:rPr>
-      </w:pPr>
-      <w:r>
+        <w:t>SQL Input Queries</w:t>
+      </w:r>
+    </w:p>
+    <w:p>
+      <w:pPr>
+        <w:pStyle w:val="NoSpacing"/>
+        <w:spacing w:after="240"/>
+        <w:rPr>
+          <w:lang w:val="en-GB"/>
+        </w:rPr>
+      </w:pPr>
+      <w:r>
+        <w:rPr>
+          <w:lang w:val="en-GB"/>
+        </w:rPr>
+        <w:lastRenderedPageBreak/>
+        <w:t xml:space="preserve">CREATE SCHEMA </w:t>
+      </w:r>
+      <w:proofErr w:type="spellStart"/>
+      <w:r>
+        <w:rPr>
+          <w:lang w:val="en-GB"/>
+        </w:rPr>
+        <w:t>emp_package</w:t>
+      </w:r>
+      <w:proofErr w:type="spellEnd"/>
+      <w:r>
+        <w:rPr>
+          <w:lang w:val="en-GB"/>
+        </w:rPr>
+        <w:t>;</w:t>
+      </w:r>
+    </w:p>
+    <w:p>
+      <w:pPr>
+        <w:pStyle w:val="NoSpacing"/>
+        <w:spacing w:after="240"/>
         <w:rPr>
           <w:b/>
           <w:bCs/>
-          <w:lang w:val="en-GB"/>
-        </w:rPr>
-        <w:t>SQL Input Queries</w:t>
-      </w:r>
-    </w:p>
-    <w:p>
-      <w:pPr>
-        <w:pStyle w:val="NoSpacing"/>
-        <w:spacing w:after="240"/>
+        </w:rPr>
+      </w:pPr>
+      <w:r>
         <w:rPr>
           <w:b/>
           <w:bCs/>
-          <w:lang w:val="en-GB"/>
-        </w:rPr>
-      </w:pPr>
-      <w:r>
+        </w:rPr>
+        <w:drawing>
+          <wp:inline distT="0" distB="0" distL="0" distR="0" wp14:anchorId="00713DD7" wp14:editId="783FE14D">
+            <wp:extent cx="4495800" cy="1256038"/>
+            <wp:effectExtent l="0" t="0" r="0" b="1270"/>
+            <wp:docPr id="732539755" name="Picture 1"/>
+            <wp:cNvGraphicFramePr>
+              <a:graphicFrameLocks xmlns:a="http://schemas.openxmlformats.org/drawingml/2006/main" noChangeAspect="1"/>
+            </wp:cNvGraphicFramePr>
+            <a:graphic xmlns:a="http://schemas.openxmlformats.org/drawingml/2006/main">
+              <a:graphicData uri="http://schemas.openxmlformats.org/drawingml/2006/picture">
+                <pic:pic xmlns:pic="http://schemas.openxmlformats.org/drawingml/2006/picture">
+                  <pic:nvPicPr>
+                    <pic:cNvPr id="732539755" name=""/>
+                    <pic:cNvPicPr/>
+                  </pic:nvPicPr>
+                  <pic:blipFill>
+                    <a:blip r:embed="rId5"/>
+                    <a:stretch>
+                      <a:fillRect/>
+                    </a:stretch>
+                  </pic:blipFill>
+                  <pic:spPr>
+                    <a:xfrm>
+                      <a:off x="0" y="0"/>
+                      <a:ext cx="4504104" cy="1258358"/>
+                    </a:xfrm>
+                    <a:prstGeom prst="rect">
+                      <a:avLst/>
+                    </a:prstGeom>
+                  </pic:spPr>
+                </pic:pic>
+              </a:graphicData>
+            </a:graphic>
+          </wp:inline>
+        </w:drawing>
+      </w:r>
+    </w:p>
+    <w:p>
+      <w:pPr>
+        <w:pStyle w:val="NoSpacing"/>
+        <w:spacing w:after="240"/>
         <w:rPr>
           <w:b/>
           <w:bCs/>
-        </w:rPr>
-        <w:t>Step 1: Create Table</w:t>
-      </w:r>
-    </w:p>
-    <w:p>
-      <w:pPr>
-        <w:pStyle w:val="NoSpacing"/>
-      </w:pPr>
-      <w:r>
-        <w:t>CREATE TABLE student (</w:t>
-      </w:r>
-    </w:p>
-    <w:p>
-      <w:pPr>
-        <w:pStyle w:val="NoSpacing"/>
-      </w:pPr>
-      <w:r>
-        <w:t xml:space="preserve">    id SERIAL PRIMARY KEY,</w:t>
-      </w:r>
-    </w:p>
-    <w:p>
-      <w:pPr>
-        <w:pStyle w:val="NoSpacing"/>
-      </w:pPr>
-      <w:r>
-        <w:t xml:space="preserve">    name </w:t>
-      </w:r>
-      <w:proofErr w:type="gramStart"/>
-      <w:r>
-        <w:t>VARCHAR(</w:t>
-      </w:r>
-      <w:proofErr w:type="gramEnd"/>
-      <w:r>
-        <w:t>50),</w:t>
-      </w:r>
-    </w:p>
-    <w:p>
-      <w:pPr>
-        <w:pStyle w:val="NoSpacing"/>
-      </w:pPr>
-      <w:r>
-        <w:t xml:space="preserve">    age INT,</w:t>
-      </w:r>
-    </w:p>
-    <w:p>
-      <w:pPr>
-        <w:pStyle w:val="NoSpacing"/>
-      </w:pPr>
-      <w:r>
-        <w:t xml:space="preserve">    course </w:t>
-      </w:r>
-      <w:proofErr w:type="gramStart"/>
-      <w:r>
-        <w:t>VARCHAR(</w:t>
-      </w:r>
-      <w:proofErr w:type="gramEnd"/>
-      <w:r>
-        <w:t>50)</w:t>
-      </w:r>
-    </w:p>
-    <w:p>
-      <w:pPr>
-        <w:pStyle w:val="NoSpacing"/>
-      </w:pPr>
-      <w:r>
-        <w:t>);</w:t>
-      </w:r>
-    </w:p>
-    <w:p>
-      <w:pPr>
-        <w:pStyle w:val="NoSpacing"/>
+          <w:lang w:val="en-GB"/>
+        </w:rPr>
+      </w:pPr>
+      <w:r>
         <w:rPr>
           <w:b/>
           <w:bCs/>
+          <w:lang w:val="en-GB"/>
+        </w:rPr>
+        <w:t>CREATE TABLE employee (</w:t>
+      </w:r>
+    </w:p>
+    <w:p>
+      <w:pPr>
+        <w:pStyle w:val="NoSpacing"/>
+        <w:rPr>
+          <w:lang w:val="en-GB"/>
         </w:rPr>
       </w:pPr>
       <w:r>
         <w:rPr>
           <w:b/>
           <w:bCs/>
-        </w:rPr>
-        <w:t>Output</w:t>
+          <w:lang w:val="en-GB"/>
+        </w:rPr>
+        <w:t xml:space="preserve">    </w:t>
+      </w:r>
+      <w:proofErr w:type="spellStart"/>
+      <w:r>
+        <w:rPr>
+          <w:lang w:val="en-GB"/>
+        </w:rPr>
+        <w:t>emp_id</w:t>
+      </w:r>
+      <w:proofErr w:type="spellEnd"/>
+      <w:r>
+        <w:rPr>
+          <w:lang w:val="en-GB"/>
+        </w:rPr>
+        <w:t xml:space="preserve"> NUMBER PRIMARY KEY,</w:t>
+      </w:r>
+    </w:p>
+    <w:p>
+      <w:pPr>
+        <w:pStyle w:val="NoSpacing"/>
+        <w:rPr>
+          <w:lang w:val="en-GB"/>
+        </w:rPr>
+      </w:pPr>
+      <w:r>
+        <w:rPr>
+          <w:lang w:val="en-GB"/>
+        </w:rPr>
+        <w:t xml:space="preserve">    </w:t>
+      </w:r>
+      <w:proofErr w:type="spellStart"/>
+      <w:r>
+        <w:rPr>
+          <w:lang w:val="en-GB"/>
+        </w:rPr>
+        <w:t>emp_name</w:t>
+      </w:r>
+      <w:proofErr w:type="spellEnd"/>
+      <w:r>
+        <w:rPr>
+          <w:lang w:val="en-GB"/>
+        </w:rPr>
+        <w:t xml:space="preserve"> VARCHAR2(50),</w:t>
+      </w:r>
+    </w:p>
+    <w:p>
+      <w:pPr>
+        <w:pStyle w:val="NoSpacing"/>
+        <w:rPr>
+          <w:lang w:val="en-GB"/>
+        </w:rPr>
+      </w:pPr>
+      <w:r>
+        <w:rPr>
+          <w:lang w:val="en-GB"/>
+        </w:rPr>
+        <w:t xml:space="preserve">    salary NUMBER,</w:t>
+      </w:r>
+    </w:p>
+    <w:p>
+      <w:pPr>
+        <w:pStyle w:val="NoSpacing"/>
+        <w:rPr>
+          <w:lang w:val="en-GB"/>
+        </w:rPr>
+      </w:pPr>
+      <w:r>
+        <w:rPr>
+          <w:lang w:val="en-GB"/>
+        </w:rPr>
+        <w:t xml:space="preserve">    department VARCHAR2(50)</w:t>
       </w:r>
     </w:p>
     <w:p>
@@ -1284,17 +1183,50 @@
         <w:rPr>
           <w:b/>
           <w:bCs/>
-        </w:rPr>
-      </w:pPr>
-    </w:p>
-    <w:p>
-      <w:pPr>
-        <w:rPr>
-          <w:lang w:val="en-GB"/>
-        </w:rPr>
-      </w:pPr>
-      <w:r>
-        <w:rPr>
+          <w:lang w:val="en-GB"/>
+        </w:rPr>
+      </w:pPr>
+      <w:r>
+        <w:rPr>
+          <w:lang w:val="en-GB"/>
+        </w:rPr>
+        <w:t>);</w:t>
+      </w:r>
+    </w:p>
+    <w:p>
+      <w:pPr>
+        <w:pStyle w:val="NoSpacing"/>
+        <w:rPr>
+          <w:b/>
+          <w:bCs/>
+        </w:rPr>
+      </w:pPr>
+      <w:r>
+        <w:rPr>
+          <w:b/>
+          <w:bCs/>
+        </w:rPr>
+        <w:t>Output</w:t>
+      </w:r>
+    </w:p>
+    <w:p>
+      <w:pPr>
+        <w:pStyle w:val="NoSpacing"/>
+        <w:rPr>
+          <w:b/>
+          <w:bCs/>
+        </w:rPr>
+      </w:pPr>
+    </w:p>
+    <w:p>
+      <w:pPr>
+        <w:rPr>
+          <w:lang w:val="en-GB"/>
+        </w:rPr>
+      </w:pPr>
+      <w:r>
+        <w:rPr>
+          <w:noProof/>
           <w:lang w:val="en-GB"/>
         </w:rPr>
         <w:drawing>
@@ -1313,7 +1245,7 @@
                     <pic:cNvPicPr/>
                   </pic:nvPicPr>
                   <pic:blipFill>
-                    <a:blip r:embed="rId5"/>
+                    <a:blip r:embed="rId6"/>
                     <a:stretch>
                       <a:fillRect/>
                     </a:stretch>
@@ -1346,17 +1278,50 @@
     <w:p>
       <w:pPr>
         <w:pStyle w:val="NoSpacing"/>
+      </w:pPr>
+      <w:r>
+        <w:t>INSERT INTO employee VALUES (1, 'Sejal', 50000, 'AI');</w:t>
+      </w:r>
+    </w:p>
+    <w:p>
+      <w:pPr>
+        <w:pStyle w:val="NoSpacing"/>
+      </w:pPr>
+      <w:r>
+        <w:t>INSERT INTO employee VALUES (2, 'Rahul', 45000, 'IT');</w:t>
+      </w:r>
+    </w:p>
+    <w:p>
+      <w:pPr>
+        <w:pStyle w:val="NoSpacing"/>
+      </w:pPr>
+      <w:r>
+        <w:t>INSERT INTO employee VALUES (3, 'Priya', 60000, 'HR');</w:t>
+      </w:r>
+    </w:p>
+    <w:p>
+      <w:pPr>
+        <w:pStyle w:val="NoSpacing"/>
+      </w:pPr>
+    </w:p>
+    <w:p>
+      <w:pPr>
+        <w:pStyle w:val="NoSpacing"/>
+      </w:pPr>
+      <w:r>
+        <w:t>COMMIT;</w:t>
+      </w:r>
+    </w:p>
+    <w:p>
+      <w:pPr>
+        <w:pStyle w:val="NoSpacing"/>
+      </w:pPr>
+      <w:r>
         <w:rPr>
           <w:b/>
           <w:bCs/>
         </w:rPr>
-      </w:pPr>
-      <w:r>
-        <w:rPr>
-          <w:b/>
-          <w:bCs/>
-        </w:rPr>
-        <w:t>Step 2: CREATE (Insert Procedure)</w:t>
+        <w:t>Output</w:t>
       </w:r>
     </w:p>
     <w:p>
@@ -1365,193 +1330,11 @@
       </w:pPr>
       <w:r>
         <w:lastRenderedPageBreak/>
-        <w:t xml:space="preserve">CREATE OR REPLACE PROCEDURE </w:t>
-      </w:r>
-      <w:proofErr w:type="spellStart"/>
-      <w:r>
-        <w:t>insert_</w:t>
-      </w:r>
-      <w:proofErr w:type="gramStart"/>
-      <w:r>
-        <w:t>student</w:t>
-      </w:r>
-      <w:proofErr w:type="spellEnd"/>
-      <w:r>
-        <w:t>(</w:t>
-      </w:r>
-      <w:proofErr w:type="gramEnd"/>
-    </w:p>
-    <w:p>
-      <w:pPr>
-        <w:pStyle w:val="NoSpacing"/>
-      </w:pPr>
-      <w:r>
-        <w:t xml:space="preserve">    </w:t>
-      </w:r>
-      <w:proofErr w:type="spellStart"/>
-      <w:r>
-        <w:t>s_name</w:t>
-      </w:r>
-      <w:proofErr w:type="spellEnd"/>
-      <w:r>
-        <w:t xml:space="preserve"> VARCHAR,</w:t>
-      </w:r>
-    </w:p>
-    <w:p>
-      <w:pPr>
-        <w:pStyle w:val="NoSpacing"/>
-      </w:pPr>
-      <w:r>
-        <w:t xml:space="preserve">    </w:t>
-      </w:r>
-      <w:proofErr w:type="spellStart"/>
-      <w:r>
-        <w:t>s_age</w:t>
-      </w:r>
-      <w:proofErr w:type="spellEnd"/>
-      <w:r>
-        <w:t xml:space="preserve"> INT,</w:t>
-      </w:r>
-    </w:p>
-    <w:p>
-      <w:pPr>
-        <w:pStyle w:val="NoSpacing"/>
-      </w:pPr>
-      <w:r>
-        <w:t xml:space="preserve">    </w:t>
-      </w:r>
-      <w:proofErr w:type="spellStart"/>
-      <w:r>
-        <w:t>s_course</w:t>
-      </w:r>
-      <w:proofErr w:type="spellEnd"/>
-      <w:r>
-        <w:t xml:space="preserve"> VARCHAR</w:t>
-      </w:r>
-    </w:p>
-    <w:p>
-      <w:pPr>
-        <w:pStyle w:val="NoSpacing"/>
-      </w:pPr>
-      <w:r>
-        <w:t>)</w:t>
-      </w:r>
-    </w:p>
-    <w:p>
-      <w:pPr>
-        <w:pStyle w:val="NoSpacing"/>
-      </w:pPr>
-      <w:r>
-        <w:t xml:space="preserve">LANGUAGE </w:t>
-      </w:r>
-      <w:proofErr w:type="spellStart"/>
-      <w:r>
-        <w:t>plpgsql</w:t>
-      </w:r>
-      <w:proofErr w:type="spellEnd"/>
-    </w:p>
-    <w:p>
-      <w:pPr>
-        <w:pStyle w:val="NoSpacing"/>
-      </w:pPr>
-      <w:r>
-        <w:t>AS $$</w:t>
-      </w:r>
-    </w:p>
-    <w:p>
-      <w:pPr>
-        <w:pStyle w:val="NoSpacing"/>
-      </w:pPr>
-      <w:r>
-        <w:t>BEGIN</w:t>
-      </w:r>
-    </w:p>
-    <w:p>
-      <w:pPr>
-        <w:pStyle w:val="NoSpacing"/>
-      </w:pPr>
-      <w:r>
-        <w:t xml:space="preserve">    INSERT INTO </w:t>
-      </w:r>
-      <w:proofErr w:type="gramStart"/>
-      <w:r>
-        <w:t>student(</w:t>
-      </w:r>
-      <w:proofErr w:type="gramEnd"/>
-      <w:r>
-        <w:t>name, age, course)</w:t>
-      </w:r>
-    </w:p>
-    <w:p>
-      <w:pPr>
-        <w:pStyle w:val="NoSpacing"/>
-      </w:pPr>
-      <w:r>
-        <w:t xml:space="preserve">    VALUES (</w:t>
-      </w:r>
-      <w:proofErr w:type="spellStart"/>
-      <w:r>
-        <w:t>s_name</w:t>
-      </w:r>
-      <w:proofErr w:type="spellEnd"/>
-      <w:r>
-        <w:t xml:space="preserve">, </w:t>
-      </w:r>
-      <w:proofErr w:type="spellStart"/>
-      <w:r>
-        <w:t>s_age</w:t>
-      </w:r>
-      <w:proofErr w:type="spellEnd"/>
-      <w:r>
-        <w:t xml:space="preserve">, </w:t>
-      </w:r>
-      <w:proofErr w:type="spellStart"/>
-      <w:r>
-        <w:t>s_course</w:t>
-      </w:r>
-      <w:proofErr w:type="spellEnd"/>
-      <w:r>
-        <w:t>);</w:t>
-      </w:r>
-    </w:p>
-    <w:p>
-      <w:pPr>
-        <w:pStyle w:val="NoSpacing"/>
-      </w:pPr>
-      <w:r>
-        <w:t>END;</w:t>
-      </w:r>
-    </w:p>
-    <w:p>
-      <w:pPr>
-        <w:pStyle w:val="NoSpacing"/>
-      </w:pPr>
-      <w:r>
-        <w:t>$$;</w:t>
-      </w:r>
-    </w:p>
-    <w:p>
-      <w:pPr>
-        <w:pStyle w:val="NoSpacing"/>
-      </w:pPr>
-      <w:r>
-        <w:rPr>
-          <w:b/>
-          <w:bCs/>
-        </w:rPr>
-        <w:t>Output</w:t>
-      </w:r>
-    </w:p>
-    <w:p>
-      <w:pPr>
-        <w:pStyle w:val="NoSpacing"/>
-      </w:pPr>
-      <w:r>
         <w:drawing>
-          <wp:inline distT="0" distB="0" distL="0" distR="0" wp14:anchorId="33268C9F" wp14:editId="7B943542">
-            <wp:extent cx="5943600" cy="1878965"/>
-            <wp:effectExtent l="0" t="0" r="0" b="6985"/>
-            <wp:docPr id="277495197" name="Picture 1"/>
+          <wp:inline distT="0" distB="0" distL="0" distR="0" wp14:anchorId="01462368" wp14:editId="0E94D0F9">
+            <wp:extent cx="5943600" cy="1746885"/>
+            <wp:effectExtent l="0" t="0" r="0" b="5715"/>
+            <wp:docPr id="1722961135" name="Picture 1"/>
             <wp:cNvGraphicFramePr>
               <a:graphicFrameLocks xmlns:a="http://schemas.openxmlformats.org/drawingml/2006/main" noChangeAspect="1"/>
             </wp:cNvGraphicFramePr>
@@ -1559,167 +1342,7 @@
               <a:graphicData uri="http://schemas.openxmlformats.org/drawingml/2006/picture">
                 <pic:pic xmlns:pic="http://schemas.openxmlformats.org/drawingml/2006/picture">
                   <pic:nvPicPr>
-                    <pic:cNvPr id="277495197" name=""/>
-                    <pic:cNvPicPr/>
-                  </pic:nvPicPr>
-                  <pic:blipFill>
-                    <a:blip r:embed="rId6"/>
-                    <a:stretch>
-                      <a:fillRect/>
-                    </a:stretch>
-                  </pic:blipFill>
-                  <pic:spPr>
-                    <a:xfrm>
-                      <a:off x="0" y="0"/>
-                      <a:ext cx="5943600" cy="1878965"/>
-                    </a:xfrm>
-                    <a:prstGeom prst="rect">
-                      <a:avLst/>
-                    </a:prstGeom>
-                  </pic:spPr>
-                </pic:pic>
-              </a:graphicData>
-            </a:graphic>
-          </wp:inline>
-        </w:drawing>
-      </w:r>
-    </w:p>
-    <w:p>
-      <w:pPr>
-        <w:pStyle w:val="NoSpacing"/>
-        <w:rPr>
-          <w:b/>
-          <w:bCs/>
-        </w:rPr>
-      </w:pPr>
-    </w:p>
-    <w:p>
-      <w:pPr>
-        <w:pStyle w:val="NoSpacing"/>
-        <w:rPr>
-          <w:b/>
-          <w:bCs/>
-        </w:rPr>
-      </w:pPr>
-      <w:r>
-        <w:rPr>
-          <w:b/>
-          <w:bCs/>
-        </w:rPr>
-        <w:t>Step 3: READ (Fetch Data Procedure)</w:t>
-      </w:r>
-    </w:p>
-    <w:p>
-      <w:pPr>
-        <w:pStyle w:val="NoSpacing"/>
-      </w:pPr>
-      <w:r>
-        <w:t xml:space="preserve">CREATE OR REPLACE PROCEDURE </w:t>
-      </w:r>
-      <w:proofErr w:type="spellStart"/>
-      <w:r>
-        <w:t>get_</w:t>
-      </w:r>
-      <w:proofErr w:type="gramStart"/>
-      <w:r>
-        <w:t>students</w:t>
-      </w:r>
-      <w:proofErr w:type="spellEnd"/>
-      <w:r>
-        <w:t>(</w:t>
-      </w:r>
-      <w:proofErr w:type="gramEnd"/>
-      <w:r>
-        <w:t>)</w:t>
-      </w:r>
-    </w:p>
-    <w:p>
-      <w:pPr>
-        <w:pStyle w:val="NoSpacing"/>
-      </w:pPr>
-      <w:r>
-        <w:t xml:space="preserve">LANGUAGE </w:t>
-      </w:r>
-      <w:proofErr w:type="spellStart"/>
-      <w:r>
-        <w:t>plpgsql</w:t>
-      </w:r>
-      <w:proofErr w:type="spellEnd"/>
-    </w:p>
-    <w:p>
-      <w:pPr>
-        <w:pStyle w:val="NoSpacing"/>
-      </w:pPr>
-      <w:r>
-        <w:t>AS $$</w:t>
-      </w:r>
-    </w:p>
-    <w:p>
-      <w:pPr>
-        <w:pStyle w:val="NoSpacing"/>
-      </w:pPr>
-      <w:r>
-        <w:t>BEGIN</w:t>
-      </w:r>
-    </w:p>
-    <w:p>
-      <w:pPr>
-        <w:pStyle w:val="NoSpacing"/>
-      </w:pPr>
-      <w:r>
-        <w:t xml:space="preserve">    PERFORM * FROM student;</w:t>
-      </w:r>
-    </w:p>
-    <w:p>
-      <w:pPr>
-        <w:pStyle w:val="NoSpacing"/>
-      </w:pPr>
-      <w:r>
-        <w:t>END;</w:t>
-      </w:r>
-    </w:p>
-    <w:p>
-      <w:pPr>
-        <w:pStyle w:val="NoSpacing"/>
-      </w:pPr>
-      <w:r>
-        <w:t>$$;</w:t>
-      </w:r>
-    </w:p>
-    <w:p>
-      <w:pPr>
-        <w:pStyle w:val="NoSpacing"/>
-        <w:rPr>
-          <w:b/>
-          <w:bCs/>
-        </w:rPr>
-      </w:pPr>
-      <w:r>
-        <w:rPr>
-          <w:b/>
-          <w:bCs/>
-        </w:rPr>
-        <w:t>Output</w:t>
-      </w:r>
-    </w:p>
-    <w:p>
-      <w:pPr>
-        <w:pStyle w:val="NoSpacing"/>
-      </w:pPr>
-      <w:r>
-        <w:drawing>
-          <wp:inline distT="0" distB="0" distL="0" distR="0" wp14:anchorId="1E4EB76B" wp14:editId="2146878B">
-            <wp:extent cx="3905250" cy="1231239"/>
-            <wp:effectExtent l="0" t="0" r="0" b="7620"/>
-            <wp:docPr id="1507960669" name="Picture 1"/>
-            <wp:cNvGraphicFramePr>
-              <a:graphicFrameLocks xmlns:a="http://schemas.openxmlformats.org/drawingml/2006/main" noChangeAspect="1"/>
-            </wp:cNvGraphicFramePr>
-            <a:graphic xmlns:a="http://schemas.openxmlformats.org/drawingml/2006/main">
-              <a:graphicData uri="http://schemas.openxmlformats.org/drawingml/2006/picture">
-                <pic:pic xmlns:pic="http://schemas.openxmlformats.org/drawingml/2006/picture">
-                  <pic:nvPicPr>
-                    <pic:cNvPr id="1507960669" name=""/>
+                    <pic:cNvPr id="1722961135" name=""/>
                     <pic:cNvPicPr/>
                   </pic:nvPicPr>
                   <pic:blipFill>
@@ -1731,7 +1354,7 @@
                   <pic:spPr>
                     <a:xfrm>
                       <a:off x="0" y="0"/>
-                      <a:ext cx="3913666" cy="1233892"/>
+                      <a:ext cx="5943600" cy="1746885"/>
                     </a:xfrm>
                     <a:prstGeom prst="rect">
                       <a:avLst/>
@@ -1747,256 +1370,133 @@
     <w:p>
       <w:pPr>
         <w:pStyle w:val="NoSpacing"/>
-      </w:pPr>
-    </w:p>
-    <w:p>
-      <w:pPr>
-        <w:pStyle w:val="NoSpacing"/>
         <w:rPr>
           <w:b/>
           <w:bCs/>
-          <w:lang w:val="en-IN"/>
-        </w:rPr>
-      </w:pPr>
-      <w:r>
+        </w:rPr>
+      </w:pPr>
+    </w:p>
+    <w:p>
+      <w:pPr>
+        <w:pStyle w:val="NoSpacing"/>
+      </w:pPr>
+      <w:r>
+        <w:t xml:space="preserve">CREATE OR REPLACE PACKAGE </w:t>
+      </w:r>
+      <w:proofErr w:type="spellStart"/>
+      <w:r>
+        <w:t>emp_package</w:t>
+      </w:r>
+      <w:proofErr w:type="spellEnd"/>
+      <w:r>
+        <w:t xml:space="preserve"> AS</w:t>
+      </w:r>
+    </w:p>
+    <w:p>
+      <w:pPr>
+        <w:pStyle w:val="NoSpacing"/>
+      </w:pPr>
+    </w:p>
+    <w:p>
+      <w:pPr>
+        <w:pStyle w:val="NoSpacing"/>
+      </w:pPr>
+      <w:r>
+        <w:t xml:space="preserve">    -- Procedure to display all employees</w:t>
+      </w:r>
+    </w:p>
+    <w:p>
+      <w:pPr>
+        <w:pStyle w:val="NoSpacing"/>
+      </w:pPr>
+      <w:r>
+        <w:t xml:space="preserve">    PROCEDURE </w:t>
+      </w:r>
+      <w:proofErr w:type="spellStart"/>
+      <w:r>
+        <w:t>get_all_employees</w:t>
+      </w:r>
+      <w:proofErr w:type="spellEnd"/>
+      <w:r>
+        <w:t>;</w:t>
+      </w:r>
+    </w:p>
+    <w:p>
+      <w:pPr>
+        <w:pStyle w:val="NoSpacing"/>
+      </w:pPr>
+    </w:p>
+    <w:p>
+      <w:pPr>
+        <w:pStyle w:val="NoSpacing"/>
+      </w:pPr>
+      <w:r>
+        <w:t xml:space="preserve">    -- Procedure to display employee by ID</w:t>
+      </w:r>
+    </w:p>
+    <w:p>
+      <w:pPr>
+        <w:pStyle w:val="NoSpacing"/>
+      </w:pPr>
+      <w:r>
+        <w:t xml:space="preserve">    PROCEDURE </w:t>
+      </w:r>
+      <w:proofErr w:type="spellStart"/>
+      <w:r>
+        <w:t>get_employee_by_</w:t>
+      </w:r>
+      <w:proofErr w:type="gramStart"/>
+      <w:r>
+        <w:t>id</w:t>
+      </w:r>
+      <w:proofErr w:type="spellEnd"/>
+      <w:r>
+        <w:t>(</w:t>
+      </w:r>
+      <w:proofErr w:type="spellStart"/>
+      <w:proofErr w:type="gramEnd"/>
+      <w:r>
+        <w:t>p_id</w:t>
+      </w:r>
+      <w:proofErr w:type="spellEnd"/>
+      <w:r>
+        <w:t xml:space="preserve"> NUMBER);</w:t>
+      </w:r>
+    </w:p>
+    <w:p>
+      <w:pPr>
+        <w:pStyle w:val="NoSpacing"/>
+      </w:pPr>
+    </w:p>
+    <w:p>
+      <w:pPr>
+        <w:pStyle w:val="NoSpacing"/>
+      </w:pPr>
+      <w:r>
+        <w:t xml:space="preserve">END </w:t>
+      </w:r>
+      <w:proofErr w:type="spellStart"/>
+      <w:r>
+        <w:t>emp_package</w:t>
+      </w:r>
+      <w:proofErr w:type="spellEnd"/>
+      <w:r>
+        <w:t>;</w:t>
+      </w:r>
+    </w:p>
+    <w:p>
+      <w:pPr>
+        <w:pStyle w:val="NoSpacing"/>
         <w:rPr>
           <w:b/>
           <w:bCs/>
-          <w:lang w:val="en-IN"/>
-        </w:rPr>
-        <w:lastRenderedPageBreak/>
-        <w:t>Step 4: UPDATE Procedure</w:t>
-      </w:r>
-    </w:p>
-    <w:p>
-      <w:pPr>
-        <w:pStyle w:val="NoSpacing"/>
+        </w:rPr>
+      </w:pPr>
+      <w:r>
         <w:rPr>
           <w:b/>
           <w:bCs/>
         </w:rPr>
-      </w:pPr>
-    </w:p>
-    <w:p>
-      <w:pPr>
-        <w:pStyle w:val="NoSpacing"/>
-      </w:pPr>
-      <w:r>
-        <w:t xml:space="preserve">CREATE OR REPLACE PROCEDURE </w:t>
-      </w:r>
-      <w:proofErr w:type="spellStart"/>
-      <w:r>
-        <w:t>update_</w:t>
-      </w:r>
-      <w:proofErr w:type="gramStart"/>
-      <w:r>
-        <w:t>student</w:t>
-      </w:r>
-      <w:proofErr w:type="spellEnd"/>
-      <w:r>
-        <w:t>(</w:t>
-      </w:r>
-      <w:proofErr w:type="gramEnd"/>
-    </w:p>
-    <w:p>
-      <w:pPr>
-        <w:pStyle w:val="NoSpacing"/>
-      </w:pPr>
-      <w:r>
-        <w:t xml:space="preserve">    </w:t>
-      </w:r>
-      <w:proofErr w:type="spellStart"/>
-      <w:r>
-        <w:t>s_id</w:t>
-      </w:r>
-      <w:proofErr w:type="spellEnd"/>
-      <w:r>
-        <w:t xml:space="preserve"> INT,</w:t>
-      </w:r>
-    </w:p>
-    <w:p>
-      <w:pPr>
-        <w:pStyle w:val="NoSpacing"/>
-      </w:pPr>
-      <w:r>
-        <w:t xml:space="preserve">    </w:t>
-      </w:r>
-      <w:proofErr w:type="spellStart"/>
-      <w:r>
-        <w:t>s_name</w:t>
-      </w:r>
-      <w:proofErr w:type="spellEnd"/>
-      <w:r>
-        <w:t xml:space="preserve"> VARCHAR,</w:t>
-      </w:r>
-    </w:p>
-    <w:p>
-      <w:pPr>
-        <w:pStyle w:val="NoSpacing"/>
-      </w:pPr>
-      <w:r>
-        <w:t xml:space="preserve">    </w:t>
-      </w:r>
-      <w:proofErr w:type="spellStart"/>
-      <w:r>
-        <w:t>s_age</w:t>
-      </w:r>
-      <w:proofErr w:type="spellEnd"/>
-      <w:r>
-        <w:t xml:space="preserve"> INT,</w:t>
-      </w:r>
-    </w:p>
-    <w:p>
-      <w:pPr>
-        <w:pStyle w:val="NoSpacing"/>
-      </w:pPr>
-      <w:r>
-        <w:t xml:space="preserve">    </w:t>
-      </w:r>
-      <w:proofErr w:type="spellStart"/>
-      <w:r>
-        <w:t>s_course</w:t>
-      </w:r>
-      <w:proofErr w:type="spellEnd"/>
-      <w:r>
-        <w:t xml:space="preserve"> VARCHAR</w:t>
-      </w:r>
-    </w:p>
-    <w:p>
-      <w:pPr>
-        <w:pStyle w:val="NoSpacing"/>
-      </w:pPr>
-      <w:r>
-        <w:t>)</w:t>
-      </w:r>
-    </w:p>
-    <w:p>
-      <w:pPr>
-        <w:pStyle w:val="NoSpacing"/>
-      </w:pPr>
-      <w:r>
-        <w:t xml:space="preserve">LANGUAGE </w:t>
-      </w:r>
-      <w:proofErr w:type="spellStart"/>
-      <w:r>
-        <w:t>plpgsql</w:t>
-      </w:r>
-      <w:proofErr w:type="spellEnd"/>
-    </w:p>
-    <w:p>
-      <w:pPr>
-        <w:pStyle w:val="NoSpacing"/>
-      </w:pPr>
-      <w:r>
-        <w:t>AS $$</w:t>
-      </w:r>
-    </w:p>
-    <w:p>
-      <w:pPr>
-        <w:pStyle w:val="NoSpacing"/>
-      </w:pPr>
-      <w:r>
-        <w:t>BEGIN</w:t>
-      </w:r>
-    </w:p>
-    <w:p>
-      <w:pPr>
-        <w:pStyle w:val="NoSpacing"/>
-      </w:pPr>
-      <w:r>
-        <w:t xml:space="preserve">    UPDATE student</w:t>
-      </w:r>
-    </w:p>
-    <w:p>
-      <w:pPr>
-        <w:pStyle w:val="NoSpacing"/>
-      </w:pPr>
-      <w:r>
-        <w:t xml:space="preserve">    SET name = </w:t>
-      </w:r>
-      <w:proofErr w:type="spellStart"/>
-      <w:r>
-        <w:t>s_name</w:t>
-      </w:r>
-      <w:proofErr w:type="spellEnd"/>
-      <w:r>
-        <w:t>,</w:t>
-      </w:r>
-    </w:p>
-    <w:p>
-      <w:pPr>
-        <w:pStyle w:val="NoSpacing"/>
-      </w:pPr>
-      <w:r>
-        <w:t xml:space="preserve">        age = </w:t>
-      </w:r>
-      <w:proofErr w:type="spellStart"/>
-      <w:r>
-        <w:t>s_age</w:t>
-      </w:r>
-      <w:proofErr w:type="spellEnd"/>
-      <w:r>
-        <w:t>,</w:t>
-      </w:r>
-    </w:p>
-    <w:p>
-      <w:pPr>
-        <w:pStyle w:val="NoSpacing"/>
-      </w:pPr>
-      <w:r>
-        <w:t xml:space="preserve">        course = </w:t>
-      </w:r>
-      <w:proofErr w:type="spellStart"/>
-      <w:r>
-        <w:t>s_course</w:t>
-      </w:r>
-      <w:proofErr w:type="spellEnd"/>
-    </w:p>
-    <w:p>
-      <w:pPr>
-        <w:pStyle w:val="NoSpacing"/>
-      </w:pPr>
-      <w:r>
-        <w:t xml:space="preserve">    WHERE id = </w:t>
-      </w:r>
-      <w:proofErr w:type="spellStart"/>
-      <w:r>
-        <w:t>s_id</w:t>
-      </w:r>
-      <w:proofErr w:type="spellEnd"/>
-      <w:r>
-        <w:t>;</w:t>
-      </w:r>
-    </w:p>
-    <w:p>
-      <w:pPr>
-        <w:pStyle w:val="NoSpacing"/>
-      </w:pPr>
-      <w:r>
-        <w:t>END;</w:t>
-      </w:r>
-    </w:p>
-    <w:p>
-      <w:pPr>
-        <w:pStyle w:val="NoSpacing"/>
-      </w:pPr>
-      <w:r>
-        <w:t>$$;</w:t>
-      </w:r>
-    </w:p>
-    <w:p>
-      <w:pPr>
-        <w:pStyle w:val="NoSpacing"/>
-        <w:rPr>
-          <w:b/>
-          <w:bCs/>
-        </w:rPr>
-      </w:pPr>
-      <w:r>
-        <w:rPr>
-          <w:b/>
-          <w:bCs/>
-        </w:rPr>
         <w:t>Output</w:t>
       </w:r>
     </w:p>
@@ -2006,10 +1506,10 @@
       </w:pPr>
       <w:r>
         <w:drawing>
-          <wp:inline distT="0" distB="0" distL="0" distR="0" wp14:anchorId="6B75E5FD" wp14:editId="7D926BCA">
-            <wp:extent cx="4934214" cy="1528763"/>
+          <wp:inline distT="0" distB="0" distL="0" distR="0" wp14:anchorId="6A46F02A" wp14:editId="399A368F">
+            <wp:extent cx="5943600" cy="1684020"/>
             <wp:effectExtent l="0" t="0" r="0" b="0"/>
-            <wp:docPr id="882337508" name="Picture 1"/>
+            <wp:docPr id="575383" name="Picture 1"/>
             <wp:cNvGraphicFramePr>
               <a:graphicFrameLocks xmlns:a="http://schemas.openxmlformats.org/drawingml/2006/main" noChangeAspect="1"/>
             </wp:cNvGraphicFramePr>
@@ -2017,7 +1517,7 @@
               <a:graphicData uri="http://schemas.openxmlformats.org/drawingml/2006/picture">
                 <pic:pic xmlns:pic="http://schemas.openxmlformats.org/drawingml/2006/picture">
                   <pic:nvPicPr>
-                    <pic:cNvPr id="882337508" name=""/>
+                    <pic:cNvPr id="575383" name=""/>
                     <pic:cNvPicPr/>
                   </pic:nvPicPr>
                   <pic:blipFill>
@@ -2029,7 +1529,7 @@
                   <pic:spPr>
                     <a:xfrm>
                       <a:off x="0" y="0"/>
-                      <a:ext cx="4941478" cy="1531013"/>
+                      <a:ext cx="5943600" cy="1684020"/>
                     </a:xfrm>
                     <a:prstGeom prst="rect">
                       <a:avLst/>
@@ -2048,8 +1548,748 @@
         <w:rPr>
           <w:b/>
           <w:bCs/>
-        </w:rPr>
-      </w:pPr>
+          <w:lang w:val="en-IN"/>
+        </w:rPr>
+      </w:pPr>
+    </w:p>
+    <w:p>
+      <w:pPr>
+        <w:pStyle w:val="NoSpacing"/>
+        <w:rPr>
+          <w:lang w:val="en-IN"/>
+        </w:rPr>
+      </w:pPr>
+      <w:r>
+        <w:rPr>
+          <w:lang w:val="en-IN"/>
+        </w:rPr>
+        <w:t xml:space="preserve">CREATE OR REPLACE PACKAGE BODY </w:t>
+      </w:r>
+      <w:proofErr w:type="spellStart"/>
+      <w:r>
+        <w:rPr>
+          <w:lang w:val="en-IN"/>
+        </w:rPr>
+        <w:t>emp_package</w:t>
+      </w:r>
+      <w:proofErr w:type="spellEnd"/>
+      <w:r>
+        <w:rPr>
+          <w:lang w:val="en-IN"/>
+        </w:rPr>
+        <w:t xml:space="preserve"> AS</w:t>
+      </w:r>
+    </w:p>
+    <w:p>
+      <w:pPr>
+        <w:pStyle w:val="NoSpacing"/>
+        <w:rPr>
+          <w:lang w:val="en-IN"/>
+        </w:rPr>
+      </w:pPr>
+    </w:p>
+    <w:p>
+      <w:pPr>
+        <w:pStyle w:val="NoSpacing"/>
+        <w:rPr>
+          <w:lang w:val="en-IN"/>
+        </w:rPr>
+      </w:pPr>
+      <w:r>
+        <w:rPr>
+          <w:lang w:val="en-IN"/>
+        </w:rPr>
+        <w:t xml:space="preserve">    -- Shared Cursor</w:t>
+      </w:r>
+    </w:p>
+    <w:p>
+      <w:pPr>
+        <w:pStyle w:val="NoSpacing"/>
+        <w:rPr>
+          <w:lang w:val="en-IN"/>
+        </w:rPr>
+      </w:pPr>
+      <w:r>
+        <w:rPr>
+          <w:lang w:val="en-IN"/>
+        </w:rPr>
+        <w:t xml:space="preserve">    CURSOR </w:t>
+      </w:r>
+      <w:proofErr w:type="spellStart"/>
+      <w:r>
+        <w:rPr>
+          <w:lang w:val="en-IN"/>
+        </w:rPr>
+        <w:t>emp_cursor</w:t>
+      </w:r>
+      <w:proofErr w:type="spellEnd"/>
+      <w:r>
+        <w:rPr>
+          <w:lang w:val="en-IN"/>
+        </w:rPr>
+        <w:t xml:space="preserve"> IS</w:t>
+      </w:r>
+    </w:p>
+    <w:p>
+      <w:pPr>
+        <w:pStyle w:val="NoSpacing"/>
+        <w:rPr>
+          <w:lang w:val="en-IN"/>
+        </w:rPr>
+      </w:pPr>
+      <w:r>
+        <w:rPr>
+          <w:lang w:val="en-IN"/>
+        </w:rPr>
+        <w:t xml:space="preserve">        SELECT </w:t>
+      </w:r>
+      <w:proofErr w:type="spellStart"/>
+      <w:r>
+        <w:rPr>
+          <w:lang w:val="en-IN"/>
+        </w:rPr>
+        <w:t>emp_id</w:t>
+      </w:r>
+      <w:proofErr w:type="spellEnd"/>
+      <w:r>
+        <w:rPr>
+          <w:lang w:val="en-IN"/>
+        </w:rPr>
+        <w:t xml:space="preserve">, </w:t>
+      </w:r>
+      <w:proofErr w:type="spellStart"/>
+      <w:r>
+        <w:rPr>
+          <w:lang w:val="en-IN"/>
+        </w:rPr>
+        <w:t>emp_name</w:t>
+      </w:r>
+      <w:proofErr w:type="spellEnd"/>
+      <w:r>
+        <w:rPr>
+          <w:lang w:val="en-IN"/>
+        </w:rPr>
+        <w:t>, salary, department FROM employee;</w:t>
+      </w:r>
+    </w:p>
+    <w:p>
+      <w:pPr>
+        <w:pStyle w:val="NoSpacing"/>
+        <w:rPr>
+          <w:lang w:val="en-IN"/>
+        </w:rPr>
+      </w:pPr>
+    </w:p>
+    <w:p>
+      <w:pPr>
+        <w:pStyle w:val="NoSpacing"/>
+        <w:rPr>
+          <w:lang w:val="en-IN"/>
+        </w:rPr>
+      </w:pPr>
+      <w:r>
+        <w:rPr>
+          <w:lang w:val="en-IN"/>
+        </w:rPr>
+        <w:t xml:space="preserve">    -- Procedure to display all employees</w:t>
+      </w:r>
+    </w:p>
+    <w:p>
+      <w:pPr>
+        <w:pStyle w:val="NoSpacing"/>
+        <w:rPr>
+          <w:lang w:val="en-IN"/>
+        </w:rPr>
+      </w:pPr>
+      <w:r>
+        <w:rPr>
+          <w:lang w:val="en-IN"/>
+        </w:rPr>
+        <w:t xml:space="preserve">    PROCEDURE </w:t>
+      </w:r>
+      <w:proofErr w:type="spellStart"/>
+      <w:r>
+        <w:rPr>
+          <w:lang w:val="en-IN"/>
+        </w:rPr>
+        <w:t>get_all_employees</w:t>
+      </w:r>
+      <w:proofErr w:type="spellEnd"/>
+      <w:r>
+        <w:rPr>
+          <w:lang w:val="en-IN"/>
+        </w:rPr>
+        <w:t xml:space="preserve"> IS</w:t>
+      </w:r>
+    </w:p>
+    <w:p>
+      <w:pPr>
+        <w:pStyle w:val="NoSpacing"/>
+        <w:rPr>
+          <w:lang w:val="en-IN"/>
+        </w:rPr>
+      </w:pPr>
+      <w:r>
+        <w:rPr>
+          <w:lang w:val="en-IN"/>
+        </w:rPr>
+        <w:t xml:space="preserve">    BEGIN</w:t>
+      </w:r>
+    </w:p>
+    <w:p>
+      <w:pPr>
+        <w:pStyle w:val="NoSpacing"/>
+        <w:rPr>
+          <w:lang w:val="en-IN"/>
+        </w:rPr>
+      </w:pPr>
+      <w:r>
+        <w:rPr>
+          <w:lang w:val="en-IN"/>
+        </w:rPr>
+        <w:t xml:space="preserve">        FOR rec IN </w:t>
+      </w:r>
+      <w:proofErr w:type="spellStart"/>
+      <w:r>
+        <w:rPr>
+          <w:lang w:val="en-IN"/>
+        </w:rPr>
+        <w:t>emp_cursor</w:t>
+      </w:r>
+      <w:proofErr w:type="spellEnd"/>
+      <w:r>
+        <w:rPr>
+          <w:lang w:val="en-IN"/>
+        </w:rPr>
+        <w:t xml:space="preserve"> LOOP</w:t>
+      </w:r>
+    </w:p>
+    <w:p>
+      <w:pPr>
+        <w:pStyle w:val="NoSpacing"/>
+        <w:rPr>
+          <w:lang w:val="en-IN"/>
+        </w:rPr>
+      </w:pPr>
+      <w:r>
+        <w:rPr>
+          <w:lang w:val="en-IN"/>
+        </w:rPr>
+        <w:t xml:space="preserve">            DBMS_OUTPUT.PUT_</w:t>
+      </w:r>
+      <w:proofErr w:type="gramStart"/>
+      <w:r>
+        <w:rPr>
+          <w:lang w:val="en-IN"/>
+        </w:rPr>
+        <w:t>LINE(</w:t>
+      </w:r>
+      <w:proofErr w:type="gramEnd"/>
+    </w:p>
+    <w:p>
+      <w:pPr>
+        <w:pStyle w:val="NoSpacing"/>
+        <w:rPr>
+          <w:lang w:val="en-IN"/>
+        </w:rPr>
+      </w:pPr>
+      <w:r>
+        <w:rPr>
+          <w:lang w:val="en-IN"/>
+        </w:rPr>
+        <w:lastRenderedPageBreak/>
+        <w:t xml:space="preserve">                'ID: ' || </w:t>
+      </w:r>
+      <w:proofErr w:type="spellStart"/>
+      <w:r>
+        <w:rPr>
+          <w:lang w:val="en-IN"/>
+        </w:rPr>
+        <w:t>rec.emp_id</w:t>
+      </w:r>
+      <w:proofErr w:type="spellEnd"/>
+      <w:r>
+        <w:rPr>
+          <w:lang w:val="en-IN"/>
+        </w:rPr>
+        <w:t xml:space="preserve"> ||</w:t>
+      </w:r>
+    </w:p>
+    <w:p>
+      <w:pPr>
+        <w:pStyle w:val="NoSpacing"/>
+        <w:rPr>
+          <w:lang w:val="en-IN"/>
+        </w:rPr>
+      </w:pPr>
+      <w:r>
+        <w:rPr>
+          <w:lang w:val="en-IN"/>
+        </w:rPr>
+        <w:t xml:space="preserve">                ', Name: ' || </w:t>
+      </w:r>
+      <w:proofErr w:type="spellStart"/>
+      <w:r>
+        <w:rPr>
+          <w:lang w:val="en-IN"/>
+        </w:rPr>
+        <w:t>rec.emp_name</w:t>
+      </w:r>
+      <w:proofErr w:type="spellEnd"/>
+      <w:r>
+        <w:rPr>
+          <w:lang w:val="en-IN"/>
+        </w:rPr>
+        <w:t xml:space="preserve"> ||</w:t>
+      </w:r>
+    </w:p>
+    <w:p>
+      <w:pPr>
+        <w:pStyle w:val="NoSpacing"/>
+        <w:rPr>
+          <w:lang w:val="en-IN"/>
+        </w:rPr>
+      </w:pPr>
+      <w:r>
+        <w:rPr>
+          <w:lang w:val="en-IN"/>
+        </w:rPr>
+        <w:t xml:space="preserve">                ', Salary: ' || </w:t>
+      </w:r>
+      <w:proofErr w:type="spellStart"/>
+      <w:proofErr w:type="gramStart"/>
+      <w:r>
+        <w:rPr>
+          <w:lang w:val="en-IN"/>
+        </w:rPr>
+        <w:t>rec.salary</w:t>
+      </w:r>
+      <w:proofErr w:type="spellEnd"/>
+      <w:proofErr w:type="gramEnd"/>
+      <w:r>
+        <w:rPr>
+          <w:lang w:val="en-IN"/>
+        </w:rPr>
+        <w:t xml:space="preserve"> ||</w:t>
+      </w:r>
+    </w:p>
+    <w:p>
+      <w:pPr>
+        <w:pStyle w:val="NoSpacing"/>
+        <w:rPr>
+          <w:lang w:val="en-IN"/>
+        </w:rPr>
+      </w:pPr>
+      <w:r>
+        <w:rPr>
+          <w:lang w:val="en-IN"/>
+        </w:rPr>
+        <w:t xml:space="preserve">                ', Dept: ' || </w:t>
+      </w:r>
+      <w:proofErr w:type="spellStart"/>
+      <w:proofErr w:type="gramStart"/>
+      <w:r>
+        <w:rPr>
+          <w:lang w:val="en-IN"/>
+        </w:rPr>
+        <w:t>rec.department</w:t>
+      </w:r>
+      <w:proofErr w:type="spellEnd"/>
+      <w:proofErr w:type="gramEnd"/>
+    </w:p>
+    <w:p>
+      <w:pPr>
+        <w:pStyle w:val="NoSpacing"/>
+        <w:rPr>
+          <w:lang w:val="en-IN"/>
+        </w:rPr>
+      </w:pPr>
+      <w:r>
+        <w:rPr>
+          <w:lang w:val="en-IN"/>
+        </w:rPr>
+        <w:t xml:space="preserve">            );</w:t>
+      </w:r>
+    </w:p>
+    <w:p>
+      <w:pPr>
+        <w:pStyle w:val="NoSpacing"/>
+        <w:rPr>
+          <w:lang w:val="en-IN"/>
+        </w:rPr>
+      </w:pPr>
+      <w:r>
+        <w:rPr>
+          <w:lang w:val="en-IN"/>
+        </w:rPr>
+        <w:t xml:space="preserve">        END LOOP;</w:t>
+      </w:r>
+    </w:p>
+    <w:p>
+      <w:pPr>
+        <w:pStyle w:val="NoSpacing"/>
+        <w:rPr>
+          <w:lang w:val="en-IN"/>
+        </w:rPr>
+      </w:pPr>
+      <w:r>
+        <w:rPr>
+          <w:lang w:val="en-IN"/>
+        </w:rPr>
+        <w:t xml:space="preserve">    END;</w:t>
+      </w:r>
+    </w:p>
+    <w:p>
+      <w:pPr>
+        <w:pStyle w:val="NoSpacing"/>
+        <w:rPr>
+          <w:lang w:val="en-IN"/>
+        </w:rPr>
+      </w:pPr>
+    </w:p>
+    <w:p>
+      <w:pPr>
+        <w:pStyle w:val="NoSpacing"/>
+        <w:rPr>
+          <w:lang w:val="en-IN"/>
+        </w:rPr>
+      </w:pPr>
+      <w:r>
+        <w:rPr>
+          <w:lang w:val="en-IN"/>
+        </w:rPr>
+        <w:t xml:space="preserve">    -- Procedure to display employee by ID</w:t>
+      </w:r>
+    </w:p>
+    <w:p>
+      <w:pPr>
+        <w:pStyle w:val="NoSpacing"/>
+        <w:rPr>
+          <w:lang w:val="en-IN"/>
+        </w:rPr>
+      </w:pPr>
+      <w:r>
+        <w:rPr>
+          <w:lang w:val="en-IN"/>
+        </w:rPr>
+        <w:t xml:space="preserve">    PROCEDURE </w:t>
+      </w:r>
+      <w:proofErr w:type="spellStart"/>
+      <w:r>
+        <w:rPr>
+          <w:lang w:val="en-IN"/>
+        </w:rPr>
+        <w:t>get_employee_by_</w:t>
+      </w:r>
+      <w:proofErr w:type="gramStart"/>
+      <w:r>
+        <w:rPr>
+          <w:lang w:val="en-IN"/>
+        </w:rPr>
+        <w:t>id</w:t>
+      </w:r>
+      <w:proofErr w:type="spellEnd"/>
+      <w:r>
+        <w:rPr>
+          <w:lang w:val="en-IN"/>
+        </w:rPr>
+        <w:t>(</w:t>
+      </w:r>
+      <w:proofErr w:type="spellStart"/>
+      <w:proofErr w:type="gramEnd"/>
+      <w:r>
+        <w:rPr>
+          <w:lang w:val="en-IN"/>
+        </w:rPr>
+        <w:t>p_id</w:t>
+      </w:r>
+      <w:proofErr w:type="spellEnd"/>
+      <w:r>
+        <w:rPr>
+          <w:lang w:val="en-IN"/>
+        </w:rPr>
+        <w:t xml:space="preserve"> NUMBER) IS</w:t>
+      </w:r>
+    </w:p>
+    <w:p>
+      <w:pPr>
+        <w:pStyle w:val="NoSpacing"/>
+        <w:rPr>
+          <w:lang w:val="en-IN"/>
+        </w:rPr>
+      </w:pPr>
+      <w:r>
+        <w:rPr>
+          <w:lang w:val="en-IN"/>
+        </w:rPr>
+        <w:t xml:space="preserve">    BEGIN</w:t>
+      </w:r>
+    </w:p>
+    <w:p>
+      <w:pPr>
+        <w:pStyle w:val="NoSpacing"/>
+        <w:rPr>
+          <w:lang w:val="en-IN"/>
+        </w:rPr>
+      </w:pPr>
+      <w:r>
+        <w:rPr>
+          <w:lang w:val="en-IN"/>
+        </w:rPr>
+        <w:t xml:space="preserve">        FOR rec IN (SELECT * FROM employee WHERE </w:t>
+      </w:r>
+      <w:proofErr w:type="spellStart"/>
+      <w:r>
+        <w:rPr>
+          <w:lang w:val="en-IN"/>
+        </w:rPr>
+        <w:t>emp_id</w:t>
+      </w:r>
+      <w:proofErr w:type="spellEnd"/>
+      <w:r>
+        <w:rPr>
+          <w:lang w:val="en-IN"/>
+        </w:rPr>
+        <w:t xml:space="preserve"> = </w:t>
+      </w:r>
+      <w:proofErr w:type="spellStart"/>
+      <w:r>
+        <w:rPr>
+          <w:lang w:val="en-IN"/>
+        </w:rPr>
+        <w:t>p_id</w:t>
+      </w:r>
+      <w:proofErr w:type="spellEnd"/>
+      <w:r>
+        <w:rPr>
+          <w:lang w:val="en-IN"/>
+        </w:rPr>
+        <w:t>) LOOP</w:t>
+      </w:r>
+    </w:p>
+    <w:p>
+      <w:pPr>
+        <w:pStyle w:val="NoSpacing"/>
+        <w:rPr>
+          <w:lang w:val="en-IN"/>
+        </w:rPr>
+      </w:pPr>
+      <w:r>
+        <w:rPr>
+          <w:lang w:val="en-IN"/>
+        </w:rPr>
+        <w:t xml:space="preserve">            DBMS_OUTPUT.PUT_</w:t>
+      </w:r>
+      <w:proofErr w:type="gramStart"/>
+      <w:r>
+        <w:rPr>
+          <w:lang w:val="en-IN"/>
+        </w:rPr>
+        <w:t>LINE(</w:t>
+      </w:r>
+      <w:proofErr w:type="gramEnd"/>
+    </w:p>
+    <w:p>
+      <w:pPr>
+        <w:pStyle w:val="NoSpacing"/>
+        <w:rPr>
+          <w:lang w:val="en-IN"/>
+        </w:rPr>
+      </w:pPr>
+      <w:r>
+        <w:rPr>
+          <w:lang w:val="en-IN"/>
+        </w:rPr>
+        <w:t xml:space="preserve">                'ID: ' || </w:t>
+      </w:r>
+      <w:proofErr w:type="spellStart"/>
+      <w:r>
+        <w:rPr>
+          <w:lang w:val="en-IN"/>
+        </w:rPr>
+        <w:t>rec.emp_id</w:t>
+      </w:r>
+      <w:proofErr w:type="spellEnd"/>
+      <w:r>
+        <w:rPr>
+          <w:lang w:val="en-IN"/>
+        </w:rPr>
+        <w:t xml:space="preserve"> ||</w:t>
+      </w:r>
+    </w:p>
+    <w:p>
+      <w:pPr>
+        <w:pStyle w:val="NoSpacing"/>
+        <w:rPr>
+          <w:lang w:val="en-IN"/>
+        </w:rPr>
+      </w:pPr>
+      <w:r>
+        <w:rPr>
+          <w:lang w:val="en-IN"/>
+        </w:rPr>
+        <w:t xml:space="preserve">                ', Name: ' || </w:t>
+      </w:r>
+      <w:proofErr w:type="spellStart"/>
+      <w:r>
+        <w:rPr>
+          <w:lang w:val="en-IN"/>
+        </w:rPr>
+        <w:t>rec.emp_name</w:t>
+      </w:r>
+      <w:proofErr w:type="spellEnd"/>
+      <w:r>
+        <w:rPr>
+          <w:lang w:val="en-IN"/>
+        </w:rPr>
+        <w:t xml:space="preserve"> ||</w:t>
+      </w:r>
+    </w:p>
+    <w:p>
+      <w:pPr>
+        <w:pStyle w:val="NoSpacing"/>
+        <w:rPr>
+          <w:lang w:val="en-IN"/>
+        </w:rPr>
+      </w:pPr>
+      <w:r>
+        <w:rPr>
+          <w:lang w:val="en-IN"/>
+        </w:rPr>
+        <w:t xml:space="preserve">                ', Salary: ' || </w:t>
+      </w:r>
+      <w:proofErr w:type="spellStart"/>
+      <w:proofErr w:type="gramStart"/>
+      <w:r>
+        <w:rPr>
+          <w:lang w:val="en-IN"/>
+        </w:rPr>
+        <w:t>rec.salary</w:t>
+      </w:r>
+      <w:proofErr w:type="spellEnd"/>
+      <w:proofErr w:type="gramEnd"/>
+      <w:r>
+        <w:rPr>
+          <w:lang w:val="en-IN"/>
+        </w:rPr>
+        <w:t xml:space="preserve"> ||</w:t>
+      </w:r>
+    </w:p>
+    <w:p>
+      <w:pPr>
+        <w:pStyle w:val="NoSpacing"/>
+        <w:rPr>
+          <w:lang w:val="en-IN"/>
+        </w:rPr>
+      </w:pPr>
+      <w:r>
+        <w:rPr>
+          <w:lang w:val="en-IN"/>
+        </w:rPr>
+        <w:t xml:space="preserve">                ', Dept: ' || </w:t>
+      </w:r>
+      <w:proofErr w:type="spellStart"/>
+      <w:proofErr w:type="gramStart"/>
+      <w:r>
+        <w:rPr>
+          <w:lang w:val="en-IN"/>
+        </w:rPr>
+        <w:t>rec.department</w:t>
+      </w:r>
+      <w:proofErr w:type="spellEnd"/>
+      <w:proofErr w:type="gramEnd"/>
+    </w:p>
+    <w:p>
+      <w:pPr>
+        <w:pStyle w:val="NoSpacing"/>
+        <w:rPr>
+          <w:lang w:val="en-IN"/>
+        </w:rPr>
+      </w:pPr>
+      <w:r>
+        <w:rPr>
+          <w:lang w:val="en-IN"/>
+        </w:rPr>
+        <w:t xml:space="preserve">            );</w:t>
+      </w:r>
+    </w:p>
+    <w:p>
+      <w:pPr>
+        <w:pStyle w:val="NoSpacing"/>
+        <w:rPr>
+          <w:lang w:val="en-IN"/>
+        </w:rPr>
+      </w:pPr>
+      <w:r>
+        <w:rPr>
+          <w:lang w:val="en-IN"/>
+        </w:rPr>
+        <w:t xml:space="preserve">        END LOOP;</w:t>
+      </w:r>
+    </w:p>
+    <w:p>
+      <w:pPr>
+        <w:pStyle w:val="NoSpacing"/>
+        <w:rPr>
+          <w:lang w:val="en-IN"/>
+        </w:rPr>
+      </w:pPr>
+      <w:r>
+        <w:rPr>
+          <w:lang w:val="en-IN"/>
+        </w:rPr>
+        <w:t xml:space="preserve">    END;</w:t>
+      </w:r>
+    </w:p>
+    <w:p>
+      <w:pPr>
+        <w:pStyle w:val="NoSpacing"/>
+        <w:rPr>
+          <w:lang w:val="en-IN"/>
+        </w:rPr>
+      </w:pPr>
+    </w:p>
+    <w:p>
+      <w:pPr>
+        <w:pStyle w:val="NoSpacing"/>
+        <w:rPr>
+          <w:lang w:val="en-IN"/>
+        </w:rPr>
+      </w:pPr>
+      <w:r>
+        <w:rPr>
+          <w:lang w:val="en-IN"/>
+        </w:rPr>
+        <w:t xml:space="preserve">END </w:t>
+      </w:r>
+      <w:proofErr w:type="spellStart"/>
+      <w:r>
+        <w:rPr>
+          <w:lang w:val="en-IN"/>
+        </w:rPr>
+        <w:t>emp_package</w:t>
+      </w:r>
+      <w:proofErr w:type="spellEnd"/>
+      <w:r>
+        <w:rPr>
+          <w:lang w:val="en-IN"/>
+        </w:rPr>
+        <w:t>;</w:t>
+      </w:r>
+    </w:p>
+    <w:p>
+      <w:pPr>
+        <w:pStyle w:val="NoSpacing"/>
+        <w:rPr>
+          <w:lang w:val="en-IN"/>
+        </w:rPr>
+      </w:pPr>
+      <w:r>
+        <w:rPr>
+          <w:lang w:val="en-IN"/>
+        </w:rPr>
+        <w:t>/</w:t>
+      </w:r>
     </w:p>
     <w:p>
       <w:pPr>
@@ -2068,15 +2308,55 @@
           <w:bCs/>
         </w:rPr>
       </w:pPr>
-    </w:p>
-    <w:p>
-      <w:pPr>
-        <w:pStyle w:val="NoSpacing"/>
+      <w:r>
         <w:rPr>
           <w:b/>
           <w:bCs/>
         </w:rPr>
-      </w:pPr>
+        <w:t>Output</w:t>
+      </w:r>
+    </w:p>
+    <w:p>
+      <w:pPr>
+        <w:pStyle w:val="NoSpacing"/>
+      </w:pPr>
+      <w:r>
+        <w:drawing>
+          <wp:inline distT="0" distB="0" distL="0" distR="0" wp14:anchorId="62C3879E" wp14:editId="13919463">
+            <wp:extent cx="5943600" cy="1825625"/>
+            <wp:effectExtent l="0" t="0" r="0" b="3175"/>
+            <wp:docPr id="1381506690" name="Picture 1"/>
+            <wp:cNvGraphicFramePr>
+              <a:graphicFrameLocks xmlns:a="http://schemas.openxmlformats.org/drawingml/2006/main" noChangeAspect="1"/>
+            </wp:cNvGraphicFramePr>
+            <a:graphic xmlns:a="http://schemas.openxmlformats.org/drawingml/2006/main">
+              <a:graphicData uri="http://schemas.openxmlformats.org/drawingml/2006/picture">
+                <pic:pic xmlns:pic="http://schemas.openxmlformats.org/drawingml/2006/picture">
+                  <pic:nvPicPr>
+                    <pic:cNvPr id="1381506690" name=""/>
+                    <pic:cNvPicPr/>
+                  </pic:nvPicPr>
+                  <pic:blipFill>
+                    <a:blip r:embed="rId9"/>
+                    <a:stretch>
+                      <a:fillRect/>
+                    </a:stretch>
+                  </pic:blipFill>
+                  <pic:spPr>
+                    <a:xfrm>
+                      <a:off x="0" y="0"/>
+                      <a:ext cx="5943600" cy="1825625"/>
+                    </a:xfrm>
+                    <a:prstGeom prst="rect">
+                      <a:avLst/>
+                    </a:prstGeom>
+                  </pic:spPr>
+                </pic:pic>
+              </a:graphicData>
+            </a:graphic>
+          </wp:inline>
+        </w:drawing>
+      </w:r>
     </w:p>
     <w:p>
       <w:pPr>
@@ -2086,103 +2366,15 @@
           <w:bCs/>
         </w:rPr>
       </w:pPr>
-      <w:r>
+    </w:p>
+    <w:p>
+      <w:pPr>
+        <w:pStyle w:val="NoSpacing"/>
         <w:rPr>
           <w:b/>
           <w:bCs/>
         </w:rPr>
-        <w:t>Step 5: DELETE Procedure</w:t>
-      </w:r>
-    </w:p>
-    <w:p>
-      <w:pPr>
-        <w:pStyle w:val="NoSpacing"/>
-      </w:pPr>
-      <w:r>
-        <w:t xml:space="preserve">CREATE OR REPLACE PROCEDURE </w:t>
-      </w:r>
-      <w:proofErr w:type="spellStart"/>
-      <w:r>
-        <w:t>delete_</w:t>
-      </w:r>
-      <w:proofErr w:type="gramStart"/>
-      <w:r>
-        <w:t>student</w:t>
-      </w:r>
-      <w:proofErr w:type="spellEnd"/>
-      <w:r>
-        <w:t>(</w:t>
-      </w:r>
-      <w:proofErr w:type="spellStart"/>
-      <w:proofErr w:type="gramEnd"/>
-      <w:r>
-        <w:t>s_id</w:t>
-      </w:r>
-      <w:proofErr w:type="spellEnd"/>
-      <w:r>
-        <w:t xml:space="preserve"> INT)</w:t>
-      </w:r>
-    </w:p>
-    <w:p>
-      <w:pPr>
-        <w:pStyle w:val="NoSpacing"/>
-      </w:pPr>
-      <w:r>
-        <w:t xml:space="preserve">LANGUAGE </w:t>
-      </w:r>
-      <w:proofErr w:type="spellStart"/>
-      <w:r>
-        <w:t>plpgsql</w:t>
-      </w:r>
-      <w:proofErr w:type="spellEnd"/>
-    </w:p>
-    <w:p>
-      <w:pPr>
-        <w:pStyle w:val="NoSpacing"/>
-      </w:pPr>
-      <w:r>
-        <w:t>AS $$</w:t>
-      </w:r>
-    </w:p>
-    <w:p>
-      <w:pPr>
-        <w:pStyle w:val="NoSpacing"/>
-      </w:pPr>
-      <w:r>
-        <w:t>BEGIN</w:t>
-      </w:r>
-    </w:p>
-    <w:p>
-      <w:pPr>
-        <w:pStyle w:val="NoSpacing"/>
-      </w:pPr>
-      <w:r>
-        <w:t xml:space="preserve">    DELETE FROM student WHERE id = </w:t>
-      </w:r>
-      <w:proofErr w:type="spellStart"/>
-      <w:r>
-        <w:t>s_id</w:t>
-      </w:r>
-      <w:proofErr w:type="spellEnd"/>
-      <w:r>
-        <w:t>;</w:t>
-      </w:r>
-    </w:p>
-    <w:p>
-      <w:pPr>
-        <w:pStyle w:val="NoSpacing"/>
-      </w:pPr>
-      <w:r>
-        <w:t>END;</w:t>
-      </w:r>
-    </w:p>
-    <w:p>
-      <w:pPr>
-        <w:pStyle w:val="NoSpacing"/>
-      </w:pPr>
-      <w:r>
-        <w:t>$$;</w:t>
-      </w:r>
+      </w:pPr>
     </w:p>
     <w:p>
       <w:pPr>
@@ -2192,11 +2384,47 @@
           <w:bCs/>
         </w:rPr>
       </w:pPr>
-      <w:r>
+    </w:p>
+    <w:p>
+      <w:pPr>
+        <w:pStyle w:val="NoSpacing"/>
         <w:rPr>
           <w:b/>
           <w:bCs/>
         </w:rPr>
+      </w:pPr>
+    </w:p>
+    <w:p>
+      <w:pPr>
+        <w:pStyle w:val="NoSpacing"/>
+        <w:rPr>
+          <w:b/>
+          <w:bCs/>
+        </w:rPr>
+      </w:pPr>
+    </w:p>
+    <w:p>
+      <w:pPr>
+        <w:pStyle w:val="NoSpacing"/>
+      </w:pPr>
+      <w:r>
+        <w:t>SET SERVEROUTPUT ON;</w:t>
+      </w:r>
+    </w:p>
+    <w:p>
+      <w:pPr>
+        <w:pStyle w:val="NoSpacing"/>
+        <w:rPr>
+          <w:b/>
+          <w:bCs/>
+        </w:rPr>
+      </w:pPr>
+      <w:r>
+        <w:rPr>
+          <w:b/>
+          <w:bCs/>
+        </w:rPr>
+        <w:lastRenderedPageBreak/>
         <w:t>Output</w:t>
       </w:r>
     </w:p>
@@ -2205,7 +2433,9 @@
         <w:pStyle w:val="NoSpacing"/>
       </w:pPr>
       <w:r>
-        <w:lastRenderedPageBreak/>
+        <w:rPr>
+          <w:noProof/>
+        </w:rPr>
         <w:drawing>
           <wp:inline distT="0" distB="0" distL="0" distR="0" wp14:anchorId="212ED4A3" wp14:editId="77FBD56A">
             <wp:extent cx="5943600" cy="1719580"/>
@@ -2222,7 +2452,7 @@
                     <pic:cNvPicPr/>
                   </pic:nvPicPr>
                   <pic:blipFill>
-                    <a:blip r:embed="rId9"/>
+                    <a:blip r:embed="rId10"/>
                     <a:stretch>
                       <a:fillRect/>
                     </a:stretch>
@@ -2262,16 +2492,6 @@
           <w:szCs w:val="28"/>
         </w:rPr>
       </w:pPr>
-      <w:r>
-        <w:rPr>
-          <w:rFonts w:ascii="Times New Roman" w:hAnsi="Times New Roman" w:cs="Times New Roman"/>
-          <w:b/>
-          <w:bCs/>
-          <w:sz w:val="28"/>
-          <w:szCs w:val="28"/>
-        </w:rPr>
-        <w:t>Step 6: Calling Procedures</w:t>
-      </w:r>
     </w:p>
     <w:p>
       <w:pPr>
@@ -2287,43 +2507,41 @@
           <w:sz w:val="28"/>
           <w:szCs w:val="28"/>
         </w:rPr>
-        <w:t xml:space="preserve">CALL </w:t>
-      </w:r>
-      <w:proofErr w:type="spellStart"/>
-      <w:r>
+        <w:t>-- DISPLAY ALL EMPLOYEES</w:t>
+      </w:r>
+    </w:p>
+    <w:p>
+      <w:pPr>
         <w:rPr>
           <w:rFonts w:ascii="Times New Roman" w:hAnsi="Times New Roman" w:cs="Times New Roman"/>
           <w:sz w:val="28"/>
           <w:szCs w:val="28"/>
         </w:rPr>
-        <w:t>insert_</w:t>
-      </w:r>
-      <w:proofErr w:type="gramStart"/>
+      </w:pPr>
       <w:r>
         <w:rPr>
           <w:rFonts w:ascii="Times New Roman" w:hAnsi="Times New Roman" w:cs="Times New Roman"/>
           <w:sz w:val="28"/>
           <w:szCs w:val="28"/>
         </w:rPr>
-        <w:t>student</w:t>
-      </w:r>
-      <w:proofErr w:type="spellEnd"/>
-      <w:r>
+        <w:t>BEGIN</w:t>
+      </w:r>
+    </w:p>
+    <w:p>
+      <w:pPr>
         <w:rPr>
           <w:rFonts w:ascii="Times New Roman" w:hAnsi="Times New Roman" w:cs="Times New Roman"/>
           <w:sz w:val="28"/>
           <w:szCs w:val="28"/>
         </w:rPr>
-        <w:t>(</w:t>
-      </w:r>
-      <w:proofErr w:type="gramEnd"/>
+      </w:pPr>
       <w:r>
         <w:rPr>
           <w:rFonts w:ascii="Times New Roman" w:hAnsi="Times New Roman" w:cs="Times New Roman"/>
           <w:sz w:val="28"/>
           <w:szCs w:val="28"/>
         </w:rPr>
-        <w:t>'Sejal', 20, 'CSE');</w:t>
+        <w:t xml:space="preserve">    EMP_PACKAGE.GET_ALL_EMPLOYEES;</w:t>
       </w:r>
     </w:p>
     <w:p>
@@ -2340,96 +2558,136 @@
           <w:sz w:val="28"/>
           <w:szCs w:val="28"/>
         </w:rPr>
-        <w:t xml:space="preserve">CALL </w:t>
-      </w:r>
-      <w:proofErr w:type="spellStart"/>
-      <w:r>
+        <w:t>END;</w:t>
+      </w:r>
+    </w:p>
+    <w:p>
+      <w:pPr>
         <w:rPr>
           <w:rFonts w:ascii="Times New Roman" w:hAnsi="Times New Roman" w:cs="Times New Roman"/>
           <w:sz w:val="28"/>
           <w:szCs w:val="28"/>
         </w:rPr>
-        <w:t>update_</w:t>
-      </w:r>
-      <w:proofErr w:type="gramStart"/>
+      </w:pPr>
       <w:r>
         <w:rPr>
           <w:rFonts w:ascii="Times New Roman" w:hAnsi="Times New Roman" w:cs="Times New Roman"/>
           <w:sz w:val="28"/>
           <w:szCs w:val="28"/>
         </w:rPr>
-        <w:t>student</w:t>
-      </w:r>
-      <w:proofErr w:type="spellEnd"/>
-      <w:r>
+        <w:t>/</w:t>
+      </w:r>
+    </w:p>
+    <w:p>
+      <w:pPr>
         <w:rPr>
           <w:rFonts w:ascii="Times New Roman" w:hAnsi="Times New Roman" w:cs="Times New Roman"/>
           <w:sz w:val="28"/>
           <w:szCs w:val="28"/>
         </w:rPr>
-        <w:t>(</w:t>
-      </w:r>
-      <w:proofErr w:type="gramEnd"/>
-      <w:r>
+      </w:pPr>
+    </w:p>
+    <w:p>
+      <w:pPr>
         <w:rPr>
           <w:rFonts w:ascii="Times New Roman" w:hAnsi="Times New Roman" w:cs="Times New Roman"/>
           <w:sz w:val="28"/>
           <w:szCs w:val="28"/>
         </w:rPr>
-        <w:t>1, 'Sejal Patial', 21, 'AI-ML');</w:t>
-      </w:r>
-    </w:p>
-    <w:p>
-      <w:pPr>
+      </w:pPr>
+      <w:r>
         <w:rPr>
           <w:rFonts w:ascii="Times New Roman" w:hAnsi="Times New Roman" w:cs="Times New Roman"/>
           <w:sz w:val="28"/>
           <w:szCs w:val="28"/>
         </w:rPr>
-      </w:pPr>
-      <w:r>
+        <w:t>-- DISPLAY SPECIFIC EMPLOYEE</w:t>
+      </w:r>
+    </w:p>
+    <w:p>
+      <w:pPr>
         <w:rPr>
           <w:rFonts w:ascii="Times New Roman" w:hAnsi="Times New Roman" w:cs="Times New Roman"/>
           <w:sz w:val="28"/>
           <w:szCs w:val="28"/>
         </w:rPr>
-        <w:t xml:space="preserve">CALL </w:t>
-      </w:r>
-      <w:proofErr w:type="spellStart"/>
+      </w:pPr>
       <w:r>
         <w:rPr>
           <w:rFonts w:ascii="Times New Roman" w:hAnsi="Times New Roman" w:cs="Times New Roman"/>
           <w:sz w:val="28"/>
           <w:szCs w:val="28"/>
         </w:rPr>
-        <w:t>delete_</w:t>
-      </w:r>
-      <w:proofErr w:type="gramStart"/>
-      <w:r>
+        <w:t>BEGIN</w:t>
+      </w:r>
+    </w:p>
+    <w:p>
+      <w:pPr>
         <w:rPr>
           <w:rFonts w:ascii="Times New Roman" w:hAnsi="Times New Roman" w:cs="Times New Roman"/>
           <w:sz w:val="28"/>
           <w:szCs w:val="28"/>
         </w:rPr>
-        <w:t>student</w:t>
-      </w:r>
-      <w:proofErr w:type="spellEnd"/>
+      </w:pPr>
       <w:r>
         <w:rPr>
           <w:rFonts w:ascii="Times New Roman" w:hAnsi="Times New Roman" w:cs="Times New Roman"/>
           <w:sz w:val="28"/>
           <w:szCs w:val="28"/>
         </w:rPr>
-        <w:t>(</w:t>
-      </w:r>
-      <w:proofErr w:type="gramEnd"/>
+        <w:t xml:space="preserve">    EMP_PACKAGE.GET_EMPLOYEE_BY_</w:t>
+      </w:r>
+      <w:proofErr w:type="gramStart"/>
       <w:r>
         <w:rPr>
           <w:rFonts w:ascii="Times New Roman" w:hAnsi="Times New Roman" w:cs="Times New Roman"/>
           <w:sz w:val="28"/>
           <w:szCs w:val="28"/>
         </w:rPr>
+        <w:t>ID(</w:t>
+      </w:r>
+      <w:proofErr w:type="gramEnd"/>
+      <w:r>
+        <w:rPr>
+          <w:rFonts w:ascii="Times New Roman" w:hAnsi="Times New Roman" w:cs="Times New Roman"/>
+          <w:sz w:val="28"/>
+          <w:szCs w:val="28"/>
+        </w:rPr>
         <w:t>1);</w:t>
+      </w:r>
+    </w:p>
+    <w:p>
+      <w:pPr>
+        <w:rPr>
+          <w:rFonts w:ascii="Times New Roman" w:hAnsi="Times New Roman" w:cs="Times New Roman"/>
+          <w:sz w:val="28"/>
+          <w:szCs w:val="28"/>
+        </w:rPr>
+      </w:pPr>
+      <w:r>
+        <w:rPr>
+          <w:rFonts w:ascii="Times New Roman" w:hAnsi="Times New Roman" w:cs="Times New Roman"/>
+          <w:sz w:val="28"/>
+          <w:szCs w:val="28"/>
+        </w:rPr>
+        <w:t>END;</w:t>
+      </w:r>
+    </w:p>
+    <w:p>
+      <w:pPr>
+        <w:rPr>
+          <w:rFonts w:ascii="Times New Roman" w:hAnsi="Times New Roman" w:cs="Times New Roman"/>
+          <w:sz w:val="28"/>
+          <w:szCs w:val="28"/>
+        </w:rPr>
+      </w:pPr>
+      <w:r>
+        <w:rPr>
+          <w:rFonts w:ascii="Times New Roman" w:hAnsi="Times New Roman" w:cs="Times New Roman"/>
+          <w:sz w:val="28"/>
+          <w:szCs w:val="28"/>
+        </w:rPr>
+        <w:t>/</w:t>
       </w:r>
     </w:p>
     <w:p>
@@ -2455,10 +2713,10 @@
           <w:lang w:val="en-GB"/>
         </w:rPr>
         <w:drawing>
-          <wp:inline distT="0" distB="0" distL="0" distR="0" wp14:anchorId="619DE043" wp14:editId="00B15903">
-            <wp:extent cx="5830114" cy="1895740"/>
-            <wp:effectExtent l="0" t="0" r="0" b="9525"/>
-            <wp:docPr id="476390854" name="Picture 1"/>
+          <wp:inline distT="0" distB="0" distL="0" distR="0" wp14:anchorId="3A280C73" wp14:editId="13566D1C">
+            <wp:extent cx="5943600" cy="1735455"/>
+            <wp:effectExtent l="0" t="0" r="0" b="0"/>
+            <wp:docPr id="1493952962" name="Picture 1"/>
             <wp:cNvGraphicFramePr>
               <a:graphicFrameLocks xmlns:a="http://schemas.openxmlformats.org/drawingml/2006/main" noChangeAspect="1"/>
             </wp:cNvGraphicFramePr>
@@ -2466,11 +2724,11 @@
               <a:graphicData uri="http://schemas.openxmlformats.org/drawingml/2006/picture">
                 <pic:pic xmlns:pic="http://schemas.openxmlformats.org/drawingml/2006/picture">
                   <pic:nvPicPr>
-                    <pic:cNvPr id="476390854" name=""/>
+                    <pic:cNvPr id="1493952962" name=""/>
                     <pic:cNvPicPr/>
                   </pic:nvPicPr>
                   <pic:blipFill>
-                    <a:blip r:embed="rId10"/>
+                    <a:blip r:embed="rId11"/>
                     <a:stretch>
                       <a:fillRect/>
                     </a:stretch>
@@ -2478,7 +2736,7 @@
                   <pic:spPr>
                     <a:xfrm>
                       <a:off x="0" y="0"/>
-                      <a:ext cx="5830114" cy="1895740"/>
+                      <a:ext cx="5943600" cy="1735455"/>
                     </a:xfrm>
                     <a:prstGeom prst="rect">
                       <a:avLst/>
@@ -2521,7 +2779,7 @@
         <w:pStyle w:val="NoSpacing"/>
         <w:numPr>
           <w:ilvl w:val="0"/>
-          <w:numId w:val="23"/>
+          <w:numId w:val="19"/>
         </w:numPr>
         <w:rPr>
           <w:lang w:val="en-IN"/>
@@ -2531,7 +2789,7 @@
         <w:rPr>
           <w:lang w:val="en-IN"/>
         </w:rPr>
-        <w:t xml:space="preserve">Gained a clear understanding of stored procedures and their role in database management systems. </w:t>
+        <w:t xml:space="preserve">Understood PL/SQL package structure </w:t>
       </w:r>
     </w:p>
     <w:p>
@@ -2539,7 +2797,7 @@
         <w:pStyle w:val="NoSpacing"/>
         <w:numPr>
           <w:ilvl w:val="0"/>
-          <w:numId w:val="23"/>
+          <w:numId w:val="19"/>
         </w:numPr>
         <w:rPr>
           <w:lang w:val="en-IN"/>
@@ -2549,7 +2807,8 @@
         <w:rPr>
           <w:lang w:val="en-IN"/>
         </w:rPr>
-        <w:t xml:space="preserve"> Learned how to design and implement parameterized stored procedures for performing various database operations. </w:t>
+        <w:lastRenderedPageBreak/>
+        <w:t xml:space="preserve">Learned difference between specification and body </w:t>
       </w:r>
     </w:p>
     <w:p>
@@ -2557,7 +2816,7 @@
         <w:pStyle w:val="NoSpacing"/>
         <w:numPr>
           <w:ilvl w:val="0"/>
-          <w:numId w:val="23"/>
+          <w:numId w:val="19"/>
         </w:numPr>
         <w:rPr>
           <w:lang w:val="en-IN"/>
@@ -2567,7 +2826,7 @@
         <w:rPr>
           <w:lang w:val="en-IN"/>
         </w:rPr>
-        <w:t xml:space="preserve"> Acquired practical knowledge of CRUD operations (Create, Read, Update, Delete) using PostgreSQL. </w:t>
+        <w:t xml:space="preserve">Implemented shared cursor </w:t>
       </w:r>
     </w:p>
     <w:p>
@@ -2575,7 +2834,7 @@
         <w:pStyle w:val="NoSpacing"/>
         <w:numPr>
           <w:ilvl w:val="0"/>
-          <w:numId w:val="23"/>
+          <w:numId w:val="19"/>
         </w:numPr>
         <w:rPr>
           <w:lang w:val="en-IN"/>
@@ -2585,7 +2844,7 @@
         <w:rPr>
           <w:lang w:val="en-IN"/>
         </w:rPr>
-        <w:t xml:space="preserve">Understood how stored procedures improve performance by reducing query execution time and network overhead. </w:t>
+        <w:t xml:space="preserve">Developed modular and reusable code </w:t>
       </w:r>
     </w:p>
     <w:p>
@@ -2593,7 +2852,7 @@
         <w:pStyle w:val="NoSpacing"/>
         <w:numPr>
           <w:ilvl w:val="0"/>
-          <w:numId w:val="23"/>
+          <w:numId w:val="19"/>
         </w:numPr>
         <w:rPr>
           <w:lang w:val="en-GB"/>
@@ -2603,7 +2862,7 @@
         <w:rPr>
           <w:lang w:val="en-IN"/>
         </w:rPr>
-        <w:t>Developed the ability to enhance database security by restricting direct access to tables through procedures.</w:t>
+        <w:t>Gained industry-relevant skills</w:t>
       </w:r>
     </w:p>
     <w:sectPr>
@@ -3184,6 +3443,119 @@
     </w:lvl>
   </w:abstractNum>
   <w:abstractNum w:abstractNumId="5" w15:restartNumberingAfterBreak="0">
+    <w:nsid w:val="111F1831"/>
+    <w:multiLevelType w:val="multilevel"/>
+    <w:tmpl w:val="92CAF7A2"/>
+    <w:lvl w:ilvl="0">
+      <w:start w:val="3"/>
+      <w:numFmt w:val="decimal"/>
+      <w:lvlText w:val="%1."/>
+      <w:lvlJc w:val="left"/>
+      <w:pPr>
+        <w:tabs>
+          <w:tab w:val="num" w:pos="720"/>
+        </w:tabs>
+        <w:ind w:left="720" w:hanging="360"/>
+      </w:pPr>
+    </w:lvl>
+    <w:lvl w:ilvl="1" w:tentative="1">
+      <w:start w:val="1"/>
+      <w:numFmt w:val="decimal"/>
+      <w:lvlText w:val="%2."/>
+      <w:lvlJc w:val="left"/>
+      <w:pPr>
+        <w:tabs>
+          <w:tab w:val="num" w:pos="1440"/>
+        </w:tabs>
+        <w:ind w:left="1440" w:hanging="360"/>
+      </w:pPr>
+    </w:lvl>
+    <w:lvl w:ilvl="2" w:tentative="1">
+      <w:start w:val="1"/>
+      <w:numFmt w:val="decimal"/>
+      <w:lvlText w:val="%3."/>
+      <w:lvlJc w:val="left"/>
+      <w:pPr>
+        <w:tabs>
+          <w:tab w:val="num" w:pos="2160"/>
+        </w:tabs>
+        <w:ind w:left="2160" w:hanging="360"/>
+      </w:pPr>
+    </w:lvl>
+    <w:lvl w:ilvl="3" w:tentative="1">
+      <w:start w:val="1"/>
+      <w:numFmt w:val="decimal"/>
+      <w:lvlText w:val="%4."/>
+      <w:lvlJc w:val="left"/>
+      <w:pPr>
+        <w:tabs>
+          <w:tab w:val="num" w:pos="2880"/>
+        </w:tabs>
+        <w:ind w:left="2880" w:hanging="360"/>
+      </w:pPr>
+    </w:lvl>
+    <w:lvl w:ilvl="4" w:tentative="1">
+      <w:start w:val="1"/>
+      <w:numFmt w:val="decimal"/>
+      <w:lvlText w:val="%5."/>
+      <w:lvlJc w:val="left"/>
+      <w:pPr>
+        <w:tabs>
+          <w:tab w:val="num" w:pos="3600"/>
+        </w:tabs>
+        <w:ind w:left="3600" w:hanging="360"/>
+      </w:pPr>
+    </w:lvl>
+    <w:lvl w:ilvl="5" w:tentative="1">
+      <w:start w:val="1"/>
+      <w:numFmt w:val="decimal"/>
+      <w:lvlText w:val="%6."/>
+      <w:lvlJc w:val="left"/>
+      <w:pPr>
+        <w:tabs>
+          <w:tab w:val="num" w:pos="4320"/>
+        </w:tabs>
+        <w:ind w:left="4320" w:hanging="360"/>
+      </w:pPr>
+    </w:lvl>
+    <w:lvl w:ilvl="6" w:tentative="1">
+      <w:start w:val="1"/>
+      <w:numFmt w:val="decimal"/>
+      <w:lvlText w:val="%7."/>
+      <w:lvlJc w:val="left"/>
+      <w:pPr>
+        <w:tabs>
+          <w:tab w:val="num" w:pos="5040"/>
+        </w:tabs>
+        <w:ind w:left="5040" w:hanging="360"/>
+      </w:pPr>
+    </w:lvl>
+    <w:lvl w:ilvl="7" w:tentative="1">
+      <w:start w:val="1"/>
+      <w:numFmt w:val="decimal"/>
+      <w:lvlText w:val="%8."/>
+      <w:lvlJc w:val="left"/>
+      <w:pPr>
+        <w:tabs>
+          <w:tab w:val="num" w:pos="5760"/>
+        </w:tabs>
+        <w:ind w:left="5760" w:hanging="360"/>
+      </w:pPr>
+    </w:lvl>
+    <w:lvl w:ilvl="8" w:tentative="1">
+      <w:start w:val="1"/>
+      <w:numFmt w:val="decimal"/>
+      <w:lvlText w:val="%9."/>
+      <w:lvlJc w:val="left"/>
+      <w:pPr>
+        <w:tabs>
+          <w:tab w:val="num" w:pos="6480"/>
+        </w:tabs>
+        <w:ind w:left="6480" w:hanging="360"/>
+      </w:pPr>
+    </w:lvl>
+  </w:abstractNum>
+  <w:abstractNum w:abstractNumId="6" w15:restartNumberingAfterBreak="0">
     <w:nsid w:val="13C81E7C"/>
     <w:multiLevelType w:val="hybridMultilevel"/>
     <w:tmpl w:val="AA76217E"/>
@@ -3272,7 +3644,120 @@
       </w:pPr>
     </w:lvl>
   </w:abstractNum>
-  <w:abstractNum w:abstractNumId="6" w15:restartNumberingAfterBreak="0">
+  <w:abstractNum w:abstractNumId="7" w15:restartNumberingAfterBreak="0">
+    <w:nsid w:val="16991894"/>
+    <w:multiLevelType w:val="multilevel"/>
+    <w:tmpl w:val="3B1C0EB0"/>
+    <w:lvl w:ilvl="0">
+      <w:start w:val="1"/>
+      <w:numFmt w:val="decimal"/>
+      <w:lvlText w:val="%1."/>
+      <w:lvlJc w:val="left"/>
+      <w:pPr>
+        <w:tabs>
+          <w:tab w:val="num" w:pos="720"/>
+        </w:tabs>
+        <w:ind w:left="720" w:hanging="360"/>
+      </w:pPr>
+    </w:lvl>
+    <w:lvl w:ilvl="1" w:tentative="1">
+      <w:start w:val="1"/>
+      <w:numFmt w:val="decimal"/>
+      <w:lvlText w:val="%2."/>
+      <w:lvlJc w:val="left"/>
+      <w:pPr>
+        <w:tabs>
+          <w:tab w:val="num" w:pos="1440"/>
+        </w:tabs>
+        <w:ind w:left="1440" w:hanging="360"/>
+      </w:pPr>
+    </w:lvl>
+    <w:lvl w:ilvl="2" w:tentative="1">
+      <w:start w:val="1"/>
+      <w:numFmt w:val="decimal"/>
+      <w:lvlText w:val="%3."/>
+      <w:lvlJc w:val="left"/>
+      <w:pPr>
+        <w:tabs>
+          <w:tab w:val="num" w:pos="2160"/>
+        </w:tabs>
+        <w:ind w:left="2160" w:hanging="360"/>
+      </w:pPr>
+    </w:lvl>
+    <w:lvl w:ilvl="3" w:tentative="1">
+      <w:start w:val="1"/>
+      <w:numFmt w:val="decimal"/>
+      <w:lvlText w:val="%4."/>
+      <w:lvlJc w:val="left"/>
+      <w:pPr>
+        <w:tabs>
+          <w:tab w:val="num" w:pos="2880"/>
+        </w:tabs>
+        <w:ind w:left="2880" w:hanging="360"/>
+      </w:pPr>
+    </w:lvl>
+    <w:lvl w:ilvl="4" w:tentative="1">
+      <w:start w:val="1"/>
+      <w:numFmt w:val="decimal"/>
+      <w:lvlText w:val="%5."/>
+      <w:lvlJc w:val="left"/>
+      <w:pPr>
+        <w:tabs>
+          <w:tab w:val="num" w:pos="3600"/>
+        </w:tabs>
+        <w:ind w:left="3600" w:hanging="360"/>
+      </w:pPr>
+    </w:lvl>
+    <w:lvl w:ilvl="5" w:tentative="1">
+      <w:start w:val="1"/>
+      <w:numFmt w:val="decimal"/>
+      <w:lvlText w:val="%6."/>
+      <w:lvlJc w:val="left"/>
+      <w:pPr>
+        <w:tabs>
+          <w:tab w:val="num" w:pos="4320"/>
+        </w:tabs>
+        <w:ind w:left="4320" w:hanging="360"/>
+      </w:pPr>
+    </w:lvl>
+    <w:lvl w:ilvl="6" w:tentative="1">
+      <w:start w:val="1"/>
+      <w:numFmt w:val="decimal"/>
+      <w:lvlText w:val="%7."/>
+      <w:lvlJc w:val="left"/>
+      <w:pPr>
+        <w:tabs>
+          <w:tab w:val="num" w:pos="5040"/>
+        </w:tabs>
+        <w:ind w:left="5040" w:hanging="360"/>
+      </w:pPr>
+    </w:lvl>
+    <w:lvl w:ilvl="7" w:tentative="1">
+      <w:start w:val="1"/>
+      <w:numFmt w:val="decimal"/>
+      <w:lvlText w:val="%8."/>
+      <w:lvlJc w:val="left"/>
+      <w:pPr>
+        <w:tabs>
+          <w:tab w:val="num" w:pos="5760"/>
+        </w:tabs>
+        <w:ind w:left="5760" w:hanging="360"/>
+      </w:pPr>
+    </w:lvl>
+    <w:lvl w:ilvl="8" w:tentative="1">
+      <w:start w:val="1"/>
+      <w:numFmt w:val="decimal"/>
+      <w:lvlText w:val="%9."/>
+      <w:lvlJc w:val="left"/>
+      <w:pPr>
+        <w:tabs>
+          <w:tab w:val="num" w:pos="6480"/>
+        </w:tabs>
+        <w:ind w:left="6480" w:hanging="360"/>
+      </w:pPr>
+    </w:lvl>
+  </w:abstractNum>
+  <w:abstractNum w:abstractNumId="8" w15:restartNumberingAfterBreak="0">
     <w:nsid w:val="18A53739"/>
     <w:multiLevelType w:val="multilevel"/>
     <w:tmpl w:val="716A7FBE"/>
@@ -3385,7 +3870,7 @@
       </w:pPr>
     </w:lvl>
   </w:abstractNum>
-  <w:abstractNum w:abstractNumId="7" w15:restartNumberingAfterBreak="0">
+  <w:abstractNum w:abstractNumId="9" w15:restartNumberingAfterBreak="0">
     <w:nsid w:val="1F152CDC"/>
     <w:multiLevelType w:val="hybridMultilevel"/>
     <w:tmpl w:val="5CC0852E"/>
@@ -3498,7 +3983,7 @@
       </w:rPr>
     </w:lvl>
   </w:abstractNum>
-  <w:abstractNum w:abstractNumId="8" w15:restartNumberingAfterBreak="0">
+  <w:abstractNum w:abstractNumId="10" w15:restartNumberingAfterBreak="0">
     <w:nsid w:val="1F8B4AF3"/>
     <w:multiLevelType w:val="hybridMultilevel"/>
     <w:tmpl w:val="371A6A96"/>
@@ -3611,7 +4096,7 @@
       </w:rPr>
     </w:lvl>
   </w:abstractNum>
-  <w:abstractNum w:abstractNumId="9" w15:restartNumberingAfterBreak="0">
+  <w:abstractNum w:abstractNumId="11" w15:restartNumberingAfterBreak="0">
     <w:nsid w:val="2440575B"/>
     <w:multiLevelType w:val="hybridMultilevel"/>
     <w:tmpl w:val="06D21702"/>
@@ -3724,7 +4209,7 @@
       </w:rPr>
     </w:lvl>
   </w:abstractNum>
-  <w:abstractNum w:abstractNumId="10" w15:restartNumberingAfterBreak="0">
+  <w:abstractNum w:abstractNumId="12" w15:restartNumberingAfterBreak="0">
     <w:nsid w:val="24AF0CFB"/>
     <w:multiLevelType w:val="hybridMultilevel"/>
     <w:tmpl w:val="31C49742"/>
@@ -3837,7 +4322,7 @@
       </w:rPr>
     </w:lvl>
   </w:abstractNum>
-  <w:abstractNum w:abstractNumId="11" w15:restartNumberingAfterBreak="0">
+  <w:abstractNum w:abstractNumId="13" w15:restartNumberingAfterBreak="0">
     <w:nsid w:val="279D653B"/>
     <w:multiLevelType w:val="hybridMultilevel"/>
     <w:tmpl w:val="8F288684"/>
@@ -3950,7 +4435,120 @@
       </w:rPr>
     </w:lvl>
   </w:abstractNum>
-  <w:abstractNum w:abstractNumId="12" w15:restartNumberingAfterBreak="0">
+  <w:abstractNum w:abstractNumId="14" w15:restartNumberingAfterBreak="0">
+    <w:nsid w:val="288A7D63"/>
+    <w:multiLevelType w:val="multilevel"/>
+    <w:tmpl w:val="09148104"/>
+    <w:lvl w:ilvl="0">
+      <w:start w:val="5"/>
+      <w:numFmt w:val="decimal"/>
+      <w:lvlText w:val="%1."/>
+      <w:lvlJc w:val="left"/>
+      <w:pPr>
+        <w:tabs>
+          <w:tab w:val="num" w:pos="720"/>
+        </w:tabs>
+        <w:ind w:left="720" w:hanging="360"/>
+      </w:pPr>
+    </w:lvl>
+    <w:lvl w:ilvl="1" w:tentative="1">
+      <w:start w:val="1"/>
+      <w:numFmt w:val="decimal"/>
+      <w:lvlText w:val="%2."/>
+      <w:lvlJc w:val="left"/>
+      <w:pPr>
+        <w:tabs>
+          <w:tab w:val="num" w:pos="1440"/>
+        </w:tabs>
+        <w:ind w:left="1440" w:hanging="360"/>
+      </w:pPr>
+    </w:lvl>
+    <w:lvl w:ilvl="2" w:tentative="1">
+      <w:start w:val="1"/>
+      <w:numFmt w:val="decimal"/>
+      <w:lvlText w:val="%3."/>
+      <w:lvlJc w:val="left"/>
+      <w:pPr>
+        <w:tabs>
+          <w:tab w:val="num" w:pos="2160"/>
+        </w:tabs>
+        <w:ind w:left="2160" w:hanging="360"/>
+      </w:pPr>
+    </w:lvl>
+    <w:lvl w:ilvl="3" w:tentative="1">
+      <w:start w:val="1"/>
+      <w:numFmt w:val="decimal"/>
+      <w:lvlText w:val="%4."/>
+      <w:lvlJc w:val="left"/>
+      <w:pPr>
+        <w:tabs>
+          <w:tab w:val="num" w:pos="2880"/>
+        </w:tabs>
+        <w:ind w:left="2880" w:hanging="360"/>
+      </w:pPr>
+    </w:lvl>
+    <w:lvl w:ilvl="4" w:tentative="1">
+      <w:start w:val="1"/>
+      <w:numFmt w:val="decimal"/>
+      <w:lvlText w:val="%5."/>
+      <w:lvlJc w:val="left"/>
+      <w:pPr>
+        <w:tabs>
+          <w:tab w:val="num" w:pos="3600"/>
+        </w:tabs>
+        <w:ind w:left="3600" w:hanging="360"/>
+      </w:pPr>
+    </w:lvl>
+    <w:lvl w:ilvl="5" w:tentative="1">
+      <w:start w:val="1"/>
+      <w:numFmt w:val="decimal"/>
+      <w:lvlText w:val="%6."/>
+      <w:lvlJc w:val="left"/>
+      <w:pPr>
+        <w:tabs>
+          <w:tab w:val="num" w:pos="4320"/>
+        </w:tabs>
+        <w:ind w:left="4320" w:hanging="360"/>
+      </w:pPr>
+    </w:lvl>
+    <w:lvl w:ilvl="6" w:tentative="1">
+      <w:start w:val="1"/>
+      <w:numFmt w:val="decimal"/>
+      <w:lvlText w:val="%7."/>
+      <w:lvlJc w:val="left"/>
+      <w:pPr>
+        <w:tabs>
+          <w:tab w:val="num" w:pos="5040"/>
+        </w:tabs>
+        <w:ind w:left="5040" w:hanging="360"/>
+      </w:pPr>
+    </w:lvl>
+    <w:lvl w:ilvl="7" w:tentative="1">
+      <w:start w:val="1"/>
+      <w:numFmt w:val="decimal"/>
+      <w:lvlText w:val="%8."/>
+      <w:lvlJc w:val="left"/>
+      <w:pPr>
+        <w:tabs>
+          <w:tab w:val="num" w:pos="5760"/>
+        </w:tabs>
+        <w:ind w:left="5760" w:hanging="360"/>
+      </w:pPr>
+    </w:lvl>
+    <w:lvl w:ilvl="8" w:tentative="1">
+      <w:start w:val="1"/>
+      <w:numFmt w:val="decimal"/>
+      <w:lvlText w:val="%9."/>
+      <w:lvlJc w:val="left"/>
+      <w:pPr>
+        <w:tabs>
+          <w:tab w:val="num" w:pos="6480"/>
+        </w:tabs>
+        <w:ind w:left="6480" w:hanging="360"/>
+      </w:pPr>
+    </w:lvl>
+  </w:abstractNum>
+  <w:abstractNum w:abstractNumId="15" w15:restartNumberingAfterBreak="0">
     <w:nsid w:val="2A441DEA"/>
     <w:multiLevelType w:val="hybridMultilevel"/>
     <w:tmpl w:val="6F78AFE4"/>
@@ -4063,7 +4661,7 @@
       </w:rPr>
     </w:lvl>
   </w:abstractNum>
-  <w:abstractNum w:abstractNumId="13" w15:restartNumberingAfterBreak="0">
+  <w:abstractNum w:abstractNumId="16" w15:restartNumberingAfterBreak="0">
     <w:nsid w:val="2EC73BA9"/>
     <w:multiLevelType w:val="multilevel"/>
     <w:tmpl w:val="0A6A0790"/>
@@ -4176,7 +4774,7 @@
       </w:pPr>
     </w:lvl>
   </w:abstractNum>
-  <w:abstractNum w:abstractNumId="14" w15:restartNumberingAfterBreak="0">
+  <w:abstractNum w:abstractNumId="17" w15:restartNumberingAfterBreak="0">
     <w:nsid w:val="2EE7088B"/>
     <w:multiLevelType w:val="hybridMultilevel"/>
     <w:tmpl w:val="DFE87DC2"/>
@@ -4289,7 +4887,7 @@
       </w:rPr>
     </w:lvl>
   </w:abstractNum>
-  <w:abstractNum w:abstractNumId="15" w15:restartNumberingAfterBreak="0">
+  <w:abstractNum w:abstractNumId="18" w15:restartNumberingAfterBreak="0">
     <w:nsid w:val="34DF03B4"/>
     <w:multiLevelType w:val="hybridMultilevel"/>
     <w:tmpl w:val="C1A0BC76"/>
@@ -4402,7 +5000,7 @@
       </w:rPr>
     </w:lvl>
   </w:abstractNum>
-  <w:abstractNum w:abstractNumId="16" w15:restartNumberingAfterBreak="0">
+  <w:abstractNum w:abstractNumId="19" w15:restartNumberingAfterBreak="0">
     <w:nsid w:val="350E08BA"/>
     <w:multiLevelType w:val="multilevel"/>
     <w:tmpl w:val="CEAAD534"/>
@@ -4515,7 +5113,346 @@
       </w:pPr>
     </w:lvl>
   </w:abstractNum>
-  <w:abstractNum w:abstractNumId="17" w15:restartNumberingAfterBreak="0">
+  <w:abstractNum w:abstractNumId="20" w15:restartNumberingAfterBreak="0">
+    <w:nsid w:val="36AF194D"/>
+    <w:multiLevelType w:val="multilevel"/>
+    <w:tmpl w:val="BA9C97B0"/>
+    <w:lvl w:ilvl="0">
+      <w:start w:val="4"/>
+      <w:numFmt w:val="decimal"/>
+      <w:lvlText w:val="%1."/>
+      <w:lvlJc w:val="left"/>
+      <w:pPr>
+        <w:tabs>
+          <w:tab w:val="num" w:pos="720"/>
+        </w:tabs>
+        <w:ind w:left="720" w:hanging="360"/>
+      </w:pPr>
+    </w:lvl>
+    <w:lvl w:ilvl="1" w:tentative="1">
+      <w:start w:val="1"/>
+      <w:numFmt w:val="decimal"/>
+      <w:lvlText w:val="%2."/>
+      <w:lvlJc w:val="left"/>
+      <w:pPr>
+        <w:tabs>
+          <w:tab w:val="num" w:pos="1440"/>
+        </w:tabs>
+        <w:ind w:left="1440" w:hanging="360"/>
+      </w:pPr>
+    </w:lvl>
+    <w:lvl w:ilvl="2" w:tentative="1">
+      <w:start w:val="1"/>
+      <w:numFmt w:val="decimal"/>
+      <w:lvlText w:val="%3."/>
+      <w:lvlJc w:val="left"/>
+      <w:pPr>
+        <w:tabs>
+          <w:tab w:val="num" w:pos="2160"/>
+        </w:tabs>
+        <w:ind w:left="2160" w:hanging="360"/>
+      </w:pPr>
+    </w:lvl>
+    <w:lvl w:ilvl="3" w:tentative="1">
+      <w:start w:val="1"/>
+      <w:numFmt w:val="decimal"/>
+      <w:lvlText w:val="%4."/>
+      <w:lvlJc w:val="left"/>
+      <w:pPr>
+        <w:tabs>
+          <w:tab w:val="num" w:pos="2880"/>
+        </w:tabs>
+        <w:ind w:left="2880" w:hanging="360"/>
+      </w:pPr>
+    </w:lvl>
+    <w:lvl w:ilvl="4" w:tentative="1">
+      <w:start w:val="1"/>
+      <w:numFmt w:val="decimal"/>
+      <w:lvlText w:val="%5."/>
+      <w:lvlJc w:val="left"/>
+      <w:pPr>
+        <w:tabs>
+          <w:tab w:val="num" w:pos="3600"/>
+        </w:tabs>
+        <w:ind w:left="3600" w:hanging="360"/>
+      </w:pPr>
+    </w:lvl>
+    <w:lvl w:ilvl="5" w:tentative="1">
+      <w:start w:val="1"/>
+      <w:numFmt w:val="decimal"/>
+      <w:lvlText w:val="%6."/>
+      <w:lvlJc w:val="left"/>
+      <w:pPr>
+        <w:tabs>
+          <w:tab w:val="num" w:pos="4320"/>
+        </w:tabs>
+        <w:ind w:left="4320" w:hanging="360"/>
+      </w:pPr>
+    </w:lvl>
+    <w:lvl w:ilvl="6" w:tentative="1">
+      <w:start w:val="1"/>
+      <w:numFmt w:val="decimal"/>
+      <w:lvlText w:val="%7."/>
+      <w:lvlJc w:val="left"/>
+      <w:pPr>
+        <w:tabs>
+          <w:tab w:val="num" w:pos="5040"/>
+        </w:tabs>
+        <w:ind w:left="5040" w:hanging="360"/>
+      </w:pPr>
+    </w:lvl>
+    <w:lvl w:ilvl="7" w:tentative="1">
+      <w:start w:val="1"/>
+      <w:numFmt w:val="decimal"/>
+      <w:lvlText w:val="%8."/>
+      <w:lvlJc w:val="left"/>
+      <w:pPr>
+        <w:tabs>
+          <w:tab w:val="num" w:pos="5760"/>
+        </w:tabs>
+        <w:ind w:left="5760" w:hanging="360"/>
+      </w:pPr>
+    </w:lvl>
+    <w:lvl w:ilvl="8" w:tentative="1">
+      <w:start w:val="1"/>
+      <w:numFmt w:val="decimal"/>
+      <w:lvlText w:val="%9."/>
+      <w:lvlJc w:val="left"/>
+      <w:pPr>
+        <w:tabs>
+          <w:tab w:val="num" w:pos="6480"/>
+        </w:tabs>
+        <w:ind w:left="6480" w:hanging="360"/>
+      </w:pPr>
+    </w:lvl>
+  </w:abstractNum>
+  <w:abstractNum w:abstractNumId="21" w15:restartNumberingAfterBreak="0">
+    <w:nsid w:val="3A57514A"/>
+    <w:multiLevelType w:val="multilevel"/>
+    <w:tmpl w:val="83C21F38"/>
+    <w:lvl w:ilvl="0">
+      <w:start w:val="2"/>
+      <w:numFmt w:val="decimal"/>
+      <w:lvlText w:val="%1."/>
+      <w:lvlJc w:val="left"/>
+      <w:pPr>
+        <w:tabs>
+          <w:tab w:val="num" w:pos="720"/>
+        </w:tabs>
+        <w:ind w:left="720" w:hanging="360"/>
+      </w:pPr>
+    </w:lvl>
+    <w:lvl w:ilvl="1" w:tentative="1">
+      <w:start w:val="1"/>
+      <w:numFmt w:val="decimal"/>
+      <w:lvlText w:val="%2."/>
+      <w:lvlJc w:val="left"/>
+      <w:pPr>
+        <w:tabs>
+          <w:tab w:val="num" w:pos="1440"/>
+        </w:tabs>
+        <w:ind w:left="1440" w:hanging="360"/>
+      </w:pPr>
+    </w:lvl>
+    <w:lvl w:ilvl="2" w:tentative="1">
+      <w:start w:val="1"/>
+      <w:numFmt w:val="decimal"/>
+      <w:lvlText w:val="%3."/>
+      <w:lvlJc w:val="left"/>
+      <w:pPr>
+        <w:tabs>
+          <w:tab w:val="num" w:pos="2160"/>
+        </w:tabs>
+        <w:ind w:left="2160" w:hanging="360"/>
+      </w:pPr>
+    </w:lvl>
+    <w:lvl w:ilvl="3" w:tentative="1">
+      <w:start w:val="1"/>
+      <w:numFmt w:val="decimal"/>
+      <w:lvlText w:val="%4."/>
+      <w:lvlJc w:val="left"/>
+      <w:pPr>
+        <w:tabs>
+          <w:tab w:val="num" w:pos="2880"/>
+        </w:tabs>
+        <w:ind w:left="2880" w:hanging="360"/>
+      </w:pPr>
+    </w:lvl>
+    <w:lvl w:ilvl="4" w:tentative="1">
+      <w:start w:val="1"/>
+      <w:numFmt w:val="decimal"/>
+      <w:lvlText w:val="%5."/>
+      <w:lvlJc w:val="left"/>
+      <w:pPr>
+        <w:tabs>
+          <w:tab w:val="num" w:pos="3600"/>
+        </w:tabs>
+        <w:ind w:left="3600" w:hanging="360"/>
+      </w:pPr>
+    </w:lvl>
+    <w:lvl w:ilvl="5" w:tentative="1">
+      <w:start w:val="1"/>
+      <w:numFmt w:val="decimal"/>
+      <w:lvlText w:val="%6."/>
+      <w:lvlJc w:val="left"/>
+      <w:pPr>
+        <w:tabs>
+          <w:tab w:val="num" w:pos="4320"/>
+        </w:tabs>
+        <w:ind w:left="4320" w:hanging="360"/>
+      </w:pPr>
+    </w:lvl>
+    <w:lvl w:ilvl="6" w:tentative="1">
+      <w:start w:val="1"/>
+      <w:numFmt w:val="decimal"/>
+      <w:lvlText w:val="%7."/>
+      <w:lvlJc w:val="left"/>
+      <w:pPr>
+        <w:tabs>
+          <w:tab w:val="num" w:pos="5040"/>
+        </w:tabs>
+        <w:ind w:left="5040" w:hanging="360"/>
+      </w:pPr>
+    </w:lvl>
+    <w:lvl w:ilvl="7" w:tentative="1">
+      <w:start w:val="1"/>
+      <w:numFmt w:val="decimal"/>
+      <w:lvlText w:val="%8."/>
+      <w:lvlJc w:val="left"/>
+      <w:pPr>
+        <w:tabs>
+          <w:tab w:val="num" w:pos="5760"/>
+        </w:tabs>
+        <w:ind w:left="5760" w:hanging="360"/>
+      </w:pPr>
+    </w:lvl>
+    <w:lvl w:ilvl="8" w:tentative="1">
+      <w:start w:val="1"/>
+      <w:numFmt w:val="decimal"/>
+      <w:lvlText w:val="%9."/>
+      <w:lvlJc w:val="left"/>
+      <w:pPr>
+        <w:tabs>
+          <w:tab w:val="num" w:pos="6480"/>
+        </w:tabs>
+        <w:ind w:left="6480" w:hanging="360"/>
+      </w:pPr>
+    </w:lvl>
+  </w:abstractNum>
+  <w:abstractNum w:abstractNumId="22" w15:restartNumberingAfterBreak="0">
+    <w:nsid w:val="3B1A1790"/>
+    <w:multiLevelType w:val="multilevel"/>
+    <w:tmpl w:val="45901370"/>
+    <w:lvl w:ilvl="0">
+      <w:start w:val="8"/>
+      <w:numFmt w:val="decimal"/>
+      <w:lvlText w:val="%1."/>
+      <w:lvlJc w:val="left"/>
+      <w:pPr>
+        <w:tabs>
+          <w:tab w:val="num" w:pos="720"/>
+        </w:tabs>
+        <w:ind w:left="720" w:hanging="360"/>
+      </w:pPr>
+    </w:lvl>
+    <w:lvl w:ilvl="1" w:tentative="1">
+      <w:start w:val="1"/>
+      <w:numFmt w:val="decimal"/>
+      <w:lvlText w:val="%2."/>
+      <w:lvlJc w:val="left"/>
+      <w:pPr>
+        <w:tabs>
+          <w:tab w:val="num" w:pos="1440"/>
+        </w:tabs>
+        <w:ind w:left="1440" w:hanging="360"/>
+      </w:pPr>
+    </w:lvl>
+    <w:lvl w:ilvl="2" w:tentative="1">
+      <w:start w:val="1"/>
+      <w:numFmt w:val="decimal"/>
+      <w:lvlText w:val="%3."/>
+      <w:lvlJc w:val="left"/>
+      <w:pPr>
+        <w:tabs>
+          <w:tab w:val="num" w:pos="2160"/>
+        </w:tabs>
+        <w:ind w:left="2160" w:hanging="360"/>
+      </w:pPr>
+    </w:lvl>
+    <w:lvl w:ilvl="3" w:tentative="1">
+      <w:start w:val="1"/>
+      <w:numFmt w:val="decimal"/>
+      <w:lvlText w:val="%4."/>
+      <w:lvlJc w:val="left"/>
+      <w:pPr>
+        <w:tabs>
+          <w:tab w:val="num" w:pos="2880"/>
+        </w:tabs>
+        <w:ind w:left="2880" w:hanging="360"/>
+      </w:pPr>
+    </w:lvl>
+    <w:lvl w:ilvl="4" w:tentative="1">
+      <w:start w:val="1"/>
+      <w:numFmt w:val="decimal"/>
+      <w:lvlText w:val="%5."/>
+      <w:lvlJc w:val="left"/>
+      <w:pPr>
+        <w:tabs>
+          <w:tab w:val="num" w:pos="3600"/>
+        </w:tabs>
+        <w:ind w:left="3600" w:hanging="360"/>
+      </w:pPr>
+    </w:lvl>
+    <w:lvl w:ilvl="5" w:tentative="1">
+      <w:start w:val="1"/>
+      <w:numFmt w:val="decimal"/>
+      <w:lvlText w:val="%6."/>
+      <w:lvlJc w:val="left"/>
+      <w:pPr>
+        <w:tabs>
+          <w:tab w:val="num" w:pos="4320"/>
+        </w:tabs>
+        <w:ind w:left="4320" w:hanging="360"/>
+      </w:pPr>
+    </w:lvl>
+    <w:lvl w:ilvl="6" w:tentative="1">
+      <w:start w:val="1"/>
+      <w:numFmt w:val="decimal"/>
+      <w:lvlText w:val="%7."/>
+      <w:lvlJc w:val="left"/>
+      <w:pPr>
+        <w:tabs>
+          <w:tab w:val="num" w:pos="5040"/>
+        </w:tabs>
+        <w:ind w:left="5040" w:hanging="360"/>
+      </w:pPr>
+    </w:lvl>
+    <w:lvl w:ilvl="7" w:tentative="1">
+      <w:start w:val="1"/>
+      <w:numFmt w:val="decimal"/>
+      <w:lvlText w:val="%8."/>
+      <w:lvlJc w:val="left"/>
+      <w:pPr>
+        <w:tabs>
+          <w:tab w:val="num" w:pos="5760"/>
+        </w:tabs>
+        <w:ind w:left="5760" w:hanging="360"/>
+      </w:pPr>
+    </w:lvl>
+    <w:lvl w:ilvl="8" w:tentative="1">
+      <w:start w:val="1"/>
+      <w:numFmt w:val="decimal"/>
+      <w:lvlText w:val="%9."/>
+      <w:lvlJc w:val="left"/>
+      <w:pPr>
+        <w:tabs>
+          <w:tab w:val="num" w:pos="6480"/>
+        </w:tabs>
+        <w:ind w:left="6480" w:hanging="360"/>
+      </w:pPr>
+    </w:lvl>
+  </w:abstractNum>
+  <w:abstractNum w:abstractNumId="23" w15:restartNumberingAfterBreak="0">
     <w:nsid w:val="3BEC7E3C"/>
     <w:multiLevelType w:val="multilevel"/>
     <w:tmpl w:val="313E7B26"/>
@@ -4628,7 +5565,7 @@
       </w:pPr>
     </w:lvl>
   </w:abstractNum>
-  <w:abstractNum w:abstractNumId="18" w15:restartNumberingAfterBreak="0">
+  <w:abstractNum w:abstractNumId="24" w15:restartNumberingAfterBreak="0">
     <w:nsid w:val="3D9241D9"/>
     <w:multiLevelType w:val="multilevel"/>
     <w:tmpl w:val="E708A0E6"/>
@@ -4741,7 +5678,120 @@
       </w:pPr>
     </w:lvl>
   </w:abstractNum>
-  <w:abstractNum w:abstractNumId="19" w15:restartNumberingAfterBreak="0">
+  <w:abstractNum w:abstractNumId="25" w15:restartNumberingAfterBreak="0">
+    <w:nsid w:val="436950C1"/>
+    <w:multiLevelType w:val="hybridMultilevel"/>
+    <w:tmpl w:val="8BD63A34"/>
+    <w:lvl w:ilvl="0" w:tplc="40090001">
+      <w:start w:val="1"/>
+      <w:numFmt w:val="bullet"/>
+      <w:lvlText w:val=""/>
+      <w:lvlJc w:val="left"/>
+      <w:pPr>
+        <w:ind w:left="1440" w:hanging="360"/>
+      </w:pPr>
+      <w:rPr>
+        <w:rFonts w:ascii="Symbol" w:hAnsi="Symbol" w:hint="default"/>
+      </w:rPr>
+    </w:lvl>
+    <w:lvl w:ilvl="1" w:tplc="40090003" w:tentative="1">
+      <w:start w:val="1"/>
+      <w:numFmt w:val="bullet"/>
+      <w:lvlText w:val="o"/>
+      <w:lvlJc w:val="left"/>
+      <w:pPr>
+        <w:ind w:left="2160" w:hanging="360"/>
+      </w:pPr>
+      <w:rPr>
+        <w:rFonts w:ascii="Courier New" w:hAnsi="Courier New" w:cs="Courier New" w:hint="default"/>
+      </w:rPr>
+    </w:lvl>
+    <w:lvl w:ilvl="2" w:tplc="40090005" w:tentative="1">
+      <w:start w:val="1"/>
+      <w:numFmt w:val="bullet"/>
+      <w:lvlText w:val=""/>
+      <w:lvlJc w:val="left"/>
+      <w:pPr>
+        <w:ind w:left="2880" w:hanging="360"/>
+      </w:pPr>
+      <w:rPr>
+        <w:rFonts w:ascii="Wingdings" w:hAnsi="Wingdings" w:hint="default"/>
+      </w:rPr>
+    </w:lvl>
+    <w:lvl w:ilvl="3" w:tplc="40090001" w:tentative="1">
+      <w:start w:val="1"/>
+      <w:numFmt w:val="bullet"/>
+      <w:lvlText w:val=""/>
+      <w:lvlJc w:val="left"/>
+      <w:pPr>
+        <w:ind w:left="3600" w:hanging="360"/>
+      </w:pPr>
+      <w:rPr>
+        <w:rFonts w:ascii="Symbol" w:hAnsi="Symbol" w:hint="default"/>
+      </w:rPr>
+    </w:lvl>
+    <w:lvl w:ilvl="4" w:tplc="40090003" w:tentative="1">
+      <w:start w:val="1"/>
+      <w:numFmt w:val="bullet"/>
+      <w:lvlText w:val="o"/>
+      <w:lvlJc w:val="left"/>
+      <w:pPr>
+        <w:ind w:left="4320" w:hanging="360"/>
+      </w:pPr>
+      <w:rPr>
+        <w:rFonts w:ascii="Courier New" w:hAnsi="Courier New" w:cs="Courier New" w:hint="default"/>
+      </w:rPr>
+    </w:lvl>
+    <w:lvl w:ilvl="5" w:tplc="40090005" w:tentative="1">
+      <w:start w:val="1"/>
+      <w:numFmt w:val="bullet"/>
+      <w:lvlText w:val=""/>
+      <w:lvlJc w:val="left"/>
+      <w:pPr>
+        <w:ind w:left="5040" w:hanging="360"/>
+      </w:pPr>
+      <w:rPr>
+        <w:rFonts w:ascii="Wingdings" w:hAnsi="Wingdings" w:hint="default"/>
+      </w:rPr>
+    </w:lvl>
+    <w:lvl w:ilvl="6" w:tplc="40090001" w:tentative="1">
+      <w:start w:val="1"/>
+      <w:numFmt w:val="bullet"/>
+      <w:lvlText w:val=""/>
+      <w:lvlJc w:val="left"/>
+      <w:pPr>
+        <w:ind w:left="5760" w:hanging="360"/>
+      </w:pPr>
+      <w:rPr>
+        <w:rFonts w:ascii="Symbol" w:hAnsi="Symbol" w:hint="default"/>
+      </w:rPr>
+    </w:lvl>
+    <w:lvl w:ilvl="7" w:tplc="40090003" w:tentative="1">
+      <w:start w:val="1"/>
+      <w:numFmt w:val="bullet"/>
+      <w:lvlText w:val="o"/>
+      <w:lvlJc w:val="left"/>
+      <w:pPr>
+        <w:ind w:left="6480" w:hanging="360"/>
+      </w:pPr>
+      <w:rPr>
+        <w:rFonts w:ascii="Courier New" w:hAnsi="Courier New" w:cs="Courier New" w:hint="default"/>
+      </w:rPr>
+    </w:lvl>
+    <w:lvl w:ilvl="8" w:tplc="40090005" w:tentative="1">
+      <w:start w:val="1"/>
+      <w:numFmt w:val="bullet"/>
+      <w:lvlText w:val=""/>
+      <w:lvlJc w:val="left"/>
+      <w:pPr>
+        <w:ind w:left="7200" w:hanging="360"/>
+      </w:pPr>
+      <w:rPr>
+        <w:rFonts w:ascii="Wingdings" w:hAnsi="Wingdings" w:hint="default"/>
+      </w:rPr>
+    </w:lvl>
+  </w:abstractNum>
+  <w:abstractNum w:abstractNumId="26" w15:restartNumberingAfterBreak="0">
     <w:nsid w:val="440F3A1C"/>
     <w:multiLevelType w:val="multilevel"/>
     <w:tmpl w:val="DBACF10A"/>
@@ -4854,7 +5904,7 @@
       </w:pPr>
     </w:lvl>
   </w:abstractNum>
-  <w:abstractNum w:abstractNumId="20" w15:restartNumberingAfterBreak="0">
+  <w:abstractNum w:abstractNumId="27" w15:restartNumberingAfterBreak="0">
     <w:nsid w:val="48D976CE"/>
     <w:multiLevelType w:val="hybridMultilevel"/>
     <w:tmpl w:val="00BC7FFE"/>
@@ -4967,7 +6017,7 @@
       </w:rPr>
     </w:lvl>
   </w:abstractNum>
-  <w:abstractNum w:abstractNumId="21" w15:restartNumberingAfterBreak="0">
+  <w:abstractNum w:abstractNumId="28" w15:restartNumberingAfterBreak="0">
     <w:nsid w:val="4E961D9C"/>
     <w:multiLevelType w:val="multilevel"/>
     <w:tmpl w:val="3D181420"/>
@@ -5080,7 +6130,7 @@
       </w:rPr>
     </w:lvl>
   </w:abstractNum>
-  <w:abstractNum w:abstractNumId="22" w15:restartNumberingAfterBreak="0">
+  <w:abstractNum w:abstractNumId="29" w15:restartNumberingAfterBreak="0">
     <w:nsid w:val="4E9D221C"/>
     <w:multiLevelType w:val="multilevel"/>
     <w:tmpl w:val="AEFC6DAC"/>
@@ -5193,7 +6243,7 @@
       </w:pPr>
     </w:lvl>
   </w:abstractNum>
-  <w:abstractNum w:abstractNumId="23" w15:restartNumberingAfterBreak="0">
+  <w:abstractNum w:abstractNumId="30" w15:restartNumberingAfterBreak="0">
     <w:nsid w:val="4FB103BD"/>
     <w:multiLevelType w:val="multilevel"/>
     <w:tmpl w:val="50A649CC"/>
@@ -5306,7 +6356,233 @@
       </w:rPr>
     </w:lvl>
   </w:abstractNum>
-  <w:abstractNum w:abstractNumId="24" w15:restartNumberingAfterBreak="0">
+  <w:abstractNum w:abstractNumId="31" w15:restartNumberingAfterBreak="0">
+    <w:nsid w:val="51D94A76"/>
+    <w:multiLevelType w:val="multilevel"/>
+    <w:tmpl w:val="B2B44AEA"/>
+    <w:lvl w:ilvl="0">
+      <w:start w:val="7"/>
+      <w:numFmt w:val="decimal"/>
+      <w:lvlText w:val="%1."/>
+      <w:lvlJc w:val="left"/>
+      <w:pPr>
+        <w:tabs>
+          <w:tab w:val="num" w:pos="720"/>
+        </w:tabs>
+        <w:ind w:left="720" w:hanging="360"/>
+      </w:pPr>
+    </w:lvl>
+    <w:lvl w:ilvl="1" w:tentative="1">
+      <w:start w:val="1"/>
+      <w:numFmt w:val="decimal"/>
+      <w:lvlText w:val="%2."/>
+      <w:lvlJc w:val="left"/>
+      <w:pPr>
+        <w:tabs>
+          <w:tab w:val="num" w:pos="1440"/>
+        </w:tabs>
+        <w:ind w:left="1440" w:hanging="360"/>
+      </w:pPr>
+    </w:lvl>
+    <w:lvl w:ilvl="2" w:tentative="1">
+      <w:start w:val="1"/>
+      <w:numFmt w:val="decimal"/>
+      <w:lvlText w:val="%3."/>
+      <w:lvlJc w:val="left"/>
+      <w:pPr>
+        <w:tabs>
+          <w:tab w:val="num" w:pos="2160"/>
+        </w:tabs>
+        <w:ind w:left="2160" w:hanging="360"/>
+      </w:pPr>
+    </w:lvl>
+    <w:lvl w:ilvl="3" w:tentative="1">
+      <w:start w:val="1"/>
+      <w:numFmt w:val="decimal"/>
+      <w:lvlText w:val="%4."/>
+      <w:lvlJc w:val="left"/>
+      <w:pPr>
+        <w:tabs>
+          <w:tab w:val="num" w:pos="2880"/>
+        </w:tabs>
+        <w:ind w:left="2880" w:hanging="360"/>
+      </w:pPr>
+    </w:lvl>
+    <w:lvl w:ilvl="4" w:tentative="1">
+      <w:start w:val="1"/>
+      <w:numFmt w:val="decimal"/>
+      <w:lvlText w:val="%5."/>
+      <w:lvlJc w:val="left"/>
+      <w:pPr>
+        <w:tabs>
+          <w:tab w:val="num" w:pos="3600"/>
+        </w:tabs>
+        <w:ind w:left="3600" w:hanging="360"/>
+      </w:pPr>
+    </w:lvl>
+    <w:lvl w:ilvl="5" w:tentative="1">
+      <w:start w:val="1"/>
+      <w:numFmt w:val="decimal"/>
+      <w:lvlText w:val="%6."/>
+      <w:lvlJc w:val="left"/>
+      <w:pPr>
+        <w:tabs>
+          <w:tab w:val="num" w:pos="4320"/>
+        </w:tabs>
+        <w:ind w:left="4320" w:hanging="360"/>
+      </w:pPr>
+    </w:lvl>
+    <w:lvl w:ilvl="6" w:tentative="1">
+      <w:start w:val="1"/>
+      <w:numFmt w:val="decimal"/>
+      <w:lvlText w:val="%7."/>
+      <w:lvlJc w:val="left"/>
+      <w:pPr>
+        <w:tabs>
+          <w:tab w:val="num" w:pos="5040"/>
+        </w:tabs>
+        <w:ind w:left="5040" w:hanging="360"/>
+      </w:pPr>
+    </w:lvl>
+    <w:lvl w:ilvl="7" w:tentative="1">
+      <w:start w:val="1"/>
+      <w:numFmt w:val="decimal"/>
+      <w:lvlText w:val="%8."/>
+      <w:lvlJc w:val="left"/>
+      <w:pPr>
+        <w:tabs>
+          <w:tab w:val="num" w:pos="5760"/>
+        </w:tabs>
+        <w:ind w:left="5760" w:hanging="360"/>
+      </w:pPr>
+    </w:lvl>
+    <w:lvl w:ilvl="8" w:tentative="1">
+      <w:start w:val="1"/>
+      <w:numFmt w:val="decimal"/>
+      <w:lvlText w:val="%9."/>
+      <w:lvlJc w:val="left"/>
+      <w:pPr>
+        <w:tabs>
+          <w:tab w:val="num" w:pos="6480"/>
+        </w:tabs>
+        <w:ind w:left="6480" w:hanging="360"/>
+      </w:pPr>
+    </w:lvl>
+  </w:abstractNum>
+  <w:abstractNum w:abstractNumId="32" w15:restartNumberingAfterBreak="0">
+    <w:nsid w:val="51DF2509"/>
+    <w:multiLevelType w:val="multilevel"/>
+    <w:tmpl w:val="044C103A"/>
+    <w:lvl w:ilvl="0">
+      <w:start w:val="6"/>
+      <w:numFmt w:val="decimal"/>
+      <w:lvlText w:val="%1."/>
+      <w:lvlJc w:val="left"/>
+      <w:pPr>
+        <w:tabs>
+          <w:tab w:val="num" w:pos="720"/>
+        </w:tabs>
+        <w:ind w:left="720" w:hanging="360"/>
+      </w:pPr>
+    </w:lvl>
+    <w:lvl w:ilvl="1" w:tentative="1">
+      <w:start w:val="1"/>
+      <w:numFmt w:val="decimal"/>
+      <w:lvlText w:val="%2."/>
+      <w:lvlJc w:val="left"/>
+      <w:pPr>
+        <w:tabs>
+          <w:tab w:val="num" w:pos="1440"/>
+        </w:tabs>
+        <w:ind w:left="1440" w:hanging="360"/>
+      </w:pPr>
+    </w:lvl>
+    <w:lvl w:ilvl="2" w:tentative="1">
+      <w:start w:val="1"/>
+      <w:numFmt w:val="decimal"/>
+      <w:lvlText w:val="%3."/>
+      <w:lvlJc w:val="left"/>
+      <w:pPr>
+        <w:tabs>
+          <w:tab w:val="num" w:pos="2160"/>
+        </w:tabs>
+        <w:ind w:left="2160" w:hanging="360"/>
+      </w:pPr>
+    </w:lvl>
+    <w:lvl w:ilvl="3" w:tentative="1">
+      <w:start w:val="1"/>
+      <w:numFmt w:val="decimal"/>
+      <w:lvlText w:val="%4."/>
+      <w:lvlJc w:val="left"/>
+      <w:pPr>
+        <w:tabs>
+          <w:tab w:val="num" w:pos="2880"/>
+        </w:tabs>
+        <w:ind w:left="2880" w:hanging="360"/>
+      </w:pPr>
+    </w:lvl>
+    <w:lvl w:ilvl="4" w:tentative="1">
+      <w:start w:val="1"/>
+      <w:numFmt w:val="decimal"/>
+      <w:lvlText w:val="%5."/>
+      <w:lvlJc w:val="left"/>
+      <w:pPr>
+        <w:tabs>
+          <w:tab w:val="num" w:pos="3600"/>
+        </w:tabs>
+        <w:ind w:left="3600" w:hanging="360"/>
+      </w:pPr>
+    </w:lvl>
+    <w:lvl w:ilvl="5" w:tentative="1">
+      <w:start w:val="1"/>
+      <w:numFmt w:val="decimal"/>
+      <w:lvlText w:val="%6."/>
+      <w:lvlJc w:val="left"/>
+      <w:pPr>
+        <w:tabs>
+          <w:tab w:val="num" w:pos="4320"/>
+        </w:tabs>
+        <w:ind w:left="4320" w:hanging="360"/>
+      </w:pPr>
+    </w:lvl>
+    <w:lvl w:ilvl="6" w:tentative="1">
+      <w:start w:val="1"/>
+      <w:numFmt w:val="decimal"/>
+      <w:lvlText w:val="%7."/>
+      <w:lvlJc w:val="left"/>
+      <w:pPr>
+        <w:tabs>
+          <w:tab w:val="num" w:pos="5040"/>
+        </w:tabs>
+        <w:ind w:left="5040" w:hanging="360"/>
+      </w:pPr>
+    </w:lvl>
+    <w:lvl w:ilvl="7" w:tentative="1">
+      <w:start w:val="1"/>
+      <w:numFmt w:val="decimal"/>
+      <w:lvlText w:val="%8."/>
+      <w:lvlJc w:val="left"/>
+      <w:pPr>
+        <w:tabs>
+          <w:tab w:val="num" w:pos="5760"/>
+        </w:tabs>
+        <w:ind w:left="5760" w:hanging="360"/>
+      </w:pPr>
+    </w:lvl>
+    <w:lvl w:ilvl="8" w:tentative="1">
+      <w:start w:val="1"/>
+      <w:numFmt w:val="decimal"/>
+      <w:lvlText w:val="%9."/>
+      <w:lvlJc w:val="left"/>
+      <w:pPr>
+        <w:tabs>
+          <w:tab w:val="num" w:pos="6480"/>
+        </w:tabs>
+        <w:ind w:left="6480" w:hanging="360"/>
+      </w:pPr>
+    </w:lvl>
+  </w:abstractNum>
+  <w:abstractNum w:abstractNumId="33" w15:restartNumberingAfterBreak="0">
     <w:nsid w:val="5220577F"/>
     <w:multiLevelType w:val="multilevel"/>
     <w:tmpl w:val="CA9E8B68"/>
@@ -5419,7 +6695,7 @@
       </w:pPr>
     </w:lvl>
   </w:abstractNum>
-  <w:abstractNum w:abstractNumId="25" w15:restartNumberingAfterBreak="0">
+  <w:abstractNum w:abstractNumId="34" w15:restartNumberingAfterBreak="0">
     <w:nsid w:val="52CB7C4D"/>
     <w:multiLevelType w:val="hybridMultilevel"/>
     <w:tmpl w:val="DF84748C"/>
@@ -5532,7 +6808,7 @@
       </w:rPr>
     </w:lvl>
   </w:abstractNum>
-  <w:abstractNum w:abstractNumId="26" w15:restartNumberingAfterBreak="0">
+  <w:abstractNum w:abstractNumId="35" w15:restartNumberingAfterBreak="0">
     <w:nsid w:val="589B74CA"/>
     <w:multiLevelType w:val="hybridMultilevel"/>
     <w:tmpl w:val="51081C6A"/>
@@ -5645,7 +6921,7 @@
       </w:rPr>
     </w:lvl>
   </w:abstractNum>
-  <w:abstractNum w:abstractNumId="27" w15:restartNumberingAfterBreak="0">
+  <w:abstractNum w:abstractNumId="36" w15:restartNumberingAfterBreak="0">
     <w:nsid w:val="5A2B6CB1"/>
     <w:multiLevelType w:val="multilevel"/>
     <w:tmpl w:val="1F9E6AEC"/>
@@ -5758,7 +7034,120 @@
       </w:pPr>
     </w:lvl>
   </w:abstractNum>
-  <w:abstractNum w:abstractNumId="28" w15:restartNumberingAfterBreak="0">
+  <w:abstractNum w:abstractNumId="37" w15:restartNumberingAfterBreak="0">
+    <w:nsid w:val="5D930932"/>
+    <w:multiLevelType w:val="multilevel"/>
+    <w:tmpl w:val="0026039C"/>
+    <w:lvl w:ilvl="0">
+      <w:start w:val="9"/>
+      <w:numFmt w:val="decimal"/>
+      <w:lvlText w:val="%1."/>
+      <w:lvlJc w:val="left"/>
+      <w:pPr>
+        <w:tabs>
+          <w:tab w:val="num" w:pos="720"/>
+        </w:tabs>
+        <w:ind w:left="720" w:hanging="360"/>
+      </w:pPr>
+    </w:lvl>
+    <w:lvl w:ilvl="1" w:tentative="1">
+      <w:start w:val="1"/>
+      <w:numFmt w:val="decimal"/>
+      <w:lvlText w:val="%2."/>
+      <w:lvlJc w:val="left"/>
+      <w:pPr>
+        <w:tabs>
+          <w:tab w:val="num" w:pos="1440"/>
+        </w:tabs>
+        <w:ind w:left="1440" w:hanging="360"/>
+      </w:pPr>
+    </w:lvl>
+    <w:lvl w:ilvl="2" w:tentative="1">
+      <w:start w:val="1"/>
+      <w:numFmt w:val="decimal"/>
+      <w:lvlText w:val="%3."/>
+      <w:lvlJc w:val="left"/>
+      <w:pPr>
+        <w:tabs>
+          <w:tab w:val="num" w:pos="2160"/>
+        </w:tabs>
+        <w:ind w:left="2160" w:hanging="360"/>
+      </w:pPr>
+    </w:lvl>
+    <w:lvl w:ilvl="3" w:tentative="1">
+      <w:start w:val="1"/>
+      <w:numFmt w:val="decimal"/>
+      <w:lvlText w:val="%4."/>
+      <w:lvlJc w:val="left"/>
+      <w:pPr>
+        <w:tabs>
+          <w:tab w:val="num" w:pos="2880"/>
+        </w:tabs>
+        <w:ind w:left="2880" w:hanging="360"/>
+      </w:pPr>
+    </w:lvl>
+    <w:lvl w:ilvl="4" w:tentative="1">
+      <w:start w:val="1"/>
+      <w:numFmt w:val="decimal"/>
+      <w:lvlText w:val="%5."/>
+      <w:lvlJc w:val="left"/>
+      <w:pPr>
+        <w:tabs>
+          <w:tab w:val="num" w:pos="3600"/>
+        </w:tabs>
+        <w:ind w:left="3600" w:hanging="360"/>
+      </w:pPr>
+    </w:lvl>
+    <w:lvl w:ilvl="5" w:tentative="1">
+      <w:start w:val="1"/>
+      <w:numFmt w:val="decimal"/>
+      <w:lvlText w:val="%6."/>
+      <w:lvlJc w:val="left"/>
+      <w:pPr>
+        <w:tabs>
+          <w:tab w:val="num" w:pos="4320"/>
+        </w:tabs>
+        <w:ind w:left="4320" w:hanging="360"/>
+      </w:pPr>
+    </w:lvl>
+    <w:lvl w:ilvl="6" w:tentative="1">
+      <w:start w:val="1"/>
+      <w:numFmt w:val="decimal"/>
+      <w:lvlText w:val="%7."/>
+      <w:lvlJc w:val="left"/>
+      <w:pPr>
+        <w:tabs>
+          <w:tab w:val="num" w:pos="5040"/>
+        </w:tabs>
+        <w:ind w:left="5040" w:hanging="360"/>
+      </w:pPr>
+    </w:lvl>
+    <w:lvl w:ilvl="7" w:tentative="1">
+      <w:start w:val="1"/>
+      <w:numFmt w:val="decimal"/>
+      <w:lvlText w:val="%8."/>
+      <w:lvlJc w:val="left"/>
+      <w:pPr>
+        <w:tabs>
+          <w:tab w:val="num" w:pos="5760"/>
+        </w:tabs>
+        <w:ind w:left="5760" w:hanging="360"/>
+      </w:pPr>
+    </w:lvl>
+    <w:lvl w:ilvl="8" w:tentative="1">
+      <w:start w:val="1"/>
+      <w:numFmt w:val="decimal"/>
+      <w:lvlText w:val="%9."/>
+      <w:lvlJc w:val="left"/>
+      <w:pPr>
+        <w:tabs>
+          <w:tab w:val="num" w:pos="6480"/>
+        </w:tabs>
+        <w:ind w:left="6480" w:hanging="360"/>
+      </w:pPr>
+    </w:lvl>
+  </w:abstractNum>
+  <w:abstractNum w:abstractNumId="38" w15:restartNumberingAfterBreak="0">
     <w:nsid w:val="658270F6"/>
     <w:multiLevelType w:val="multilevel"/>
     <w:tmpl w:val="C19C387C"/>
@@ -5871,7 +7260,120 @@
       </w:pPr>
     </w:lvl>
   </w:abstractNum>
-  <w:abstractNum w:abstractNumId="29" w15:restartNumberingAfterBreak="0">
+  <w:abstractNum w:abstractNumId="39" w15:restartNumberingAfterBreak="0">
+    <w:nsid w:val="69F704C0"/>
+    <w:multiLevelType w:val="multilevel"/>
+    <w:tmpl w:val="D214BE84"/>
+    <w:lvl w:ilvl="0">
+      <w:start w:val="10"/>
+      <w:numFmt w:val="decimal"/>
+      <w:lvlText w:val="%1."/>
+      <w:lvlJc w:val="left"/>
+      <w:pPr>
+        <w:tabs>
+          <w:tab w:val="num" w:pos="720"/>
+        </w:tabs>
+        <w:ind w:left="720" w:hanging="360"/>
+      </w:pPr>
+    </w:lvl>
+    <w:lvl w:ilvl="1" w:tentative="1">
+      <w:start w:val="1"/>
+      <w:numFmt w:val="decimal"/>
+      <w:lvlText w:val="%2."/>
+      <w:lvlJc w:val="left"/>
+      <w:pPr>
+        <w:tabs>
+          <w:tab w:val="num" w:pos="1440"/>
+        </w:tabs>
+        <w:ind w:left="1440" w:hanging="360"/>
+      </w:pPr>
+    </w:lvl>
+    <w:lvl w:ilvl="2" w:tentative="1">
+      <w:start w:val="1"/>
+      <w:numFmt w:val="decimal"/>
+      <w:lvlText w:val="%3."/>
+      <w:lvlJc w:val="left"/>
+      <w:pPr>
+        <w:tabs>
+          <w:tab w:val="num" w:pos="2160"/>
+        </w:tabs>
+        <w:ind w:left="2160" w:hanging="360"/>
+      </w:pPr>
+    </w:lvl>
+    <w:lvl w:ilvl="3" w:tentative="1">
+      <w:start w:val="1"/>
+      <w:numFmt w:val="decimal"/>
+      <w:lvlText w:val="%4."/>
+      <w:lvlJc w:val="left"/>
+      <w:pPr>
+        <w:tabs>
+          <w:tab w:val="num" w:pos="2880"/>
+        </w:tabs>
+        <w:ind w:left="2880" w:hanging="360"/>
+      </w:pPr>
+    </w:lvl>
+    <w:lvl w:ilvl="4" w:tentative="1">
+      <w:start w:val="1"/>
+      <w:numFmt w:val="decimal"/>
+      <w:lvlText w:val="%5."/>
+      <w:lvlJc w:val="left"/>
+      <w:pPr>
+        <w:tabs>
+          <w:tab w:val="num" w:pos="3600"/>
+        </w:tabs>
+        <w:ind w:left="3600" w:hanging="360"/>
+      </w:pPr>
+    </w:lvl>
+    <w:lvl w:ilvl="5" w:tentative="1">
+      <w:start w:val="1"/>
+      <w:numFmt w:val="decimal"/>
+      <w:lvlText w:val="%6."/>
+      <w:lvlJc w:val="left"/>
+      <w:pPr>
+        <w:tabs>
+          <w:tab w:val="num" w:pos="4320"/>
+        </w:tabs>
+        <w:ind w:left="4320" w:hanging="360"/>
+      </w:pPr>
+    </w:lvl>
+    <w:lvl w:ilvl="6" w:tentative="1">
+      <w:start w:val="1"/>
+      <w:numFmt w:val="decimal"/>
+      <w:lvlText w:val="%7."/>
+      <w:lvlJc w:val="left"/>
+      <w:pPr>
+        <w:tabs>
+          <w:tab w:val="num" w:pos="5040"/>
+        </w:tabs>
+        <w:ind w:left="5040" w:hanging="360"/>
+      </w:pPr>
+    </w:lvl>
+    <w:lvl w:ilvl="7" w:tentative="1">
+      <w:start w:val="1"/>
+      <w:numFmt w:val="decimal"/>
+      <w:lvlText w:val="%8."/>
+      <w:lvlJc w:val="left"/>
+      <w:pPr>
+        <w:tabs>
+          <w:tab w:val="num" w:pos="5760"/>
+        </w:tabs>
+        <w:ind w:left="5760" w:hanging="360"/>
+      </w:pPr>
+    </w:lvl>
+    <w:lvl w:ilvl="8" w:tentative="1">
+      <w:start w:val="1"/>
+      <w:numFmt w:val="decimal"/>
+      <w:lvlText w:val="%9."/>
+      <w:lvlJc w:val="left"/>
+      <w:pPr>
+        <w:tabs>
+          <w:tab w:val="num" w:pos="6480"/>
+        </w:tabs>
+        <w:ind w:left="6480" w:hanging="360"/>
+      </w:pPr>
+    </w:lvl>
+  </w:abstractNum>
+  <w:abstractNum w:abstractNumId="40" w15:restartNumberingAfterBreak="0">
     <w:nsid w:val="6E0B78D1"/>
     <w:multiLevelType w:val="hybridMultilevel"/>
     <w:tmpl w:val="7F30BBD8"/>
@@ -5957,7 +7459,7 @@
       </w:pPr>
     </w:lvl>
   </w:abstractNum>
-  <w:abstractNum w:abstractNumId="30" w15:restartNumberingAfterBreak="0">
+  <w:abstractNum w:abstractNumId="41" w15:restartNumberingAfterBreak="0">
     <w:nsid w:val="6E3D6795"/>
     <w:multiLevelType w:val="multilevel"/>
     <w:tmpl w:val="393075F2"/>
@@ -6070,7 +7572,7 @@
       </w:pPr>
     </w:lvl>
   </w:abstractNum>
-  <w:abstractNum w:abstractNumId="31" w15:restartNumberingAfterBreak="0">
+  <w:abstractNum w:abstractNumId="42" w15:restartNumberingAfterBreak="0">
     <w:nsid w:val="6F5F6265"/>
     <w:multiLevelType w:val="hybridMultilevel"/>
     <w:tmpl w:val="17F21728"/>
@@ -6183,7 +7685,7 @@
       </w:rPr>
     </w:lvl>
   </w:abstractNum>
-  <w:abstractNum w:abstractNumId="32" w15:restartNumberingAfterBreak="0">
+  <w:abstractNum w:abstractNumId="43" w15:restartNumberingAfterBreak="0">
     <w:nsid w:val="7C022B6D"/>
     <w:multiLevelType w:val="hybridMultilevel"/>
     <w:tmpl w:val="785CC40A"/>
@@ -6296,7 +7798,7 @@
       </w:rPr>
     </w:lvl>
   </w:abstractNum>
-  <w:abstractNum w:abstractNumId="33" w15:restartNumberingAfterBreak="0">
+  <w:abstractNum w:abstractNumId="44" w15:restartNumberingAfterBreak="0">
     <w:nsid w:val="7E2F3444"/>
     <w:multiLevelType w:val="hybridMultilevel"/>
     <w:tmpl w:val="A0EE3706"/>
@@ -6409,7 +7911,7 @@
       </w:rPr>
     </w:lvl>
   </w:abstractNum>
-  <w:abstractNum w:abstractNumId="34" w15:restartNumberingAfterBreak="0">
+  <w:abstractNum w:abstractNumId="45" w15:restartNumberingAfterBreak="0">
     <w:nsid w:val="7F437B8B"/>
     <w:multiLevelType w:val="hybridMultilevel"/>
     <w:tmpl w:val="B8F63090"/>
@@ -6523,109 +8025,142 @@
     </w:lvl>
   </w:abstractNum>
   <w:num w:numId="1" w16cid:durableId="2105681578">
-    <w:abstractNumId w:val="23"/>
+    <w:abstractNumId w:val="30"/>
   </w:num>
   <w:num w:numId="2" w16cid:durableId="1872498734">
-    <w:abstractNumId w:val="21"/>
+    <w:abstractNumId w:val="28"/>
   </w:num>
   <w:num w:numId="3" w16cid:durableId="600572952">
+    <w:abstractNumId w:val="18"/>
+  </w:num>
+  <w:num w:numId="4" w16cid:durableId="870218072">
+    <w:abstractNumId w:val="40"/>
+  </w:num>
+  <w:num w:numId="5" w16cid:durableId="692997599">
+    <w:abstractNumId w:val="9"/>
+  </w:num>
+  <w:num w:numId="6" w16cid:durableId="83111591">
     <w:abstractNumId w:val="15"/>
   </w:num>
-  <w:num w:numId="4" w16cid:durableId="870218072">
-    <w:abstractNumId w:val="29"/>
-  </w:num>
-  <w:num w:numId="5" w16cid:durableId="692997599">
-    <w:abstractNumId w:val="7"/>
-  </w:num>
-  <w:num w:numId="6" w16cid:durableId="83111591">
-    <w:abstractNumId w:val="12"/>
-  </w:num>
   <w:num w:numId="7" w16cid:durableId="54012290">
-    <w:abstractNumId w:val="9"/>
+    <w:abstractNumId w:val="11"/>
   </w:num>
   <w:num w:numId="8" w16cid:durableId="1117018433">
+    <w:abstractNumId w:val="45"/>
+  </w:num>
+  <w:num w:numId="9" w16cid:durableId="187258713">
+    <w:abstractNumId w:val="17"/>
+  </w:num>
+  <w:num w:numId="10" w16cid:durableId="1508792694">
     <w:abstractNumId w:val="34"/>
   </w:num>
-  <w:num w:numId="9" w16cid:durableId="187258713">
-    <w:abstractNumId w:val="14"/>
-  </w:num>
-  <w:num w:numId="10" w16cid:durableId="1508792694">
-    <w:abstractNumId w:val="25"/>
-  </w:num>
   <w:num w:numId="11" w16cid:durableId="61415243">
-    <w:abstractNumId w:val="20"/>
+    <w:abstractNumId w:val="27"/>
   </w:num>
   <w:num w:numId="12" w16cid:durableId="1401252781">
     <w:abstractNumId w:val="3"/>
   </w:num>
   <w:num w:numId="13" w16cid:durableId="2140369667">
-    <w:abstractNumId w:val="33"/>
+    <w:abstractNumId w:val="44"/>
   </w:num>
   <w:num w:numId="14" w16cid:durableId="291986614">
-    <w:abstractNumId w:val="10"/>
+    <w:abstractNumId w:val="12"/>
   </w:num>
   <w:num w:numId="15" w16cid:durableId="29382216">
     <w:abstractNumId w:val="2"/>
   </w:num>
   <w:num w:numId="16" w16cid:durableId="242954274">
-    <w:abstractNumId w:val="31"/>
+    <w:abstractNumId w:val="42"/>
   </w:num>
   <w:num w:numId="17" w16cid:durableId="743647701">
-    <w:abstractNumId w:val="5"/>
+    <w:abstractNumId w:val="6"/>
   </w:num>
   <w:num w:numId="18" w16cid:durableId="557864828">
-    <w:abstractNumId w:val="26"/>
+    <w:abstractNumId w:val="35"/>
   </w:num>
   <w:num w:numId="19" w16cid:durableId="898055640">
     <w:abstractNumId w:val="1"/>
   </w:num>
   <w:num w:numId="20" w16cid:durableId="589318469">
-    <w:abstractNumId w:val="11"/>
+    <w:abstractNumId w:val="13"/>
   </w:num>
   <w:num w:numId="21" w16cid:durableId="883903221">
     <w:abstractNumId w:val="0"/>
   </w:num>
   <w:num w:numId="22" w16cid:durableId="1658798985">
-    <w:abstractNumId w:val="32"/>
+    <w:abstractNumId w:val="43"/>
   </w:num>
   <w:num w:numId="23" w16cid:durableId="1438715161">
+    <w:abstractNumId w:val="10"/>
+  </w:num>
+  <w:num w:numId="24" w16cid:durableId="1797596750">
+    <w:abstractNumId w:val="29"/>
+  </w:num>
+  <w:num w:numId="25" w16cid:durableId="132867873">
+    <w:abstractNumId w:val="24"/>
+  </w:num>
+  <w:num w:numId="26" w16cid:durableId="1985506914">
+    <w:abstractNumId w:val="23"/>
+  </w:num>
+  <w:num w:numId="27" w16cid:durableId="588317920">
+    <w:abstractNumId w:val="41"/>
+  </w:num>
+  <w:num w:numId="28" w16cid:durableId="1896550497">
+    <w:abstractNumId w:val="26"/>
+  </w:num>
+  <w:num w:numId="29" w16cid:durableId="263877867">
     <w:abstractNumId w:val="8"/>
   </w:num>
-  <w:num w:numId="24" w16cid:durableId="1797596750">
-    <w:abstractNumId w:val="22"/>
-  </w:num>
-  <w:num w:numId="25" w16cid:durableId="132867873">
-    <w:abstractNumId w:val="18"/>
-  </w:num>
-  <w:num w:numId="26" w16cid:durableId="1985506914">
-    <w:abstractNumId w:val="17"/>
-  </w:num>
-  <w:num w:numId="27" w16cid:durableId="588317920">
-    <w:abstractNumId w:val="30"/>
-  </w:num>
-  <w:num w:numId="28" w16cid:durableId="1896550497">
+  <w:num w:numId="30" w16cid:durableId="1724597281">
     <w:abstractNumId w:val="19"/>
   </w:num>
-  <w:num w:numId="29" w16cid:durableId="263877867">
-    <w:abstractNumId w:val="6"/>
-  </w:num>
-  <w:num w:numId="30" w16cid:durableId="1724597281">
-    <w:abstractNumId w:val="16"/>
-  </w:num>
   <w:num w:numId="31" w16cid:durableId="462164541">
-    <w:abstractNumId w:val="28"/>
+    <w:abstractNumId w:val="38"/>
   </w:num>
   <w:num w:numId="32" w16cid:durableId="1157259820">
-    <w:abstractNumId w:val="24"/>
+    <w:abstractNumId w:val="33"/>
   </w:num>
   <w:num w:numId="33" w16cid:durableId="2130079289">
     <w:abstractNumId w:val="4"/>
   </w:num>
   <w:num w:numId="34" w16cid:durableId="516383921">
-    <w:abstractNumId w:val="27"/>
+    <w:abstractNumId w:val="36"/>
   </w:num>
   <w:num w:numId="35" w16cid:durableId="781145953">
-    <w:abstractNumId w:val="13"/>
+    <w:abstractNumId w:val="16"/>
+  </w:num>
+  <w:num w:numId="36" w16cid:durableId="2066491465">
+    <w:abstractNumId w:val="7"/>
+  </w:num>
+  <w:num w:numId="37" w16cid:durableId="1971552201">
+    <w:abstractNumId w:val="21"/>
+  </w:num>
+  <w:num w:numId="38" w16cid:durableId="1507094783">
+    <w:abstractNumId w:val="5"/>
+  </w:num>
+  <w:num w:numId="39" w16cid:durableId="1625886594">
+    <w:abstractNumId w:val="20"/>
+  </w:num>
+  <w:num w:numId="40" w16cid:durableId="1867863951">
+    <w:abstractNumId w:val="14"/>
+  </w:num>
+  <w:num w:numId="41" w16cid:durableId="1672179631">
+    <w:abstractNumId w:val="32"/>
+  </w:num>
+  <w:num w:numId="42" w16cid:durableId="1075127135">
+    <w:abstractNumId w:val="31"/>
+  </w:num>
+  <w:num w:numId="43" w16cid:durableId="121769282">
+    <w:abstractNumId w:val="22"/>
+  </w:num>
+  <w:num w:numId="44" w16cid:durableId="1899902855">
+    <w:abstractNumId w:val="37"/>
+  </w:num>
+  <w:num w:numId="45" w16cid:durableId="555626160">
+    <w:abstractNumId w:val="39"/>
+  </w:num>
+  <w:num w:numId="46" w16cid:durableId="1260405932">
+    <w:abstractNumId w:val="25"/>
   </w:num>
 </w:numbering>
 </file>
